--- a/Doc/Catalog.docx
+++ b/Doc/Catalog.docx
@@ -129,6 +129,22 @@
         </w:rPr>
         <w:t>Junior Basketball</w:t>
       </w:r>
+      <w:r>
+        <w:rPr>
+          <w:b/>
+          <w:bCs/>
+        </w:rPr>
+        <w:t xml:space="preserve"> </w:t>
+      </w:r>
+      <w:r>
+        <w:t>(id=1</w:t>
+      </w:r>
+      <w:r>
+        <w:t>1</w:t>
+      </w:r>
+      <w:r>
+        <w:t>)</w:t>
+      </w:r>
     </w:p>
     <w:p>
       <w:r>
@@ -239,6 +255,22 @@
           <w:bCs/>
         </w:rPr>
         <w:t>Girls’ Soccer Training</w:t>
+      </w:r>
+      <w:r>
+        <w:rPr>
+          <w:b/>
+          <w:bCs/>
+        </w:rPr>
+        <w:t xml:space="preserve"> </w:t>
+      </w:r>
+      <w:r>
+        <w:t>(id=1</w:t>
+      </w:r>
+      <w:r>
+        <w:t>2</w:t>
+      </w:r>
+      <w:r>
+        <w:t>)</w:t>
       </w:r>
     </w:p>
     <w:p>
@@ -497,6 +529,22 @@
         </w:rPr>
         <w:t>Junior Volleyball</w:t>
       </w:r>
+      <w:r>
+        <w:rPr>
+          <w:b/>
+          <w:bCs/>
+        </w:rPr>
+        <w:t xml:space="preserve"> </w:t>
+      </w:r>
+      <w:r>
+        <w:t>(id=1</w:t>
+      </w:r>
+      <w:r>
+        <w:t>3</w:t>
+      </w:r>
+      <w:r>
+        <w:t>)</w:t>
+      </w:r>
     </w:p>
     <w:p>
       <w:r>
@@ -629,6 +677,22 @@
           <w:bCs/>
         </w:rPr>
         <w:t>Piano Foundations</w:t>
+      </w:r>
+      <w:r>
+        <w:rPr>
+          <w:b/>
+          <w:bCs/>
+        </w:rPr>
+        <w:t xml:space="preserve"> </w:t>
+      </w:r>
+      <w:r>
+        <w:t>(id=</w:t>
+      </w:r>
+      <w:r>
+        <w:t>2</w:t>
+      </w:r>
+      <w:r>
+        <w:t>1)</w:t>
       </w:r>
     </w:p>
     <w:p>
@@ -904,6 +968,22 @@
         </w:rPr>
         <w:t>Creative Painting Studio</w:t>
       </w:r>
+      <w:r>
+        <w:rPr>
+          <w:b/>
+          <w:bCs/>
+        </w:rPr>
+        <w:t xml:space="preserve"> </w:t>
+      </w:r>
+      <w:r>
+        <w:t>(id=</w:t>
+      </w:r>
+      <w:r>
+        <w:t>3</w:t>
+      </w:r>
+      <w:r>
+        <w:t>1)</w:t>
+      </w:r>
     </w:p>
     <w:p>
       <w:r>
@@ -1091,6 +1171,22 @@
         </w:rPr>
         <w:t>Drama &amp; Theater Workshop</w:t>
       </w:r>
+      <w:r>
+        <w:rPr>
+          <w:b/>
+          <w:bCs/>
+        </w:rPr>
+        <w:t xml:space="preserve"> </w:t>
+      </w:r>
+      <w:r>
+        <w:t>(id=</w:t>
+      </w:r>
+      <w:r>
+        <w:t>32</w:t>
+      </w:r>
+      <w:r>
+        <w:t>)</w:t>
+      </w:r>
     </w:p>
     <w:p>
       <w:r>
@@ -1190,6 +1286,14 @@
       <w:r>
         <w:t xml:space="preserve"> Costume materials ($20)</w:t>
       </w:r>
+    </w:p>
+    <w:p>
+      <w:pPr>
+        <w:rPr>
+          <w:b/>
+          <w:bCs/>
+        </w:rPr>
+      </w:pPr>
     </w:p>
     <w:p>
       <w:pPr>
@@ -1282,6 +1386,22 @@
         </w:rPr>
         <w:t>Digital Photography Basics</w:t>
       </w:r>
+      <w:r>
+        <w:rPr>
+          <w:b/>
+          <w:bCs/>
+        </w:rPr>
+        <w:t xml:space="preserve"> </w:t>
+      </w:r>
+      <w:r>
+        <w:t>(id=</w:t>
+      </w:r>
+      <w:r>
+        <w:t>33</w:t>
+      </w:r>
+      <w:r>
+        <w:t>)</w:t>
+      </w:r>
     </w:p>
     <w:p>
       <w:r>
@@ -1302,21 +1422,33 @@
         <w:t>Category:</w:t>
       </w:r>
       <w:r>
-        <w:t xml:space="preserve"> Arts </w:t>
-      </w:r>
-      <w:r>
-        <w:rPr>
-          <w:b/>
-          <w:bCs/>
-        </w:rPr>
         <w:t xml:space="preserve"> </w:t>
       </w:r>
-      <w:r>
-        <w:rPr>
-          <w:b/>
-          <w:bCs/>
-        </w:rPr>
-        <w:t>Description:</w:t>
+      <w:proofErr w:type="gramStart"/>
+      <w:r>
+        <w:t xml:space="preserve">Arts </w:t>
+      </w:r>
+      <w:r>
+        <w:rPr>
+          <w:b/>
+          <w:bCs/>
+        </w:rPr>
+        <w:t xml:space="preserve"> </w:t>
+      </w:r>
+      <w:r>
+        <w:rPr>
+          <w:b/>
+          <w:bCs/>
+        </w:rPr>
+        <w:t>Description</w:t>
+      </w:r>
+      <w:proofErr w:type="gramEnd"/>
+      <w:r>
+        <w:rPr>
+          <w:b/>
+          <w:bCs/>
+        </w:rPr>
+        <w:t>:</w:t>
       </w:r>
       <w:r>
         <w:t xml:space="preserve"> Students learn composition, lighting, and camera settings while exploring creative storytelling through photography. Each session includes hands</w:t>
@@ -1420,6 +1552,22 @@
         </w:rPr>
         <w:noBreakHyphen/>
         <w:t>Hop Dance Basics</w:t>
+      </w:r>
+      <w:r>
+        <w:rPr>
+          <w:b/>
+          <w:bCs/>
+        </w:rPr>
+        <w:t xml:space="preserve"> </w:t>
+      </w:r>
+      <w:r>
+        <w:t>(id=</w:t>
+      </w:r>
+      <w:r>
+        <w:t>34</w:t>
+      </w:r>
+      <w:r>
+        <w:t>)</w:t>
       </w:r>
     </w:p>
     <w:p>
@@ -1786,7 +1934,15 @@
         <w:t>September 14</w:t>
       </w:r>
       <w:r>
-        <w:t xml:space="preserve">, meeting every </w:t>
+        <w:t xml:space="preserve">, </w:t>
+      </w:r>
+      <w:proofErr w:type="gramStart"/>
+      <w:r>
+        <w:t>meeting</w:t>
+      </w:r>
+      <w:proofErr w:type="gramEnd"/>
+      <w:r>
+        <w:t xml:space="preserve"> every </w:t>
       </w:r>
       <w:r>
         <w:rPr>
@@ -2335,13 +2491,7 @@
         <w:t>Category:</w:t>
       </w:r>
       <w:r>
-        <w:t xml:space="preserve"> </w:t>
-      </w:r>
-      <w:r>
-        <w:t>Sports</w:t>
-      </w:r>
-      <w:r>
-        <w:t xml:space="preserve"> </w:t>
+        <w:t xml:space="preserve"> Academic Enrichment </w:t>
       </w:r>
     </w:p>
     <w:p>
@@ -2552,16 +2702,19 @@
         <w:t>Description:</w:t>
       </w:r>
       <w:r>
-        <w:t xml:space="preserve"> Creative Writing Circle helps students develop their voice through poetry, short stories, and narrative exercises. They learn structure, imagery, and revision techniques while exploring their imagination.</w:t>
-      </w:r>
-    </w:p>
-    <w:p>
-      <w:r>
-        <w:rPr>
-          <w:b/>
-          <w:bCs/>
-        </w:rPr>
+        <w:t xml:space="preserve"> Creative Writing Circle helps students develop their voice through poetry, short stories, and narrative </w:t>
+      </w:r>
+      <w:r>
         <w:lastRenderedPageBreak/>
+        <w:t>exercises. They learn structure, imagery, and revision techniques while exploring their imagination.</w:t>
+      </w:r>
+    </w:p>
+    <w:p>
+      <w:r>
+        <w:rPr>
+          <w:b/>
+          <w:bCs/>
+        </w:rPr>
         <w:t>Schedule:</w:t>
       </w:r>
       <w:r>
@@ -3011,6 +3164,7 @@
           <w:b/>
           <w:bCs/>
         </w:rPr>
+        <w:lastRenderedPageBreak/>
         <w:t>Cost:</w:t>
       </w:r>
       <w:r>
@@ -3046,7 +3200,6 @@
         <w:rPr>
           <w:noProof/>
         </w:rPr>
-        <w:lastRenderedPageBreak/>
         <w:drawing>
           <wp:anchor distT="0" distB="0" distL="114300" distR="114300" simplePos="0" relativeHeight="251673600" behindDoc="1" locked="0" layoutInCell="1" allowOverlap="1" wp14:anchorId="53DD0DF5" wp14:editId="70B15975">
             <wp:simplePos x="0" y="0"/>
@@ -3459,6 +3612,7 @@
           <w:b/>
           <w:bCs/>
         </w:rPr>
+        <w:lastRenderedPageBreak/>
         <w:t>Gardening &amp; Urban Farming</w:t>
       </w:r>
     </w:p>
@@ -3469,7 +3623,6 @@
           <w:bCs/>
           <w:noProof/>
         </w:rPr>
-        <w:lastRenderedPageBreak/>
         <w:drawing>
           <wp:anchor distT="0" distB="0" distL="114300" distR="114300" simplePos="0" relativeHeight="251675648" behindDoc="1" locked="0" layoutInCell="1" allowOverlap="1" wp14:anchorId="22607D56" wp14:editId="10AA14C6">
             <wp:simplePos x="0" y="0"/>
@@ -3553,7 +3706,11 @@
         <w:t>Category:</w:t>
       </w:r>
       <w:r>
-        <w:t xml:space="preserve"> Life Skills </w:t>
+        <w:t xml:space="preserve"> Life </w:t>
+      </w:r>
+      <w:proofErr w:type="gramStart"/>
+      <w:r>
+        <w:t xml:space="preserve">Skills </w:t>
       </w:r>
       <w:r>
         <w:rPr>
@@ -3567,7 +3724,15 @@
           <w:b/>
           <w:bCs/>
         </w:rPr>
-        <w:t>Description:</w:t>
+        <w:t>Description</w:t>
+      </w:r>
+      <w:proofErr w:type="gramEnd"/>
+      <w:r>
+        <w:rPr>
+          <w:b/>
+          <w:bCs/>
+        </w:rPr>
+        <w:t>:</w:t>
       </w:r>
       <w:r>
         <w:t xml:space="preserve"> Students learn how to plant, care for, and harvest vegetables and herbs while exploring sustainability and ecology. The activity promotes responsibility and environmental awareness.</w:t>
@@ -3884,6 +4049,7 @@
           <w:b/>
           <w:bCs/>
         </w:rPr>
+        <w:lastRenderedPageBreak/>
         <w:t>WELLNESS</w:t>
       </w:r>
     </w:p>
@@ -3899,7 +4065,6 @@
           <w:b/>
           <w:bCs/>
         </w:rPr>
-        <w:lastRenderedPageBreak/>
         <w:t>Yoga &amp; Mindfulness</w:t>
       </w:r>
     </w:p>

--- a/Doc/Catalog.docx
+++ b/Doc/Catalog.docx
@@ -39,89 +39,21 @@
         </w:rPr>
         <w:t>SPORTS</w:t>
       </w:r>
-    </w:p>
-    <w:p>
-      <w:pPr>
-        <w:rPr>
-          <w:b/>
-          <w:bCs/>
-        </w:rPr>
-      </w:pPr>
-      <w:r>
-        <w:rPr>
-          <w:noProof/>
-        </w:rPr>
-        <w:drawing>
-          <wp:anchor distT="0" distB="0" distL="114300" distR="114300" simplePos="0" relativeHeight="251658240" behindDoc="1" locked="0" layoutInCell="1" allowOverlap="1" wp14:anchorId="5D0079C5" wp14:editId="3203AD3C">
-            <wp:simplePos x="0" y="0"/>
-            <wp:positionH relativeFrom="column">
-              <wp:posOffset>4201795</wp:posOffset>
-            </wp:positionH>
-            <wp:positionV relativeFrom="paragraph">
-              <wp:posOffset>116840</wp:posOffset>
-            </wp:positionV>
-            <wp:extent cx="1828800" cy="1362456"/>
-            <wp:effectExtent l="0" t="0" r="0" b="9525"/>
-            <wp:wrapTight wrapText="bothSides">
-              <wp:wrapPolygon edited="0">
-                <wp:start x="0" y="0"/>
-                <wp:lineTo x="0" y="21449"/>
-                <wp:lineTo x="21375" y="21449"/>
-                <wp:lineTo x="21375" y="0"/>
-                <wp:lineTo x="0" y="0"/>
-              </wp:wrapPolygon>
-            </wp:wrapTight>
-            <wp:docPr id="1975235014" name="Picture 1" descr="Basketball scoring a basket as it goes through the hoop Basketball scoring a basket as it goes through the hoop and making a swish in the net. Good basketball concept photo basketball stock pictures, royalty-free photos &amp; images"/>
-            <wp:cNvGraphicFramePr>
-              <a:graphicFrameLocks xmlns:a="http://schemas.openxmlformats.org/drawingml/2006/main" noChangeAspect="1"/>
-            </wp:cNvGraphicFramePr>
-            <a:graphic xmlns:a="http://schemas.openxmlformats.org/drawingml/2006/main">
-              <a:graphicData uri="http://schemas.openxmlformats.org/drawingml/2006/picture">
-                <pic:pic xmlns:pic="http://schemas.openxmlformats.org/drawingml/2006/picture">
-                  <pic:nvPicPr>
-                    <pic:cNvPr id="0" name="Picture 1" descr="Basketball scoring a basket as it goes through the hoop Basketball scoring a basket as it goes through the hoop and making a swish in the net. Good basketball concept photo basketball stock pictures, royalty-free photos &amp; images"/>
-                    <pic:cNvPicPr>
-                      <a:picLocks noChangeAspect="1" noChangeArrowheads="1"/>
-                    </pic:cNvPicPr>
-                  </pic:nvPicPr>
-                  <pic:blipFill>
-                    <a:blip r:embed="rId4" cstate="print">
-                      <a:extLst>
-                        <a:ext uri="{28A0092B-C50C-407E-A947-70E740481C1C}">
-                          <a14:useLocalDpi xmlns:a14="http://schemas.microsoft.com/office/drawing/2010/main" val="0"/>
-                        </a:ext>
-                      </a:extLst>
-                    </a:blip>
-                    <a:srcRect/>
-                    <a:stretch>
-                      <a:fillRect/>
-                    </a:stretch>
-                  </pic:blipFill>
-                  <pic:spPr bwMode="auto">
-                    <a:xfrm>
-                      <a:off x="0" y="0"/>
-                      <a:ext cx="1828800" cy="1362456"/>
-                    </a:xfrm>
-                    <a:prstGeom prst="rect">
-                      <a:avLst/>
-                    </a:prstGeom>
-                    <a:noFill/>
-                    <a:ln>
-                      <a:noFill/>
-                    </a:ln>
-                  </pic:spPr>
-                </pic:pic>
-              </a:graphicData>
-            </a:graphic>
-            <wp14:sizeRelH relativeFrom="margin">
-              <wp14:pctWidth>0</wp14:pctWidth>
-            </wp14:sizeRelH>
-            <wp14:sizeRelV relativeFrom="margin">
-              <wp14:pctHeight>0</wp14:pctHeight>
-            </wp14:sizeRelV>
-          </wp:anchor>
-        </w:drawing>
-      </w:r>
+      <w:r>
+        <w:rPr>
+          <w:b/>
+          <w:bCs/>
+        </w:rPr>
+        <w:t xml:space="preserve"> </w:t>
+      </w:r>
+    </w:p>
+    <w:p>
+      <w:pPr>
+        <w:rPr>
+          <w:b/>
+          <w:bCs/>
+        </w:rPr>
+      </w:pPr>
       <w:r>
         <w:rPr>
           <w:b/>
@@ -243,12 +175,6 @@
     </w:p>
     <w:p/>
     <w:p>
-      <w:pPr>
-        <w:rPr>
-          <w:b/>
-          <w:bCs/>
-        </w:rPr>
-      </w:pPr>
       <w:r>
         <w:rPr>
           <w:b/>
@@ -272,83 +198,34 @@
       <w:r>
         <w:t>)</w:t>
       </w:r>
-    </w:p>
-    <w:p>
-      <w:r>
-        <w:rPr>
-          <w:noProof/>
+      <w:r>
+        <w:t xml:space="preserve"> </w:t>
+      </w:r>
+    </w:p>
+    <w:p>
+      <w:pPr>
+        <w:rPr>
+          <w:b/>
+          <w:bCs/>
+        </w:rPr>
+      </w:pPr>
+      <w:r>
+        <w:t xml:space="preserve">imageUrl: </w:t>
+      </w:r>
+      <w:r>
+        <w:t>http://localhost:5173/public/pictures/</w:t>
+      </w:r>
+      <w:r>
+        <w:t>soccer.png</w:t>
+      </w:r>
+    </w:p>
+    <w:p>
+      <w:r>
+        <w:rPr>
+          <w:b/>
+          <w:bCs/>
         </w:rPr>
         <w:lastRenderedPageBreak/>
-        <w:drawing>
-          <wp:anchor distT="0" distB="0" distL="114300" distR="114300" simplePos="0" relativeHeight="251659264" behindDoc="1" locked="0" layoutInCell="1" allowOverlap="1" wp14:anchorId="02A97D2D" wp14:editId="6455289B">
-            <wp:simplePos x="0" y="0"/>
-            <wp:positionH relativeFrom="column">
-              <wp:posOffset>4206240</wp:posOffset>
-            </wp:positionH>
-            <wp:positionV relativeFrom="paragraph">
-              <wp:posOffset>68580</wp:posOffset>
-            </wp:positionV>
-            <wp:extent cx="1828800" cy="1023620"/>
-            <wp:effectExtent l="0" t="0" r="0" b="5080"/>
-            <wp:wrapTight wrapText="bothSides">
-              <wp:wrapPolygon edited="0">
-                <wp:start x="0" y="0"/>
-                <wp:lineTo x="0" y="21305"/>
-                <wp:lineTo x="21375" y="21305"/>
-                <wp:lineTo x="21375" y="0"/>
-                <wp:lineTo x="0" y="0"/>
-              </wp:wrapPolygon>
-            </wp:wrapTight>
-            <wp:docPr id="2057479796" name="Picture 2" descr="Soccer ball flew into the goal. Soccer ball bends the net, against the background of flashes of light. Soccer ball in goal net on blue background. A moment of delight. 3D illustration Soccer ball flew into the goal. Soccer ball bends the net, against the background of flashes of light. Soccer ball in goal net on blue background. A moment of delight, 3D illustration soccer stock pictures, royalty-free photos &amp; images"/>
-            <wp:cNvGraphicFramePr>
-              <a:graphicFrameLocks xmlns:a="http://schemas.openxmlformats.org/drawingml/2006/main" noChangeAspect="1"/>
-            </wp:cNvGraphicFramePr>
-            <a:graphic xmlns:a="http://schemas.openxmlformats.org/drawingml/2006/main">
-              <a:graphicData uri="http://schemas.openxmlformats.org/drawingml/2006/picture">
-                <pic:pic xmlns:pic="http://schemas.openxmlformats.org/drawingml/2006/picture">
-                  <pic:nvPicPr>
-                    <pic:cNvPr id="0" name="Picture 3" descr="Soccer ball flew into the goal. Soccer ball bends the net, against the background of flashes of light. Soccer ball in goal net on blue background. A moment of delight. 3D illustration Soccer ball flew into the goal. Soccer ball bends the net, against the background of flashes of light. Soccer ball in goal net on blue background. A moment of delight, 3D illustration soccer stock pictures, royalty-free photos &amp; images"/>
-                    <pic:cNvPicPr>
-                      <a:picLocks noChangeAspect="1" noChangeArrowheads="1"/>
-                    </pic:cNvPicPr>
-                  </pic:nvPicPr>
-                  <pic:blipFill>
-                    <a:blip r:embed="rId5" cstate="print">
-                      <a:extLst>
-                        <a:ext uri="{28A0092B-C50C-407E-A947-70E740481C1C}">
-                          <a14:useLocalDpi xmlns:a14="http://schemas.microsoft.com/office/drawing/2010/main" val="0"/>
-                        </a:ext>
-                      </a:extLst>
-                    </a:blip>
-                    <a:srcRect/>
-                    <a:stretch>
-                      <a:fillRect/>
-                    </a:stretch>
-                  </pic:blipFill>
-                  <pic:spPr bwMode="auto">
-                    <a:xfrm>
-                      <a:off x="0" y="0"/>
-                      <a:ext cx="1828800" cy="1023620"/>
-                    </a:xfrm>
-                    <a:prstGeom prst="rect">
-                      <a:avLst/>
-                    </a:prstGeom>
-                    <a:noFill/>
-                    <a:ln>
-                      <a:noFill/>
-                    </a:ln>
-                  </pic:spPr>
-                </pic:pic>
-              </a:graphicData>
-            </a:graphic>
-          </wp:anchor>
-        </w:drawing>
-      </w:r>
-      <w:r>
-        <w:rPr>
-          <w:b/>
-          <w:bCs/>
-        </w:rPr>
         <w:t>Levels Offered:</w:t>
       </w:r>
       <w:r>
@@ -444,84 +321,6 @@
     </w:p>
     <w:p/>
     <w:p>
-      <w:pPr>
-        <w:rPr>
-          <w:b/>
-          <w:bCs/>
-        </w:rPr>
-      </w:pPr>
-      <w:r>
-        <w:rPr>
-          <w:noProof/>
-        </w:rPr>
-        <w:drawing>
-          <wp:anchor distT="0" distB="0" distL="114300" distR="114300" simplePos="0" relativeHeight="251660288" behindDoc="1" locked="0" layoutInCell="1" allowOverlap="1" wp14:anchorId="472BF7A2" wp14:editId="58E12393">
-            <wp:simplePos x="0" y="0"/>
-            <wp:positionH relativeFrom="column">
-              <wp:posOffset>4107180</wp:posOffset>
-            </wp:positionH>
-            <wp:positionV relativeFrom="paragraph">
-              <wp:posOffset>367030</wp:posOffset>
-            </wp:positionV>
-            <wp:extent cx="1828800" cy="1216152"/>
-            <wp:effectExtent l="0" t="0" r="0" b="3175"/>
-            <wp:wrapTight wrapText="bothSides">
-              <wp:wrapPolygon edited="0">
-                <wp:start x="0" y="0"/>
-                <wp:lineTo x="0" y="21318"/>
-                <wp:lineTo x="21375" y="21318"/>
-                <wp:lineTo x="21375" y="0"/>
-                <wp:lineTo x="0" y="0"/>
-              </wp:wrapPolygon>
-            </wp:wrapTight>
-            <wp:docPr id="422105931" name="Picture 3"/>
-            <wp:cNvGraphicFramePr>
-              <a:graphicFrameLocks xmlns:a="http://schemas.openxmlformats.org/drawingml/2006/main" noChangeAspect="1"/>
-            </wp:cNvGraphicFramePr>
-            <a:graphic xmlns:a="http://schemas.openxmlformats.org/drawingml/2006/main">
-              <a:graphicData uri="http://schemas.openxmlformats.org/drawingml/2006/picture">
-                <pic:pic xmlns:pic="http://schemas.openxmlformats.org/drawingml/2006/picture">
-                  <pic:nvPicPr>
-                    <pic:cNvPr id="0" name="Picture 2"/>
-                    <pic:cNvPicPr>
-                      <a:picLocks noChangeAspect="1" noChangeArrowheads="1"/>
-                    </pic:cNvPicPr>
-                  </pic:nvPicPr>
-                  <pic:blipFill>
-                    <a:blip r:embed="rId6" cstate="print">
-                      <a:extLst>
-                        <a:ext uri="{28A0092B-C50C-407E-A947-70E740481C1C}">
-                          <a14:useLocalDpi xmlns:a14="http://schemas.microsoft.com/office/drawing/2010/main" val="0"/>
-                        </a:ext>
-                      </a:extLst>
-                    </a:blip>
-                    <a:srcRect/>
-                    <a:stretch>
-                      <a:fillRect/>
-                    </a:stretch>
-                  </pic:blipFill>
-                  <pic:spPr bwMode="auto">
-                    <a:xfrm>
-                      <a:off x="0" y="0"/>
-                      <a:ext cx="1828800" cy="1216152"/>
-                    </a:xfrm>
-                    <a:prstGeom prst="rect">
-                      <a:avLst/>
-                    </a:prstGeom>
-                    <a:noFill/>
-                  </pic:spPr>
-                </pic:pic>
-              </a:graphicData>
-            </a:graphic>
-            <wp14:sizeRelH relativeFrom="margin">
-              <wp14:pctWidth>0</wp14:pctWidth>
-            </wp14:sizeRelH>
-            <wp14:sizeRelV relativeFrom="margin">
-              <wp14:pctHeight>0</wp14:pctHeight>
-            </wp14:sizeRelV>
-          </wp:anchor>
-        </w:drawing>
-      </w:r>
       <w:r>
         <w:rPr>
           <w:b/>
@@ -547,6 +346,28 @@
       </w:r>
     </w:p>
     <w:p>
+      <w:pPr>
+        <w:rPr>
+          <w:b/>
+          <w:bCs/>
+        </w:rPr>
+      </w:pPr>
+      <w:r>
+        <w:t xml:space="preserve">imageUrl: </w:t>
+      </w:r>
+      <w:r>
+        <w:t>http://localhost:5173/public/pictures/volleyball.jpg</w:t>
+      </w:r>
+    </w:p>
+    <w:p>
+      <w:pPr>
+        <w:rPr>
+          <w:b/>
+          <w:bCs/>
+        </w:rPr>
+      </w:pPr>
+    </w:p>
+    <w:p>
       <w:r>
         <w:rPr>
           <w:b/>
@@ -665,12 +486,6 @@
       </w:r>
     </w:p>
     <w:p>
-      <w:pPr>
-        <w:rPr>
-          <w:b/>
-          <w:bCs/>
-        </w:rPr>
-      </w:pPr>
       <w:r>
         <w:rPr>
           <w:b/>
@@ -696,109 +511,59 @@
       </w:r>
     </w:p>
     <w:p>
-      <w:r>
-        <w:rPr>
-          <w:noProof/>
+      <w:pPr>
+        <w:rPr>
+          <w:b/>
+          <w:bCs/>
+        </w:rPr>
+      </w:pPr>
+      <w:r>
+        <w:t xml:space="preserve">imageUrl: </w:t>
+      </w:r>
+      <w:r>
+        <w:t>http://localhost:5173/public/pictures/</w:t>
+      </w:r>
+      <w:r>
+        <w:t>piano.jpg</w:t>
+      </w:r>
+    </w:p>
+    <w:p>
+      <w:pPr>
+        <w:rPr>
+          <w:b/>
+          <w:bCs/>
+        </w:rPr>
+      </w:pPr>
+    </w:p>
+    <w:p>
+      <w:r>
+        <w:rPr>
+          <w:b/>
+          <w:bCs/>
+        </w:rPr>
+        <w:t>Levels Offered:</w:t>
+      </w:r>
+      <w:r>
+        <w:t xml:space="preserve"> Grades 1–5 </w:t>
+      </w:r>
+      <w:r>
+        <w:rPr>
+          <w:b/>
+          <w:bCs/>
+        </w:rPr>
+        <w:t>Category:</w:t>
+      </w:r>
+      <w:r>
+        <w:t xml:space="preserve"> Music </w:t>
+      </w:r>
+    </w:p>
+    <w:p>
+      <w:r>
+        <w:rPr>
+          <w:b/>
+          <w:bCs/>
         </w:rPr>
         <w:lastRenderedPageBreak/>
-        <w:drawing>
-          <wp:anchor distT="0" distB="0" distL="114300" distR="114300" simplePos="0" relativeHeight="251661312" behindDoc="1" locked="0" layoutInCell="1" allowOverlap="1" wp14:anchorId="0BE1963C" wp14:editId="1EACC02C">
-            <wp:simplePos x="0" y="0"/>
-            <wp:positionH relativeFrom="column">
-              <wp:posOffset>4053840</wp:posOffset>
-            </wp:positionH>
-            <wp:positionV relativeFrom="paragraph">
-              <wp:posOffset>0</wp:posOffset>
-            </wp:positionV>
-            <wp:extent cx="1828800" cy="1179576"/>
-            <wp:effectExtent l="0" t="0" r="0" b="1905"/>
-            <wp:wrapTight wrapText="bothSides">
-              <wp:wrapPolygon edited="0">
-                <wp:start x="0" y="0"/>
-                <wp:lineTo x="0" y="21286"/>
-                <wp:lineTo x="21375" y="21286"/>
-                <wp:lineTo x="21375" y="0"/>
-                <wp:lineTo x="0" y="0"/>
-              </wp:wrapPolygon>
-            </wp:wrapTight>
-            <wp:docPr id="354298053" name="Picture 4" descr="Piano lesson Young girl seated in front of a piano keyboard piano stock pictures, royalty-free photos &amp; images"/>
-            <wp:cNvGraphicFramePr>
-              <a:graphicFrameLocks xmlns:a="http://schemas.openxmlformats.org/drawingml/2006/main" noChangeAspect="1"/>
-            </wp:cNvGraphicFramePr>
-            <a:graphic xmlns:a="http://schemas.openxmlformats.org/drawingml/2006/main">
-              <a:graphicData uri="http://schemas.openxmlformats.org/drawingml/2006/picture">
-                <pic:pic xmlns:pic="http://schemas.openxmlformats.org/drawingml/2006/picture">
-                  <pic:nvPicPr>
-                    <pic:cNvPr id="0" name="Picture 6" descr="Piano lesson Young girl seated in front of a piano keyboard piano stock pictures, royalty-free photos &amp; images"/>
-                    <pic:cNvPicPr>
-                      <a:picLocks noChangeAspect="1" noChangeArrowheads="1"/>
-                    </pic:cNvPicPr>
-                  </pic:nvPicPr>
-                  <pic:blipFill>
-                    <a:blip r:embed="rId7" cstate="print">
-                      <a:extLst>
-                        <a:ext uri="{28A0092B-C50C-407E-A947-70E740481C1C}">
-                          <a14:useLocalDpi xmlns:a14="http://schemas.microsoft.com/office/drawing/2010/main" val="0"/>
-                        </a:ext>
-                      </a:extLst>
-                    </a:blip>
-                    <a:srcRect/>
-                    <a:stretch>
-                      <a:fillRect/>
-                    </a:stretch>
-                  </pic:blipFill>
-                  <pic:spPr bwMode="auto">
-                    <a:xfrm>
-                      <a:off x="0" y="0"/>
-                      <a:ext cx="1828800" cy="1179576"/>
-                    </a:xfrm>
-                    <a:prstGeom prst="rect">
-                      <a:avLst/>
-                    </a:prstGeom>
-                    <a:noFill/>
-                    <a:ln>
-                      <a:noFill/>
-                    </a:ln>
-                  </pic:spPr>
-                </pic:pic>
-              </a:graphicData>
-            </a:graphic>
-            <wp14:sizeRelH relativeFrom="margin">
-              <wp14:pctWidth>0</wp14:pctWidth>
-            </wp14:sizeRelH>
-            <wp14:sizeRelV relativeFrom="margin">
-              <wp14:pctHeight>0</wp14:pctHeight>
-            </wp14:sizeRelV>
-          </wp:anchor>
-        </w:drawing>
-      </w:r>
-      <w:r>
-        <w:rPr>
-          <w:b/>
-          <w:bCs/>
-        </w:rPr>
-        <w:t>Levels Offered:</w:t>
-      </w:r>
-      <w:r>
-        <w:t xml:space="preserve"> Grades 1–5 </w:t>
-      </w:r>
-      <w:r>
-        <w:rPr>
-          <w:b/>
-          <w:bCs/>
-        </w:rPr>
-        <w:t>Category:</w:t>
-      </w:r>
-      <w:r>
-        <w:t xml:space="preserve"> Music </w:t>
-      </w:r>
-    </w:p>
-    <w:p>
-      <w:r>
-        <w:rPr>
-          <w:b/>
-          <w:bCs/>
-        </w:rPr>
         <w:t>Description:</w:t>
       </w:r>
       <w:r>
@@ -886,81 +651,6 @@
       </w:r>
     </w:p>
     <w:p>
-      <w:pPr>
-        <w:rPr>
-          <w:b/>
-          <w:bCs/>
-        </w:rPr>
-      </w:pPr>
-      <w:r>
-        <w:rPr>
-          <w:noProof/>
-        </w:rPr>
-        <w:drawing>
-          <wp:anchor distT="0" distB="0" distL="114300" distR="114300" simplePos="0" relativeHeight="251662336" behindDoc="1" locked="0" layoutInCell="1" allowOverlap="1" wp14:anchorId="62EA71EE" wp14:editId="1548A348">
-            <wp:simplePos x="0" y="0"/>
-            <wp:positionH relativeFrom="column">
-              <wp:posOffset>4053840</wp:posOffset>
-            </wp:positionH>
-            <wp:positionV relativeFrom="paragraph">
-              <wp:posOffset>114935</wp:posOffset>
-            </wp:positionV>
-            <wp:extent cx="1828800" cy="1216025"/>
-            <wp:effectExtent l="0" t="0" r="0" b="3175"/>
-            <wp:wrapTight wrapText="bothSides">
-              <wp:wrapPolygon edited="0">
-                <wp:start x="0" y="0"/>
-                <wp:lineTo x="0" y="21318"/>
-                <wp:lineTo x="21375" y="21318"/>
-                <wp:lineTo x="21375" y="0"/>
-                <wp:lineTo x="0" y="0"/>
-              </wp:wrapPolygon>
-            </wp:wrapTight>
-            <wp:docPr id="1670582080" name="Picture 5" descr="beautiful happy boy with painted hands beautiful happy boy with painted hands, artistic, educational, fun concepts painting art stock pictures, royalty-free photos &amp; images"/>
-            <wp:cNvGraphicFramePr>
-              <a:graphicFrameLocks xmlns:a="http://schemas.openxmlformats.org/drawingml/2006/main" noChangeAspect="1"/>
-            </wp:cNvGraphicFramePr>
-            <a:graphic xmlns:a="http://schemas.openxmlformats.org/drawingml/2006/main">
-              <a:graphicData uri="http://schemas.openxmlformats.org/drawingml/2006/picture">
-                <pic:pic xmlns:pic="http://schemas.openxmlformats.org/drawingml/2006/picture">
-                  <pic:nvPicPr>
-                    <pic:cNvPr id="0" name="Picture 8" descr="beautiful happy boy with painted hands beautiful happy boy with painted hands, artistic, educational, fun concepts painting art stock pictures, royalty-free photos &amp; images"/>
-                    <pic:cNvPicPr>
-                      <a:picLocks noChangeAspect="1" noChangeArrowheads="1"/>
-                    </pic:cNvPicPr>
-                  </pic:nvPicPr>
-                  <pic:blipFill>
-                    <a:blip r:embed="rId8" cstate="print">
-                      <a:extLst>
-                        <a:ext uri="{28A0092B-C50C-407E-A947-70E740481C1C}">
-                          <a14:useLocalDpi xmlns:a14="http://schemas.microsoft.com/office/drawing/2010/main" val="0"/>
-                        </a:ext>
-                      </a:extLst>
-                    </a:blip>
-                    <a:srcRect/>
-                    <a:stretch>
-                      <a:fillRect/>
-                    </a:stretch>
-                  </pic:blipFill>
-                  <pic:spPr bwMode="auto">
-                    <a:xfrm>
-                      <a:off x="0" y="0"/>
-                      <a:ext cx="1828800" cy="1216025"/>
-                    </a:xfrm>
-                    <a:prstGeom prst="rect">
-                      <a:avLst/>
-                    </a:prstGeom>
-                    <a:noFill/>
-                    <a:ln>
-                      <a:noFill/>
-                    </a:ln>
-                  </pic:spPr>
-                </pic:pic>
-              </a:graphicData>
-            </a:graphic>
-          </wp:anchor>
-        </w:drawing>
-      </w:r>
       <w:r>
         <w:rPr>
           <w:b/>
@@ -986,6 +676,23 @@
       </w:r>
     </w:p>
     <w:p>
+      <w:pPr>
+        <w:rPr>
+          <w:b/>
+          <w:bCs/>
+        </w:rPr>
+      </w:pPr>
+      <w:r>
+        <w:t xml:space="preserve">imageUrl: </w:t>
+      </w:r>
+      <w:r>
+        <w:t>http://localhost:5173/public/pictures/</w:t>
+      </w:r>
+      <w:r>
+        <w:t>painting.png</w:t>
+      </w:r>
+    </w:p>
+    <w:p>
       <w:r>
         <w:rPr>
           <w:b/>
@@ -1089,81 +796,6 @@
       </w:pPr>
     </w:p>
     <w:p>
-      <w:pPr>
-        <w:rPr>
-          <w:b/>
-          <w:bCs/>
-        </w:rPr>
-      </w:pPr>
-      <w:r>
-        <w:rPr>
-          <w:noProof/>
-        </w:rPr>
-        <w:drawing>
-          <wp:anchor distT="0" distB="0" distL="114300" distR="114300" simplePos="0" relativeHeight="251663360" behindDoc="1" locked="0" layoutInCell="1" allowOverlap="1" wp14:anchorId="17ECCA42" wp14:editId="13A3FDB4">
-            <wp:simplePos x="0" y="0"/>
-            <wp:positionH relativeFrom="column">
-              <wp:posOffset>3947160</wp:posOffset>
-            </wp:positionH>
-            <wp:positionV relativeFrom="paragraph">
-              <wp:posOffset>264160</wp:posOffset>
-            </wp:positionV>
-            <wp:extent cx="1828800" cy="1224915"/>
-            <wp:effectExtent l="0" t="0" r="0" b="0"/>
-            <wp:wrapTight wrapText="bothSides">
-              <wp:wrapPolygon edited="0">
-                <wp:start x="0" y="0"/>
-                <wp:lineTo x="0" y="21163"/>
-                <wp:lineTo x="21375" y="21163"/>
-                <wp:lineTo x="21375" y="0"/>
-                <wp:lineTo x="0" y="0"/>
-              </wp:wrapPolygon>
-            </wp:wrapTight>
-            <wp:docPr id="1741571639" name="Picture 7" descr="Children in historical costumes on stage FREE Stock Photo, children,  historical,  costume picture"/>
-            <wp:cNvGraphicFramePr>
-              <a:graphicFrameLocks xmlns:a="http://schemas.openxmlformats.org/drawingml/2006/main" noChangeAspect="1"/>
-            </wp:cNvGraphicFramePr>
-            <a:graphic xmlns:a="http://schemas.openxmlformats.org/drawingml/2006/main">
-              <a:graphicData uri="http://schemas.openxmlformats.org/drawingml/2006/picture">
-                <pic:pic xmlns:pic="http://schemas.openxmlformats.org/drawingml/2006/picture">
-                  <pic:nvPicPr>
-                    <pic:cNvPr id="0" name="Picture 15" descr="Children in historical costumes on stage FREE Stock Photo, children,  historical,  costume picture"/>
-                    <pic:cNvPicPr>
-                      <a:picLocks noChangeAspect="1" noChangeArrowheads="1"/>
-                    </pic:cNvPicPr>
-                  </pic:nvPicPr>
-                  <pic:blipFill>
-                    <a:blip r:embed="rId9" cstate="print">
-                      <a:extLst>
-                        <a:ext uri="{28A0092B-C50C-407E-A947-70E740481C1C}">
-                          <a14:useLocalDpi xmlns:a14="http://schemas.microsoft.com/office/drawing/2010/main" val="0"/>
-                        </a:ext>
-                      </a:extLst>
-                    </a:blip>
-                    <a:srcRect/>
-                    <a:stretch>
-                      <a:fillRect/>
-                    </a:stretch>
-                  </pic:blipFill>
-                  <pic:spPr bwMode="auto">
-                    <a:xfrm>
-                      <a:off x="0" y="0"/>
-                      <a:ext cx="1828800" cy="1224915"/>
-                    </a:xfrm>
-                    <a:prstGeom prst="rect">
-                      <a:avLst/>
-                    </a:prstGeom>
-                    <a:noFill/>
-                    <a:ln>
-                      <a:noFill/>
-                    </a:ln>
-                  </pic:spPr>
-                </pic:pic>
-              </a:graphicData>
-            </a:graphic>
-          </wp:anchor>
-        </w:drawing>
-      </w:r>
       <w:r>
         <w:rPr>
           <w:b/>
@@ -1189,6 +821,26 @@
       </w:r>
     </w:p>
     <w:p>
+      <w:pPr>
+        <w:rPr>
+          <w:b/>
+          <w:bCs/>
+        </w:rPr>
+      </w:pPr>
+      <w:r>
+        <w:t xml:space="preserve">imageUrl: </w:t>
+      </w:r>
+      <w:r>
+        <w:t>http://localhost:5173/public/pictures/</w:t>
+      </w:r>
+      <w:r>
+        <w:t>teather</w:t>
+      </w:r>
+      <w:r>
+        <w:t>.png</w:t>
+      </w:r>
+    </w:p>
+    <w:p>
       <w:r>
         <w:rPr>
           <w:b/>
@@ -1219,19 +871,16 @@
         <w:t>Description:</w:t>
       </w:r>
       <w:r>
-        <w:t xml:space="preserve"> Drama &amp; Theater Workshop helps students build confidence through acting exercises, improvisation, </w:t>
-      </w:r>
-      <w:r>
+        <w:t xml:space="preserve"> Drama &amp; Theater Workshop helps students build confidence through acting exercises, improvisation, and scene work. Participants learn voice projection, character development, and stage presence.</w:t>
+      </w:r>
+    </w:p>
+    <w:p>
+      <w:r>
+        <w:rPr>
+          <w:b/>
+          <w:bCs/>
+        </w:rPr>
         <w:lastRenderedPageBreak/>
-        <w:t>and scene work. Participants learn voice projection, character development, and stage presence.</w:t>
-      </w:r>
-    </w:p>
-    <w:p>
-      <w:r>
-        <w:rPr>
-          <w:b/>
-          <w:bCs/>
-        </w:rPr>
         <w:t>Schedule:</w:t>
       </w:r>
       <w:r>
@@ -1306,83 +955,6 @@
         <w:rPr>
           <w:b/>
           <w:bCs/>
-          <w:noProof/>
-        </w:rPr>
-        <w:drawing>
-          <wp:anchor distT="0" distB="0" distL="114300" distR="114300" simplePos="0" relativeHeight="251665408" behindDoc="1" locked="0" layoutInCell="1" allowOverlap="1" wp14:anchorId="44725153" wp14:editId="4A254A66">
-            <wp:simplePos x="0" y="0"/>
-            <wp:positionH relativeFrom="column">
-              <wp:posOffset>4502150</wp:posOffset>
-            </wp:positionH>
-            <wp:positionV relativeFrom="paragraph">
-              <wp:posOffset>88265</wp:posOffset>
-            </wp:positionV>
-            <wp:extent cx="1362456" cy="1828800"/>
-            <wp:effectExtent l="0" t="0" r="9525" b="0"/>
-            <wp:wrapTight wrapText="bothSides">
-              <wp:wrapPolygon edited="0">
-                <wp:start x="0" y="0"/>
-                <wp:lineTo x="0" y="21375"/>
-                <wp:lineTo x="21449" y="21375"/>
-                <wp:lineTo x="21449" y="0"/>
-                <wp:lineTo x="0" y="0"/>
-              </wp:wrapPolygon>
-            </wp:wrapTight>
-            <wp:docPr id="365953038" name="Picture 10" descr="Cheese and Photography Setup FREE Stock Photo, cheese,  photography,  kitchen picture"/>
-            <wp:cNvGraphicFramePr>
-              <a:graphicFrameLocks xmlns:a="http://schemas.openxmlformats.org/drawingml/2006/main" noChangeAspect="1"/>
-            </wp:cNvGraphicFramePr>
-            <a:graphic xmlns:a="http://schemas.openxmlformats.org/drawingml/2006/main">
-              <a:graphicData uri="http://schemas.openxmlformats.org/drawingml/2006/picture">
-                <pic:pic xmlns:pic="http://schemas.openxmlformats.org/drawingml/2006/picture">
-                  <pic:nvPicPr>
-                    <pic:cNvPr id="0" name="Picture 24" descr="Cheese and Photography Setup FREE Stock Photo, cheese,  photography,  kitchen picture"/>
-                    <pic:cNvPicPr>
-                      <a:picLocks noChangeAspect="1" noChangeArrowheads="1"/>
-                    </pic:cNvPicPr>
-                  </pic:nvPicPr>
-                  <pic:blipFill>
-                    <a:blip r:embed="rId10" cstate="print">
-                      <a:extLst>
-                        <a:ext uri="{28A0092B-C50C-407E-A947-70E740481C1C}">
-                          <a14:useLocalDpi xmlns:a14="http://schemas.microsoft.com/office/drawing/2010/main" val="0"/>
-                        </a:ext>
-                      </a:extLst>
-                    </a:blip>
-                    <a:srcRect/>
-                    <a:stretch>
-                      <a:fillRect/>
-                    </a:stretch>
-                  </pic:blipFill>
-                  <pic:spPr bwMode="auto">
-                    <a:xfrm>
-                      <a:off x="0" y="0"/>
-                      <a:ext cx="1362456" cy="1828800"/>
-                    </a:xfrm>
-                    <a:prstGeom prst="rect">
-                      <a:avLst/>
-                    </a:prstGeom>
-                    <a:noFill/>
-                    <a:ln>
-                      <a:noFill/>
-                    </a:ln>
-                  </pic:spPr>
-                </pic:pic>
-              </a:graphicData>
-            </a:graphic>
-            <wp14:sizeRelH relativeFrom="margin">
-              <wp14:pctWidth>0</wp14:pctWidth>
-            </wp14:sizeRelH>
-            <wp14:sizeRelV relativeFrom="margin">
-              <wp14:pctHeight>0</wp14:pctHeight>
-            </wp14:sizeRelV>
-          </wp:anchor>
-        </w:drawing>
-      </w:r>
-      <w:r>
-        <w:rPr>
-          <w:b/>
-          <w:bCs/>
         </w:rPr>
         <w:t>Digital Photography Basics</w:t>
       </w:r>
@@ -1404,6 +976,29 @@
       </w:r>
     </w:p>
     <w:p>
+      <w:pPr>
+        <w:rPr>
+          <w:b/>
+          <w:bCs/>
+        </w:rPr>
+      </w:pPr>
+      <w:r>
+        <w:t xml:space="preserve">imageUrl: </w:t>
+      </w:r>
+      <w:r>
+        <w:t>http://localhost:5173/public/pictures/</w:t>
+      </w:r>
+      <w:r>
+        <w:t>p</w:t>
+      </w:r>
+      <w:r>
+        <w:t>hoto</w:t>
+      </w:r>
+      <w:r>
+        <w:t>.png</w:t>
+      </w:r>
+    </w:p>
+    <w:p>
       <w:r>
         <w:rPr>
           <w:b/>
@@ -1422,33 +1017,21 @@
         <w:t>Category:</w:t>
       </w:r>
       <w:r>
+        <w:t xml:space="preserve"> Arts </w:t>
+      </w:r>
+      <w:r>
+        <w:rPr>
+          <w:b/>
+          <w:bCs/>
+        </w:rPr>
         <w:t xml:space="preserve"> </w:t>
       </w:r>
-      <w:proofErr w:type="gramStart"/>
-      <w:r>
-        <w:t xml:space="preserve">Arts </w:t>
-      </w:r>
-      <w:r>
-        <w:rPr>
-          <w:b/>
-          <w:bCs/>
-        </w:rPr>
-        <w:t xml:space="preserve"> </w:t>
-      </w:r>
-      <w:r>
-        <w:rPr>
-          <w:b/>
-          <w:bCs/>
-        </w:rPr>
-        <w:t>Description</w:t>
-      </w:r>
-      <w:proofErr w:type="gramEnd"/>
-      <w:r>
-        <w:rPr>
-          <w:b/>
-          <w:bCs/>
-        </w:rPr>
-        <w:t>:</w:t>
+      <w:r>
+        <w:rPr>
+          <w:b/>
+          <w:bCs/>
+        </w:rPr>
+        <w:t>Description:</w:t>
       </w:r>
       <w:r>
         <w:t xml:space="preserve"> Students learn composition, lighting, and camera settings while exploring creative storytelling through photography. Each session includes hands</w:t>
@@ -1532,26 +1115,12 @@
       </w:pPr>
     </w:p>
     <w:p>
-      <w:pPr>
-        <w:rPr>
-          <w:b/>
-          <w:bCs/>
-        </w:rPr>
-      </w:pPr>
-      <w:r>
-        <w:rPr>
-          <w:b/>
-          <w:bCs/>
-        </w:rPr>
-        <w:t>Hip</w:t>
-      </w:r>
-      <w:r>
-        <w:rPr>
-          <w:b/>
-          <w:bCs/>
-        </w:rPr>
-        <w:noBreakHyphen/>
-        <w:t>Hop Dance Basics</w:t>
+      <w:r>
+        <w:rPr>
+          <w:b/>
+          <w:bCs/>
+        </w:rPr>
+        <w:t xml:space="preserve">Ballet </w:t>
       </w:r>
       <w:r>
         <w:rPr>
@@ -1571,81 +1140,26 @@
       </w:r>
     </w:p>
     <w:p>
-      <w:r>
-        <w:rPr>
-          <w:noProof/>
-        </w:rPr>
-        <w:drawing>
-          <wp:anchor distT="0" distB="0" distL="114300" distR="114300" simplePos="0" relativeHeight="251666432" behindDoc="1" locked="0" layoutInCell="1" allowOverlap="1" wp14:anchorId="2A51F314" wp14:editId="790B861F">
-            <wp:simplePos x="0" y="0"/>
-            <wp:positionH relativeFrom="column">
-              <wp:posOffset>4108450</wp:posOffset>
-            </wp:positionH>
-            <wp:positionV relativeFrom="paragraph">
-              <wp:posOffset>15875</wp:posOffset>
-            </wp:positionV>
-            <wp:extent cx="1828800" cy="1527048"/>
-            <wp:effectExtent l="0" t="0" r="0" b="0"/>
-            <wp:wrapTight wrapText="bothSides">
-              <wp:wrapPolygon edited="0">
-                <wp:start x="0" y="0"/>
-                <wp:lineTo x="0" y="21295"/>
-                <wp:lineTo x="21375" y="21295"/>
-                <wp:lineTo x="21375" y="0"/>
-                <wp:lineTo x="0" y="0"/>
-              </wp:wrapPolygon>
-            </wp:wrapTight>
-            <wp:docPr id="1066751949" name="Picture 11" descr="Hip Hop Neon Lights FREE Stock Photo, neon, lights, hip hop picture"/>
-            <wp:cNvGraphicFramePr>
-              <a:graphicFrameLocks xmlns:a="http://schemas.openxmlformats.org/drawingml/2006/main" noChangeAspect="1"/>
-            </wp:cNvGraphicFramePr>
-            <a:graphic xmlns:a="http://schemas.openxmlformats.org/drawingml/2006/main">
-              <a:graphicData uri="http://schemas.openxmlformats.org/drawingml/2006/picture">
-                <pic:pic xmlns:pic="http://schemas.openxmlformats.org/drawingml/2006/picture">
-                  <pic:nvPicPr>
-                    <pic:cNvPr id="0" name="Picture 26" descr="Hip Hop Neon Lights FREE Stock Photo, neon, lights, hip hop picture"/>
-                    <pic:cNvPicPr>
-                      <a:picLocks noChangeAspect="1" noChangeArrowheads="1"/>
-                    </pic:cNvPicPr>
-                  </pic:nvPicPr>
-                  <pic:blipFill>
-                    <a:blip r:embed="rId11" cstate="print">
-                      <a:extLst>
-                        <a:ext uri="{28A0092B-C50C-407E-A947-70E740481C1C}">
-                          <a14:useLocalDpi xmlns:a14="http://schemas.microsoft.com/office/drawing/2010/main" val="0"/>
-                        </a:ext>
-                      </a:extLst>
-                    </a:blip>
-                    <a:srcRect/>
-                    <a:stretch>
-                      <a:fillRect/>
-                    </a:stretch>
-                  </pic:blipFill>
-                  <pic:spPr bwMode="auto">
-                    <a:xfrm>
-                      <a:off x="0" y="0"/>
-                      <a:ext cx="1828800" cy="1527048"/>
-                    </a:xfrm>
-                    <a:prstGeom prst="rect">
-                      <a:avLst/>
-                    </a:prstGeom>
-                    <a:noFill/>
-                    <a:ln>
-                      <a:noFill/>
-                    </a:ln>
-                  </pic:spPr>
-                </pic:pic>
-              </a:graphicData>
-            </a:graphic>
-            <wp14:sizeRelH relativeFrom="margin">
-              <wp14:pctWidth>0</wp14:pctWidth>
-            </wp14:sizeRelH>
-            <wp14:sizeRelV relativeFrom="margin">
-              <wp14:pctHeight>0</wp14:pctHeight>
-            </wp14:sizeRelV>
-          </wp:anchor>
-        </w:drawing>
-      </w:r>
+      <w:pPr>
+        <w:rPr>
+          <w:b/>
+          <w:bCs/>
+        </w:rPr>
+      </w:pPr>
+      <w:r>
+        <w:t xml:space="preserve">imageUrl: </w:t>
+      </w:r>
+      <w:r>
+        <w:t>http://localhost:5173/public/pictures/</w:t>
+      </w:r>
+      <w:r>
+        <w:t>dance</w:t>
+      </w:r>
+      <w:r>
+        <w:t>.png</w:t>
+      </w:r>
+    </w:p>
+    <w:p>
       <w:r>
         <w:rPr>
           <w:b/>
@@ -1676,16 +1190,21 @@
         <w:t>Description:</w:t>
       </w:r>
       <w:r>
-        <w:t xml:space="preserve"> Hip</w:t>
-      </w:r>
-      <w:r>
-        <w:noBreakHyphen/>
-        <w:t>Hop Dance Basics teaches rhythm, coordination, and expressive movement through beginner</w:t>
+        <w:t xml:space="preserve"> </w:t>
+      </w:r>
+      <w:r>
+        <w:t>Ballet</w:t>
+      </w:r>
+      <w:r>
+        <w:t xml:space="preserve"> Dance Basics teaches rhythm, coordination, and expressive movement through beginner</w:t>
       </w:r>
       <w:r>
         <w:noBreakHyphen/>
         <w:t>friendly choreography. Students build confidence while learning to move with energy and style.</w:t>
       </w:r>
+      <w:r>
+        <w:t xml:space="preserve"> Only for girls</w:t>
+      </w:r>
     </w:p>
     <w:p>
       <w:r>
@@ -1783,6 +1302,22 @@
         </w:rPr>
         <w:t>Robotics Club</w:t>
       </w:r>
+      <w:r>
+        <w:rPr>
+          <w:b/>
+          <w:bCs/>
+        </w:rPr>
+        <w:t xml:space="preserve"> </w:t>
+      </w:r>
+      <w:r>
+        <w:t>(id=</w:t>
+      </w:r>
+      <w:r>
+        <w:t>41</w:t>
+      </w:r>
+      <w:r>
+        <w:t>)</w:t>
+      </w:r>
     </w:p>
     <w:p>
       <w:r>
@@ -1790,7 +1325,7 @@
           <w:noProof/>
         </w:rPr>
         <w:drawing>
-          <wp:anchor distT="0" distB="0" distL="114300" distR="114300" simplePos="0" relativeHeight="251667456" behindDoc="1" locked="0" layoutInCell="1" allowOverlap="1" wp14:anchorId="5704B2A4" wp14:editId="40A79BA9">
+          <wp:anchor distT="0" distB="0" distL="114300" distR="114300" simplePos="0" relativeHeight="251667456" behindDoc="1" locked="0" layoutInCell="1" allowOverlap="1" wp14:anchorId="5704B2A4" wp14:editId="1EC35A13">
             <wp:simplePos x="0" y="0"/>
             <wp:positionH relativeFrom="column">
               <wp:posOffset>4076700</wp:posOffset>
@@ -1823,7 +1358,7 @@
                     </pic:cNvPicPr>
                   </pic:nvPicPr>
                   <pic:blipFill>
-                    <a:blip r:embed="rId12" cstate="print">
+                    <a:blip r:embed="rId4" cstate="print">
                       <a:extLst>
                         <a:ext uri="{28A0092B-C50C-407E-A947-70E740481C1C}">
                           <a14:useLocalDpi xmlns:a14="http://schemas.microsoft.com/office/drawing/2010/main" val="0"/>
@@ -1934,15 +1469,7 @@
         <w:t>September 14</w:t>
       </w:r>
       <w:r>
-        <w:t xml:space="preserve">, </w:t>
-      </w:r>
-      <w:proofErr w:type="gramStart"/>
-      <w:r>
-        <w:t>meeting</w:t>
-      </w:r>
-      <w:proofErr w:type="gramEnd"/>
-      <w:r>
-        <w:t xml:space="preserve"> every </w:t>
+        <w:t xml:space="preserve">, meeting every </w:t>
       </w:r>
       <w:r>
         <w:rPr>
@@ -2034,7 +1561,7 @@
                     </pic:cNvPicPr>
                   </pic:nvPicPr>
                   <pic:blipFill>
-                    <a:blip r:embed="rId13" cstate="print">
+                    <a:blip r:embed="rId5" cstate="print">
                       <a:extLst>
                         <a:ext uri="{28A0092B-C50C-407E-A947-70E740481C1C}">
                           <a14:useLocalDpi xmlns:a14="http://schemas.microsoft.com/office/drawing/2010/main" val="0"/>
@@ -2072,6 +1599,22 @@
         </w:rPr>
         <w:t>Beginner Coding with Python</w:t>
       </w:r>
+      <w:r>
+        <w:rPr>
+          <w:b/>
+          <w:bCs/>
+        </w:rPr>
+        <w:t xml:space="preserve"> </w:t>
+      </w:r>
+      <w:r>
+        <w:t>(id=</w:t>
+      </w:r>
+      <w:r>
+        <w:t>42</w:t>
+      </w:r>
+      <w:r>
+        <w:t>)</w:t>
+      </w:r>
     </w:p>
     <w:p>
       <w:r>
@@ -2190,6 +1733,22 @@
         </w:rPr>
         <w:t>3D Printing &amp; Design</w:t>
       </w:r>
+      <w:r>
+        <w:rPr>
+          <w:b/>
+          <w:bCs/>
+        </w:rPr>
+        <w:t xml:space="preserve"> </w:t>
+      </w:r>
+      <w:r>
+        <w:t>(id=</w:t>
+      </w:r>
+      <w:r>
+        <w:t>43</w:t>
+      </w:r>
+      <w:r>
+        <w:t>)</w:t>
+      </w:r>
     </w:p>
     <w:p>
       <w:r>
@@ -2216,85 +1775,10 @@
     <w:p>
       <w:r>
         <w:rPr>
-          <w:noProof/>
+          <w:b/>
+          <w:bCs/>
         </w:rPr>
         <w:lastRenderedPageBreak/>
-        <w:drawing>
-          <wp:anchor distT="0" distB="0" distL="114300" distR="114300" simplePos="0" relativeHeight="251669504" behindDoc="1" locked="0" layoutInCell="1" allowOverlap="1" wp14:anchorId="0C53DD5A" wp14:editId="3AAA7985">
-            <wp:simplePos x="0" y="0"/>
-            <wp:positionH relativeFrom="column">
-              <wp:posOffset>4053840</wp:posOffset>
-            </wp:positionH>
-            <wp:positionV relativeFrom="paragraph">
-              <wp:posOffset>0</wp:posOffset>
-            </wp:positionV>
-            <wp:extent cx="1828800" cy="1307592"/>
-            <wp:effectExtent l="0" t="0" r="0" b="6985"/>
-            <wp:wrapTight wrapText="bothSides">
-              <wp:wrapPolygon edited="0">
-                <wp:start x="0" y="0"/>
-                <wp:lineTo x="0" y="21401"/>
-                <wp:lineTo x="21375" y="21401"/>
-                <wp:lineTo x="21375" y="0"/>
-                <wp:lineTo x="0" y="0"/>
-              </wp:wrapPolygon>
-            </wp:wrapTight>
-            <wp:docPr id="1617777927" name="Picture 14" descr="3D Blocks FREE Stock Vector, buildings, abstract, building picture"/>
-            <wp:cNvGraphicFramePr>
-              <a:graphicFrameLocks xmlns:a="http://schemas.openxmlformats.org/drawingml/2006/main" noChangeAspect="1"/>
-            </wp:cNvGraphicFramePr>
-            <a:graphic xmlns:a="http://schemas.openxmlformats.org/drawingml/2006/main">
-              <a:graphicData uri="http://schemas.openxmlformats.org/drawingml/2006/picture">
-                <pic:pic xmlns:pic="http://schemas.openxmlformats.org/drawingml/2006/picture">
-                  <pic:nvPicPr>
-                    <pic:cNvPr id="0" name="Picture 32" descr="3D Blocks FREE Stock Vector, buildings, abstract, building picture"/>
-                    <pic:cNvPicPr>
-                      <a:picLocks noChangeAspect="1" noChangeArrowheads="1"/>
-                    </pic:cNvPicPr>
-                  </pic:nvPicPr>
-                  <pic:blipFill>
-                    <a:blip r:embed="rId14">
-                      <a:extLst>
-                        <a:ext uri="{28A0092B-C50C-407E-A947-70E740481C1C}">
-                          <a14:useLocalDpi xmlns:a14="http://schemas.microsoft.com/office/drawing/2010/main" val="0"/>
-                        </a:ext>
-                      </a:extLst>
-                    </a:blip>
-                    <a:srcRect/>
-                    <a:stretch>
-                      <a:fillRect/>
-                    </a:stretch>
-                  </pic:blipFill>
-                  <pic:spPr bwMode="auto">
-                    <a:xfrm>
-                      <a:off x="0" y="0"/>
-                      <a:ext cx="1828800" cy="1307592"/>
-                    </a:xfrm>
-                    <a:prstGeom prst="rect">
-                      <a:avLst/>
-                    </a:prstGeom>
-                    <a:noFill/>
-                    <a:ln>
-                      <a:noFill/>
-                    </a:ln>
-                  </pic:spPr>
-                </pic:pic>
-              </a:graphicData>
-            </a:graphic>
-            <wp14:sizeRelH relativeFrom="margin">
-              <wp14:pctWidth>0</wp14:pctWidth>
-            </wp14:sizeRelH>
-            <wp14:sizeRelV relativeFrom="margin">
-              <wp14:pctHeight>0</wp14:pctHeight>
-            </wp14:sizeRelV>
-          </wp:anchor>
-        </w:drawing>
-      </w:r>
-      <w:r>
-        <w:rPr>
-          <w:b/>
-          <w:bCs/>
-        </w:rPr>
         <w:t>Description:</w:t>
       </w:r>
       <w:r>
@@ -2396,83 +1880,24 @@
         </w:rPr>
         <w:t>Chess Strategy Lab</w:t>
       </w:r>
-    </w:p>
-    <w:p>
-      <w:r>
-        <w:rPr>
-          <w:noProof/>
-        </w:rPr>
-        <w:drawing>
-          <wp:anchor distT="0" distB="0" distL="114300" distR="114300" simplePos="0" relativeHeight="251670528" behindDoc="1" locked="0" layoutInCell="1" allowOverlap="1" wp14:anchorId="3D80BB5E" wp14:editId="7D51A804">
-            <wp:simplePos x="0" y="0"/>
-            <wp:positionH relativeFrom="column">
-              <wp:posOffset>4122420</wp:posOffset>
-            </wp:positionH>
-            <wp:positionV relativeFrom="paragraph">
-              <wp:posOffset>54610</wp:posOffset>
-            </wp:positionV>
-            <wp:extent cx="1828800" cy="1847088"/>
-            <wp:effectExtent l="0" t="0" r="0" b="1270"/>
-            <wp:wrapTight wrapText="bothSides">
-              <wp:wrapPolygon edited="0">
-                <wp:start x="0" y="0"/>
-                <wp:lineTo x="0" y="21392"/>
-                <wp:lineTo x="21375" y="21392"/>
-                <wp:lineTo x="21375" y="0"/>
-                <wp:lineTo x="0" y="0"/>
-              </wp:wrapPolygon>
-            </wp:wrapTight>
-            <wp:docPr id="428585660" name="Picture 15" descr="Boys Playing Chess Together FREE Stock Photo, boys, chess, playful picture"/>
-            <wp:cNvGraphicFramePr>
-              <a:graphicFrameLocks xmlns:a="http://schemas.openxmlformats.org/drawingml/2006/main" noChangeAspect="1"/>
-            </wp:cNvGraphicFramePr>
-            <a:graphic xmlns:a="http://schemas.openxmlformats.org/drawingml/2006/main">
-              <a:graphicData uri="http://schemas.openxmlformats.org/drawingml/2006/picture">
-                <pic:pic xmlns:pic="http://schemas.openxmlformats.org/drawingml/2006/picture">
-                  <pic:nvPicPr>
-                    <pic:cNvPr id="0" name="Picture 34" descr="Boys Playing Chess Together FREE Stock Photo, boys, chess, playful picture"/>
-                    <pic:cNvPicPr>
-                      <a:picLocks noChangeAspect="1" noChangeArrowheads="1"/>
-                    </pic:cNvPicPr>
-                  </pic:nvPicPr>
-                  <pic:blipFill>
-                    <a:blip r:embed="rId15" cstate="print">
-                      <a:extLst>
-                        <a:ext uri="{28A0092B-C50C-407E-A947-70E740481C1C}">
-                          <a14:useLocalDpi xmlns:a14="http://schemas.microsoft.com/office/drawing/2010/main" val="0"/>
-                        </a:ext>
-                      </a:extLst>
-                    </a:blip>
-                    <a:srcRect/>
-                    <a:stretch>
-                      <a:fillRect/>
-                    </a:stretch>
-                  </pic:blipFill>
-                  <pic:spPr bwMode="auto">
-                    <a:xfrm>
-                      <a:off x="0" y="0"/>
-                      <a:ext cx="1828800" cy="1847088"/>
-                    </a:xfrm>
-                    <a:prstGeom prst="rect">
-                      <a:avLst/>
-                    </a:prstGeom>
-                    <a:noFill/>
-                    <a:ln>
-                      <a:noFill/>
-                    </a:ln>
-                  </pic:spPr>
-                </pic:pic>
-              </a:graphicData>
-            </a:graphic>
-            <wp14:sizeRelH relativeFrom="margin">
-              <wp14:pctWidth>0</wp14:pctWidth>
-            </wp14:sizeRelH>
-            <wp14:sizeRelV relativeFrom="margin">
-              <wp14:pctHeight>0</wp14:pctHeight>
-            </wp14:sizeRelV>
-          </wp:anchor>
-        </w:drawing>
-      </w:r>
+      <w:r>
+        <w:rPr>
+          <w:b/>
+          <w:bCs/>
+        </w:rPr>
+        <w:t xml:space="preserve"> </w:t>
+      </w:r>
+      <w:r>
+        <w:t>(id=</w:t>
+      </w:r>
+      <w:r>
+        <w:t>51</w:t>
+      </w:r>
+      <w:r>
+        <w:t>)</w:t>
+      </w:r>
+    </w:p>
+    <w:p>
       <w:r>
         <w:rPr>
           <w:b/>
@@ -2593,85 +2018,24 @@
         </w:rPr>
         <w:t>Creative Writing Circle</w:t>
       </w:r>
-    </w:p>
-    <w:p>
-      <w:r>
-        <w:rPr>
-          <w:b/>
-          <w:bCs/>
-          <w:noProof/>
-        </w:rPr>
-        <w:drawing>
-          <wp:anchor distT="0" distB="0" distL="114300" distR="114300" simplePos="0" relativeHeight="251671552" behindDoc="1" locked="0" layoutInCell="1" allowOverlap="1" wp14:anchorId="326B9502" wp14:editId="6ADB6229">
-            <wp:simplePos x="0" y="0"/>
-            <wp:positionH relativeFrom="column">
-              <wp:posOffset>4191000</wp:posOffset>
-            </wp:positionH>
-            <wp:positionV relativeFrom="paragraph">
-              <wp:posOffset>-12700</wp:posOffset>
-            </wp:positionV>
-            <wp:extent cx="1828800" cy="1216152"/>
-            <wp:effectExtent l="0" t="0" r="0" b="3175"/>
-            <wp:wrapTight wrapText="bothSides">
-              <wp:wrapPolygon edited="0">
-                <wp:start x="0" y="0"/>
-                <wp:lineTo x="0" y="21318"/>
-                <wp:lineTo x="21375" y="21318"/>
-                <wp:lineTo x="21375" y="0"/>
-                <wp:lineTo x="0" y="0"/>
-              </wp:wrapPolygon>
-            </wp:wrapTight>
-            <wp:docPr id="1517164402" name="Picture 17" descr="Colorful pencils in holder for creative workspace FREE Stock Photo, pencil,  eraser,  office picture"/>
-            <wp:cNvGraphicFramePr>
-              <a:graphicFrameLocks xmlns:a="http://schemas.openxmlformats.org/drawingml/2006/main" noChangeAspect="1"/>
-            </wp:cNvGraphicFramePr>
-            <a:graphic xmlns:a="http://schemas.openxmlformats.org/drawingml/2006/main">
-              <a:graphicData uri="http://schemas.openxmlformats.org/drawingml/2006/picture">
-                <pic:pic xmlns:pic="http://schemas.openxmlformats.org/drawingml/2006/picture">
-                  <pic:nvPicPr>
-                    <pic:cNvPr id="0" name="Picture 41" descr="Colorful pencils in holder for creative workspace FREE Stock Photo, pencil,  eraser,  office picture"/>
-                    <pic:cNvPicPr>
-                      <a:picLocks noChangeAspect="1" noChangeArrowheads="1"/>
-                    </pic:cNvPicPr>
-                  </pic:nvPicPr>
-                  <pic:blipFill>
-                    <a:blip r:embed="rId16" cstate="print">
-                      <a:extLst>
-                        <a:ext uri="{28A0092B-C50C-407E-A947-70E740481C1C}">
-                          <a14:useLocalDpi xmlns:a14="http://schemas.microsoft.com/office/drawing/2010/main" val="0"/>
-                        </a:ext>
-                      </a:extLst>
-                    </a:blip>
-                    <a:srcRect/>
-                    <a:stretch>
-                      <a:fillRect/>
-                    </a:stretch>
-                  </pic:blipFill>
-                  <pic:spPr bwMode="auto">
-                    <a:xfrm>
-                      <a:off x="0" y="0"/>
-                      <a:ext cx="1828800" cy="1216152"/>
-                    </a:xfrm>
-                    <a:prstGeom prst="rect">
-                      <a:avLst/>
-                    </a:prstGeom>
-                    <a:noFill/>
-                    <a:ln>
-                      <a:noFill/>
-                    </a:ln>
-                  </pic:spPr>
-                </pic:pic>
-              </a:graphicData>
-            </a:graphic>
-            <wp14:sizeRelH relativeFrom="margin">
-              <wp14:pctWidth>0</wp14:pctWidth>
-            </wp14:sizeRelH>
-            <wp14:sizeRelV relativeFrom="margin">
-              <wp14:pctHeight>0</wp14:pctHeight>
-            </wp14:sizeRelV>
-          </wp:anchor>
-        </w:drawing>
-      </w:r>
+      <w:r>
+        <w:rPr>
+          <w:b/>
+          <w:bCs/>
+        </w:rPr>
+        <w:t xml:space="preserve"> </w:t>
+      </w:r>
+      <w:r>
+        <w:t>(id=</w:t>
+      </w:r>
+      <w:r>
+        <w:t>52</w:t>
+      </w:r>
+      <w:r>
+        <w:t>)</w:t>
+      </w:r>
+    </w:p>
+    <w:p>
       <w:r>
         <w:rPr>
           <w:b/>
@@ -2702,11 +2066,7 @@
         <w:t>Description:</w:t>
       </w:r>
       <w:r>
-        <w:t xml:space="preserve"> Creative Writing Circle helps students develop their voice through poetry, short stories, and narrative </w:t>
-      </w:r>
-      <w:r>
-        <w:lastRenderedPageBreak/>
-        <w:t>exercises. They learn structure, imagery, and revision techniques while exploring their imagination.</w:t>
+        <w:t xml:space="preserve"> Creative Writing Circle helps students develop their voice through poetry, short stories, and narrative exercises. They learn structure, imagery, and revision techniques while exploring their imagination.</w:t>
       </w:r>
     </w:p>
     <w:p>
@@ -2800,83 +2160,24 @@
         <w:noBreakHyphen/>
         <w:t>Solving</w:t>
       </w:r>
-    </w:p>
-    <w:p>
-      <w:r>
-        <w:rPr>
-          <w:noProof/>
-        </w:rPr>
-        <w:drawing>
-          <wp:anchor distT="0" distB="0" distL="114300" distR="114300" simplePos="0" relativeHeight="251672576" behindDoc="1" locked="0" layoutInCell="1" allowOverlap="1" wp14:anchorId="6D4266F4" wp14:editId="10B0D4AB">
-            <wp:simplePos x="0" y="0"/>
-            <wp:positionH relativeFrom="column">
-              <wp:posOffset>4312920</wp:posOffset>
-            </wp:positionH>
-            <wp:positionV relativeFrom="paragraph">
-              <wp:posOffset>130810</wp:posOffset>
-            </wp:positionV>
-            <wp:extent cx="1828800" cy="1481328"/>
-            <wp:effectExtent l="0" t="0" r="0" b="5080"/>
-            <wp:wrapTight wrapText="bothSides">
-              <wp:wrapPolygon edited="0">
-                <wp:start x="0" y="0"/>
-                <wp:lineTo x="0" y="21396"/>
-                <wp:lineTo x="21375" y="21396"/>
-                <wp:lineTo x="21375" y="0"/>
-                <wp:lineTo x="0" y="0"/>
-              </wp:wrapPolygon>
-            </wp:wrapTight>
-            <wp:docPr id="572055555" name="Picture 18" descr="Algebraic Formulas Math Guide in Spanish FREE Stock Photo, education,  mathematics,  algebra picture"/>
-            <wp:cNvGraphicFramePr>
-              <a:graphicFrameLocks xmlns:a="http://schemas.openxmlformats.org/drawingml/2006/main" noChangeAspect="1"/>
-            </wp:cNvGraphicFramePr>
-            <a:graphic xmlns:a="http://schemas.openxmlformats.org/drawingml/2006/main">
-              <a:graphicData uri="http://schemas.openxmlformats.org/drawingml/2006/picture">
-                <pic:pic xmlns:pic="http://schemas.openxmlformats.org/drawingml/2006/picture">
-                  <pic:nvPicPr>
-                    <pic:cNvPr id="0" name="Picture 43" descr="Algebraic Formulas Math Guide in Spanish FREE Stock Photo, education,  mathematics,  algebra picture"/>
-                    <pic:cNvPicPr>
-                      <a:picLocks noChangeAspect="1" noChangeArrowheads="1"/>
-                    </pic:cNvPicPr>
-                  </pic:nvPicPr>
-                  <pic:blipFill>
-                    <a:blip r:embed="rId17" cstate="print">
-                      <a:extLst>
-                        <a:ext uri="{28A0092B-C50C-407E-A947-70E740481C1C}">
-                          <a14:useLocalDpi xmlns:a14="http://schemas.microsoft.com/office/drawing/2010/main" val="0"/>
-                        </a:ext>
-                      </a:extLst>
-                    </a:blip>
-                    <a:srcRect/>
-                    <a:stretch>
-                      <a:fillRect/>
-                    </a:stretch>
-                  </pic:blipFill>
-                  <pic:spPr bwMode="auto">
-                    <a:xfrm>
-                      <a:off x="0" y="0"/>
-                      <a:ext cx="1828800" cy="1481328"/>
-                    </a:xfrm>
-                    <a:prstGeom prst="rect">
-                      <a:avLst/>
-                    </a:prstGeom>
-                    <a:noFill/>
-                    <a:ln>
-                      <a:noFill/>
-                    </a:ln>
-                  </pic:spPr>
-                </pic:pic>
-              </a:graphicData>
-            </a:graphic>
-            <wp14:sizeRelH relativeFrom="page">
-              <wp14:pctWidth>0</wp14:pctWidth>
-            </wp14:sizeRelH>
-            <wp14:sizeRelV relativeFrom="page">
-              <wp14:pctHeight>0</wp14:pctHeight>
-            </wp14:sizeRelV>
-          </wp:anchor>
-        </w:drawing>
-      </w:r>
+      <w:r>
+        <w:rPr>
+          <w:b/>
+          <w:bCs/>
+        </w:rPr>
+        <w:t xml:space="preserve"> </w:t>
+      </w:r>
+      <w:r>
+        <w:t>(id=</w:t>
+      </w:r>
+      <w:r>
+        <w:t>53</w:t>
+      </w:r>
+      <w:r>
+        <w:t>)</w:t>
+      </w:r>
+    </w:p>
+    <w:p>
       <w:r>
         <w:rPr>
           <w:b/>
@@ -3005,83 +2306,24 @@
         </w:rPr>
         <w:t>Environmental Science Explorers</w:t>
       </w:r>
-    </w:p>
-    <w:p>
-      <w:r>
-        <w:rPr>
-          <w:noProof/>
-        </w:rPr>
-        <w:drawing>
-          <wp:anchor distT="0" distB="0" distL="114300" distR="114300" simplePos="0" relativeHeight="251674624" behindDoc="1" locked="0" layoutInCell="1" allowOverlap="1" wp14:anchorId="7FA5798F" wp14:editId="58DF7C4F">
-            <wp:simplePos x="0" y="0"/>
-            <wp:positionH relativeFrom="column">
-              <wp:posOffset>4053840</wp:posOffset>
-            </wp:positionH>
-            <wp:positionV relativeFrom="paragraph">
-              <wp:posOffset>85090</wp:posOffset>
-            </wp:positionV>
-            <wp:extent cx="1828800" cy="1371600"/>
-            <wp:effectExtent l="0" t="0" r="0" b="0"/>
-            <wp:wrapTight wrapText="bothSides">
-              <wp:wrapPolygon edited="0">
-                <wp:start x="0" y="0"/>
-                <wp:lineTo x="0" y="21300"/>
-                <wp:lineTo x="21375" y="21300"/>
-                <wp:lineTo x="21375" y="0"/>
-                <wp:lineTo x="0" y="0"/>
-              </wp:wrapPolygon>
-            </wp:wrapTight>
-            <wp:docPr id="1377413249" name="Picture 20" descr="Cluster of green buds and purple stems on wooden background FREE Stock Photo, green buds,  purple stems,  wood background picture"/>
-            <wp:cNvGraphicFramePr>
-              <a:graphicFrameLocks xmlns:a="http://schemas.openxmlformats.org/drawingml/2006/main" noChangeAspect="1"/>
-            </wp:cNvGraphicFramePr>
-            <a:graphic xmlns:a="http://schemas.openxmlformats.org/drawingml/2006/main">
-              <a:graphicData uri="http://schemas.openxmlformats.org/drawingml/2006/picture">
-                <pic:pic xmlns:pic="http://schemas.openxmlformats.org/drawingml/2006/picture">
-                  <pic:nvPicPr>
-                    <pic:cNvPr id="0" name="Picture 47" descr="Cluster of green buds and purple stems on wooden background FREE Stock Photo, green buds,  purple stems,  wood background picture"/>
-                    <pic:cNvPicPr>
-                      <a:picLocks noChangeAspect="1" noChangeArrowheads="1"/>
-                    </pic:cNvPicPr>
-                  </pic:nvPicPr>
-                  <pic:blipFill>
-                    <a:blip r:embed="rId18" cstate="print">
-                      <a:extLst>
-                        <a:ext uri="{28A0092B-C50C-407E-A947-70E740481C1C}">
-                          <a14:useLocalDpi xmlns:a14="http://schemas.microsoft.com/office/drawing/2010/main" val="0"/>
-                        </a:ext>
-                      </a:extLst>
-                    </a:blip>
-                    <a:srcRect/>
-                    <a:stretch>
-                      <a:fillRect/>
-                    </a:stretch>
-                  </pic:blipFill>
-                  <pic:spPr bwMode="auto">
-                    <a:xfrm>
-                      <a:off x="0" y="0"/>
-                      <a:ext cx="1828800" cy="1371600"/>
-                    </a:xfrm>
-                    <a:prstGeom prst="rect">
-                      <a:avLst/>
-                    </a:prstGeom>
-                    <a:noFill/>
-                    <a:ln>
-                      <a:noFill/>
-                    </a:ln>
-                  </pic:spPr>
-                </pic:pic>
-              </a:graphicData>
-            </a:graphic>
-            <wp14:sizeRelH relativeFrom="page">
-              <wp14:pctWidth>0</wp14:pctWidth>
-            </wp14:sizeRelH>
-            <wp14:sizeRelV relativeFrom="page">
-              <wp14:pctHeight>0</wp14:pctHeight>
-            </wp14:sizeRelV>
-          </wp:anchor>
-        </w:drawing>
-      </w:r>
+      <w:r>
+        <w:rPr>
+          <w:b/>
+          <w:bCs/>
+        </w:rPr>
+        <w:t xml:space="preserve"> </w:t>
+      </w:r>
+      <w:r>
+        <w:t>(id=</w:t>
+      </w:r>
+      <w:r>
+        <w:t>61</w:t>
+      </w:r>
+      <w:r>
+        <w:t>)</w:t>
+      </w:r>
+    </w:p>
+    <w:p>
       <w:r>
         <w:rPr>
           <w:b/>
@@ -3164,7 +2406,6 @@
           <w:b/>
           <w:bCs/>
         </w:rPr>
-        <w:lastRenderedPageBreak/>
         <w:t>Cost:</w:t>
       </w:r>
       <w:r>
@@ -3198,85 +2439,26 @@
       </w:pPr>
       <w:r>
         <w:rPr>
-          <w:noProof/>
-        </w:rPr>
-        <w:drawing>
-          <wp:anchor distT="0" distB="0" distL="114300" distR="114300" simplePos="0" relativeHeight="251673600" behindDoc="1" locked="0" layoutInCell="1" allowOverlap="1" wp14:anchorId="53DD0DF5" wp14:editId="70B15975">
-            <wp:simplePos x="0" y="0"/>
-            <wp:positionH relativeFrom="column">
-              <wp:posOffset>3878580</wp:posOffset>
-            </wp:positionH>
-            <wp:positionV relativeFrom="paragraph">
-              <wp:posOffset>381635</wp:posOffset>
-            </wp:positionV>
-            <wp:extent cx="1828800" cy="2743200"/>
-            <wp:effectExtent l="0" t="0" r="0" b="0"/>
-            <wp:wrapTight wrapText="bothSides">
-              <wp:wrapPolygon edited="0">
-                <wp:start x="0" y="0"/>
-                <wp:lineTo x="0" y="21450"/>
-                <wp:lineTo x="21375" y="21450"/>
-                <wp:lineTo x="21375" y="0"/>
-                <wp:lineTo x="0" y="0"/>
-              </wp:wrapPolygon>
-            </wp:wrapTight>
-            <wp:docPr id="544121641" name="Picture 19" descr="Smiling boy in lab coat holding test tubes FREE Stock Photo, smiling boy,  lab coat,  test tubes picture"/>
-            <wp:cNvGraphicFramePr>
-              <a:graphicFrameLocks xmlns:a="http://schemas.openxmlformats.org/drawingml/2006/main" noChangeAspect="1"/>
-            </wp:cNvGraphicFramePr>
-            <a:graphic xmlns:a="http://schemas.openxmlformats.org/drawingml/2006/main">
-              <a:graphicData uri="http://schemas.openxmlformats.org/drawingml/2006/picture">
-                <pic:pic xmlns:pic="http://schemas.openxmlformats.org/drawingml/2006/picture">
-                  <pic:nvPicPr>
-                    <pic:cNvPr id="0" name="Picture 45" descr="Smiling boy in lab coat holding test tubes FREE Stock Photo, smiling boy,  lab coat,  test tubes picture"/>
-                    <pic:cNvPicPr>
-                      <a:picLocks noChangeAspect="1" noChangeArrowheads="1"/>
-                    </pic:cNvPicPr>
-                  </pic:nvPicPr>
-                  <pic:blipFill>
-                    <a:blip r:embed="rId19">
-                      <a:extLst>
-                        <a:ext uri="{28A0092B-C50C-407E-A947-70E740481C1C}">
-                          <a14:useLocalDpi xmlns:a14="http://schemas.microsoft.com/office/drawing/2010/main" val="0"/>
-                        </a:ext>
-                      </a:extLst>
-                    </a:blip>
-                    <a:srcRect/>
-                    <a:stretch>
-                      <a:fillRect/>
-                    </a:stretch>
-                  </pic:blipFill>
-                  <pic:spPr bwMode="auto">
-                    <a:xfrm>
-                      <a:off x="0" y="0"/>
-                      <a:ext cx="1828800" cy="2743200"/>
-                    </a:xfrm>
-                    <a:prstGeom prst="rect">
-                      <a:avLst/>
-                    </a:prstGeom>
-                    <a:noFill/>
-                    <a:ln>
-                      <a:noFill/>
-                    </a:ln>
-                  </pic:spPr>
-                </pic:pic>
-              </a:graphicData>
-            </a:graphic>
-            <wp14:sizeRelH relativeFrom="page">
-              <wp14:pctWidth>0</wp14:pctWidth>
-            </wp14:sizeRelH>
-            <wp14:sizeRelV relativeFrom="page">
-              <wp14:pctHeight>0</wp14:pctHeight>
-            </wp14:sizeRelV>
-          </wp:anchor>
-        </w:drawing>
-      </w:r>
-      <w:r>
-        <w:rPr>
           <w:b/>
           <w:bCs/>
         </w:rPr>
         <w:t>STEM Experiments Lab</w:t>
+      </w:r>
+      <w:r>
+        <w:rPr>
+          <w:b/>
+          <w:bCs/>
+        </w:rPr>
+        <w:t xml:space="preserve"> </w:t>
+      </w:r>
+      <w:r>
+        <w:t>(id=</w:t>
+      </w:r>
+      <w:r>
+        <w:t>62</w:t>
+      </w:r>
+      <w:r>
+        <w:t>)</w:t>
       </w:r>
     </w:p>
     <w:p>
@@ -3323,6 +2505,7 @@
           <w:b/>
           <w:bCs/>
         </w:rPr>
+        <w:lastRenderedPageBreak/>
         <w:t>Schedule:</w:t>
       </w:r>
       <w:r>
@@ -3417,83 +2600,24 @@
         </w:rPr>
         <w:t>Junior Cooking &amp; Nutrition</w:t>
       </w:r>
-    </w:p>
-    <w:p>
-      <w:r>
-        <w:rPr>
-          <w:noProof/>
-        </w:rPr>
-        <w:drawing>
-          <wp:anchor distT="0" distB="0" distL="114300" distR="114300" simplePos="0" relativeHeight="251664384" behindDoc="1" locked="0" layoutInCell="1" allowOverlap="1" wp14:anchorId="0497C1E6" wp14:editId="67EBB72F">
-            <wp:simplePos x="0" y="0"/>
-            <wp:positionH relativeFrom="column">
-              <wp:posOffset>3810000</wp:posOffset>
-            </wp:positionH>
-            <wp:positionV relativeFrom="paragraph">
-              <wp:posOffset>-80645</wp:posOffset>
-            </wp:positionV>
-            <wp:extent cx="1828800" cy="1216152"/>
-            <wp:effectExtent l="0" t="0" r="0" b="3175"/>
-            <wp:wrapTight wrapText="bothSides">
-              <wp:wrapPolygon edited="0">
-                <wp:start x="0" y="0"/>
-                <wp:lineTo x="0" y="21318"/>
-                <wp:lineTo x="21375" y="21318"/>
-                <wp:lineTo x="21375" y="0"/>
-                <wp:lineTo x="0" y="0"/>
-              </wp:wrapPolygon>
-            </wp:wrapTight>
-            <wp:docPr id="877646947" name="Picture 8" descr="Siblings mixing ingredients during kitchen cooking lesson FREE Stock Photo, children, baking, measuring cup picture"/>
-            <wp:cNvGraphicFramePr>
-              <a:graphicFrameLocks xmlns:a="http://schemas.openxmlformats.org/drawingml/2006/main" noChangeAspect="1"/>
-            </wp:cNvGraphicFramePr>
-            <a:graphic xmlns:a="http://schemas.openxmlformats.org/drawingml/2006/main">
-              <a:graphicData uri="http://schemas.openxmlformats.org/drawingml/2006/picture">
-                <pic:pic xmlns:pic="http://schemas.openxmlformats.org/drawingml/2006/picture">
-                  <pic:nvPicPr>
-                    <pic:cNvPr id="0" name="Picture 17" descr="Siblings mixing ingredients during kitchen cooking lesson FREE Stock Photo, children, baking, measuring cup picture"/>
-                    <pic:cNvPicPr>
-                      <a:picLocks noChangeAspect="1" noChangeArrowheads="1"/>
-                    </pic:cNvPicPr>
-                  </pic:nvPicPr>
-                  <pic:blipFill>
-                    <a:blip r:embed="rId20" cstate="print">
-                      <a:extLst>
-                        <a:ext uri="{28A0092B-C50C-407E-A947-70E740481C1C}">
-                          <a14:useLocalDpi xmlns:a14="http://schemas.microsoft.com/office/drawing/2010/main" val="0"/>
-                        </a:ext>
-                      </a:extLst>
-                    </a:blip>
-                    <a:srcRect/>
-                    <a:stretch>
-                      <a:fillRect/>
-                    </a:stretch>
-                  </pic:blipFill>
-                  <pic:spPr bwMode="auto">
-                    <a:xfrm>
-                      <a:off x="0" y="0"/>
-                      <a:ext cx="1828800" cy="1216152"/>
-                    </a:xfrm>
-                    <a:prstGeom prst="rect">
-                      <a:avLst/>
-                    </a:prstGeom>
-                    <a:noFill/>
-                    <a:ln>
-                      <a:noFill/>
-                    </a:ln>
-                  </pic:spPr>
-                </pic:pic>
-              </a:graphicData>
-            </a:graphic>
-            <wp14:sizeRelH relativeFrom="margin">
-              <wp14:pctWidth>0</wp14:pctWidth>
-            </wp14:sizeRelH>
-            <wp14:sizeRelV relativeFrom="margin">
-              <wp14:pctHeight>0</wp14:pctHeight>
-            </wp14:sizeRelV>
-          </wp:anchor>
-        </w:drawing>
-      </w:r>
+      <w:r>
+        <w:rPr>
+          <w:b/>
+          <w:bCs/>
+        </w:rPr>
+        <w:t xml:space="preserve"> </w:t>
+      </w:r>
+      <w:r>
+        <w:t>(id=</w:t>
+      </w:r>
+      <w:r>
+        <w:t>71</w:t>
+      </w:r>
+      <w:r>
+        <w:t>)</w:t>
+      </w:r>
+    </w:p>
+    <w:p>
       <w:r>
         <w:rPr>
           <w:b/>
@@ -3612,105 +2736,156 @@
           <w:b/>
           <w:bCs/>
         </w:rPr>
+        <w:t>Gardening &amp; Urban Farming</w:t>
+      </w:r>
+      <w:r>
+        <w:rPr>
+          <w:b/>
+          <w:bCs/>
+        </w:rPr>
+        <w:t xml:space="preserve"> </w:t>
+      </w:r>
+      <w:r>
+        <w:t>(id=</w:t>
+      </w:r>
+      <w:r>
+        <w:t>72</w:t>
+      </w:r>
+      <w:r>
+        <w:t>)</w:t>
+      </w:r>
+    </w:p>
+    <w:p>
+      <w:r>
+        <w:rPr>
+          <w:b/>
+          <w:bCs/>
+        </w:rPr>
+        <w:t>Levels Offered:</w:t>
+      </w:r>
+      <w:r>
+        <w:t xml:space="preserve"> Grades 2–8 </w:t>
+      </w:r>
+      <w:r>
+        <w:rPr>
+          <w:b/>
+          <w:bCs/>
+        </w:rPr>
+        <w:t>Category:</w:t>
+      </w:r>
+      <w:r>
+        <w:t xml:space="preserve"> Life Skills </w:t>
+      </w:r>
+      <w:r>
+        <w:rPr>
+          <w:b/>
+          <w:bCs/>
+        </w:rPr>
+        <w:t xml:space="preserve"> </w:t>
+      </w:r>
+      <w:r>
+        <w:rPr>
+          <w:b/>
+          <w:bCs/>
+        </w:rPr>
+        <w:t>Description:</w:t>
+      </w:r>
+      <w:r>
+        <w:t xml:space="preserve"> Students learn how to plant, care for, and harvest vegetables and herbs while exploring sustainability and ecology. The activity promotes responsibility and environmental awareness.</w:t>
+      </w:r>
+    </w:p>
+    <w:p>
+      <w:r>
+        <w:rPr>
+          <w:b/>
+          <w:bCs/>
+        </w:rPr>
+        <w:t>Schedule:</w:t>
+      </w:r>
+      <w:r>
+        <w:t xml:space="preserve"> The program includes </w:t>
+      </w:r>
+      <w:r>
+        <w:rPr>
+          <w:b/>
+          <w:bCs/>
+        </w:rPr>
+        <w:t>7 lessons</w:t>
+      </w:r>
+      <w:r>
+        <w:t xml:space="preserve">, beginning </w:t>
+      </w:r>
+      <w:r>
+        <w:rPr>
+          <w:b/>
+          <w:bCs/>
+        </w:rPr>
+        <w:t>September 11</w:t>
+      </w:r>
+      <w:r>
+        <w:t xml:space="preserve">, meeting every </w:t>
+      </w:r>
+      <w:r>
+        <w:rPr>
+          <w:b/>
+          <w:bCs/>
+        </w:rPr>
+        <w:t>Wednesday from 2:30 p.m. to 3:30 p.m.</w:t>
+      </w:r>
+    </w:p>
+    <w:p>
+      <w:r>
+        <w:rPr>
+          <w:b/>
+          <w:bCs/>
+        </w:rPr>
+        <w:t>Cost:</w:t>
+      </w:r>
+      <w:r>
+        <w:t xml:space="preserve"> $180 </w:t>
+      </w:r>
+      <w:r>
+        <w:rPr>
+          <w:b/>
+          <w:bCs/>
+        </w:rPr>
+        <w:t>Optional Extras:</w:t>
+      </w:r>
+      <w:r>
+        <w:t xml:space="preserve"> Gardening gloves ($8)</w:t>
+      </w:r>
+    </w:p>
+    <w:p/>
+    <w:p>
+      <w:pPr>
+        <w:pStyle w:val="Heading2"/>
+        <w:rPr>
+          <w:b/>
+          <w:bCs/>
+        </w:rPr>
+      </w:pPr>
+      <w:r>
+        <w:rPr>
+          <w:b/>
+          <w:bCs/>
+        </w:rPr>
         <w:lastRenderedPageBreak/>
-        <w:t>Gardening &amp; Urban Farming</w:t>
-      </w:r>
-    </w:p>
-    <w:p>
-      <w:r>
-        <w:rPr>
-          <w:b/>
-          <w:bCs/>
-          <w:noProof/>
-        </w:rPr>
-        <w:drawing>
-          <wp:anchor distT="0" distB="0" distL="114300" distR="114300" simplePos="0" relativeHeight="251675648" behindDoc="1" locked="0" layoutInCell="1" allowOverlap="1" wp14:anchorId="22607D56" wp14:editId="10AA14C6">
-            <wp:simplePos x="0" y="0"/>
-            <wp:positionH relativeFrom="column">
-              <wp:posOffset>4107180</wp:posOffset>
-            </wp:positionH>
-            <wp:positionV relativeFrom="paragraph">
-              <wp:posOffset>46355</wp:posOffset>
-            </wp:positionV>
-            <wp:extent cx="1828800" cy="1216025"/>
-            <wp:effectExtent l="0" t="0" r="0" b="3175"/>
-            <wp:wrapTight wrapText="bothSides">
-              <wp:wrapPolygon edited="0">
-                <wp:start x="0" y="0"/>
-                <wp:lineTo x="0" y="21318"/>
-                <wp:lineTo x="21375" y="21318"/>
-                <wp:lineTo x="21375" y="0"/>
-                <wp:lineTo x="0" y="0"/>
-              </wp:wrapPolygon>
-            </wp:wrapTight>
-            <wp:docPr id="711798184" name="Picture 22" descr="Girls in a Garden with Flowers FREE Stock Photo, girls,  gardening,  flowers picture"/>
-            <wp:cNvGraphicFramePr>
-              <a:graphicFrameLocks xmlns:a="http://schemas.openxmlformats.org/drawingml/2006/main" noChangeAspect="1"/>
-            </wp:cNvGraphicFramePr>
-            <a:graphic xmlns:a="http://schemas.openxmlformats.org/drawingml/2006/main">
-              <a:graphicData uri="http://schemas.openxmlformats.org/drawingml/2006/picture">
-                <pic:pic xmlns:pic="http://schemas.openxmlformats.org/drawingml/2006/picture">
-                  <pic:nvPicPr>
-                    <pic:cNvPr id="0" name="Picture 54" descr="Girls in a Garden with Flowers FREE Stock Photo, girls,  gardening,  flowers picture"/>
-                    <pic:cNvPicPr>
-                      <a:picLocks noChangeAspect="1" noChangeArrowheads="1"/>
-                    </pic:cNvPicPr>
-                  </pic:nvPicPr>
-                  <pic:blipFill>
-                    <a:blip r:embed="rId21" cstate="print">
-                      <a:extLst>
-                        <a:ext uri="{28A0092B-C50C-407E-A947-70E740481C1C}">
-                          <a14:useLocalDpi xmlns:a14="http://schemas.microsoft.com/office/drawing/2010/main" val="0"/>
-                        </a:ext>
-                      </a:extLst>
-                    </a:blip>
-                    <a:srcRect/>
-                    <a:stretch>
-                      <a:fillRect/>
-                    </a:stretch>
-                  </pic:blipFill>
-                  <pic:spPr bwMode="auto">
-                    <a:xfrm>
-                      <a:off x="0" y="0"/>
-                      <a:ext cx="1828800" cy="1216025"/>
-                    </a:xfrm>
-                    <a:prstGeom prst="rect">
-                      <a:avLst/>
-                    </a:prstGeom>
-                    <a:noFill/>
-                    <a:ln>
-                      <a:noFill/>
-                    </a:ln>
-                  </pic:spPr>
-                </pic:pic>
-              </a:graphicData>
-            </a:graphic>
-          </wp:anchor>
-        </w:drawing>
-      </w:r>
-      <w:r>
-        <w:rPr>
-          <w:b/>
-          <w:bCs/>
-        </w:rPr>
-        <w:t>Levels Offered:</w:t>
-      </w:r>
-      <w:r>
-        <w:t xml:space="preserve"> Grades 2–8 </w:t>
-      </w:r>
-      <w:r>
-        <w:rPr>
-          <w:b/>
-          <w:bCs/>
-        </w:rPr>
-        <w:t>Category:</w:t>
-      </w:r>
-      <w:r>
-        <w:t xml:space="preserve"> Life </w:t>
-      </w:r>
-      <w:proofErr w:type="gramStart"/>
-      <w:r>
-        <w:t xml:space="preserve">Skills </w:t>
+        <w:t>LANGUAGE</w:t>
+      </w:r>
+    </w:p>
+    <w:p>
+      <w:pPr>
+        <w:rPr>
+          <w:b/>
+          <w:bCs/>
+        </w:rPr>
+      </w:pPr>
+      <w:r>
+        <w:rPr>
+          <w:b/>
+          <w:bCs/>
+        </w:rPr>
+        <w:t>Spanish Conversation Club</w:t>
       </w:r>
       <w:r>
         <w:rPr>
@@ -3720,193 +2895,16 @@
         <w:t xml:space="preserve"> </w:t>
       </w:r>
       <w:r>
-        <w:rPr>
-          <w:b/>
-          <w:bCs/>
-        </w:rPr>
-        <w:t>Description</w:t>
-      </w:r>
-      <w:proofErr w:type="gramEnd"/>
-      <w:r>
-        <w:rPr>
-          <w:b/>
-          <w:bCs/>
-        </w:rPr>
-        <w:t>:</w:t>
-      </w:r>
-      <w:r>
-        <w:t xml:space="preserve"> Students learn how to plant, care for, and harvest vegetables and herbs while exploring sustainability and ecology. The activity promotes responsibility and environmental awareness.</w:t>
-      </w:r>
-    </w:p>
-    <w:p>
-      <w:r>
-        <w:rPr>
-          <w:b/>
-          <w:bCs/>
-        </w:rPr>
-        <w:t>Schedule:</w:t>
-      </w:r>
-      <w:r>
-        <w:t xml:space="preserve"> The program includes </w:t>
-      </w:r>
-      <w:r>
-        <w:rPr>
-          <w:b/>
-          <w:bCs/>
-        </w:rPr>
-        <w:t>7 lessons</w:t>
-      </w:r>
-      <w:r>
-        <w:t xml:space="preserve">, beginning </w:t>
-      </w:r>
-      <w:r>
-        <w:rPr>
-          <w:b/>
-          <w:bCs/>
-        </w:rPr>
-        <w:t>September 11</w:t>
-      </w:r>
-      <w:r>
-        <w:t xml:space="preserve">, meeting every </w:t>
-      </w:r>
-      <w:r>
-        <w:rPr>
-          <w:b/>
-          <w:bCs/>
-        </w:rPr>
-        <w:t>Wednesday from 2:30 p.m. to 3:30 p.m.</w:t>
-      </w:r>
-    </w:p>
-    <w:p>
-      <w:r>
-        <w:rPr>
-          <w:b/>
-          <w:bCs/>
-        </w:rPr>
-        <w:t>Cost:</w:t>
-      </w:r>
-      <w:r>
-        <w:t xml:space="preserve"> $180 </w:t>
-      </w:r>
-      <w:r>
-        <w:rPr>
-          <w:b/>
-          <w:bCs/>
-        </w:rPr>
-        <w:t>Optional Extras:</w:t>
-      </w:r>
-      <w:r>
-        <w:t xml:space="preserve"> Gardening gloves ($8)</w:t>
-      </w:r>
-    </w:p>
-    <w:p/>
-    <w:p>
-      <w:pPr>
-        <w:pStyle w:val="Heading2"/>
-        <w:rPr>
-          <w:b/>
-          <w:bCs/>
-        </w:rPr>
-      </w:pPr>
-      <w:r>
-        <w:rPr>
-          <w:b/>
-          <w:bCs/>
-        </w:rPr>
-        <w:t>LANGUAGE</w:t>
-      </w:r>
-    </w:p>
-    <w:p>
-      <w:pPr>
-        <w:rPr>
-          <w:b/>
-          <w:bCs/>
-        </w:rPr>
-      </w:pPr>
-      <w:r>
-        <w:rPr>
-          <w:b/>
-          <w:bCs/>
-        </w:rPr>
-        <w:t>Spanish Conversation Club</w:t>
-      </w:r>
-    </w:p>
-    <w:p>
-      <w:r>
-        <w:rPr>
-          <w:noProof/>
-        </w:rPr>
-        <w:drawing>
-          <wp:anchor distT="0" distB="0" distL="114300" distR="114300" simplePos="0" relativeHeight="251676672" behindDoc="1" locked="0" layoutInCell="1" allowOverlap="1" wp14:anchorId="67EE1AEB" wp14:editId="7CA2E7F8">
-            <wp:simplePos x="0" y="0"/>
-            <wp:positionH relativeFrom="column">
-              <wp:posOffset>4198620</wp:posOffset>
-            </wp:positionH>
-            <wp:positionV relativeFrom="paragraph">
-              <wp:posOffset>180340</wp:posOffset>
-            </wp:positionV>
-            <wp:extent cx="1828800" cy="1225296"/>
-            <wp:effectExtent l="0" t="0" r="0" b="0"/>
-            <wp:wrapTight wrapText="bothSides">
-              <wp:wrapPolygon edited="0">
-                <wp:start x="0" y="0"/>
-                <wp:lineTo x="0" y="21163"/>
-                <wp:lineTo x="21375" y="21163"/>
-                <wp:lineTo x="21375" y="0"/>
-                <wp:lineTo x="0" y="0"/>
-              </wp:wrapPolygon>
-            </wp:wrapTight>
-            <wp:docPr id="1931014955" name="Picture 23" descr="Room 247 Sign for Spanish Classes FREE Stock Photo, educational signage,  classroom sign,  room number picture"/>
-            <wp:cNvGraphicFramePr>
-              <a:graphicFrameLocks xmlns:a="http://schemas.openxmlformats.org/drawingml/2006/main" noChangeAspect="1"/>
-            </wp:cNvGraphicFramePr>
-            <a:graphic xmlns:a="http://schemas.openxmlformats.org/drawingml/2006/main">
-              <a:graphicData uri="http://schemas.openxmlformats.org/drawingml/2006/picture">
-                <pic:pic xmlns:pic="http://schemas.openxmlformats.org/drawingml/2006/picture">
-                  <pic:nvPicPr>
-                    <pic:cNvPr id="0" name="Picture 56" descr="Room 247 Sign for Spanish Classes FREE Stock Photo, educational signage,  classroom sign,  room number picture"/>
-                    <pic:cNvPicPr>
-                      <a:picLocks noChangeAspect="1" noChangeArrowheads="1"/>
-                    </pic:cNvPicPr>
-                  </pic:nvPicPr>
-                  <pic:blipFill>
-                    <a:blip r:embed="rId22" cstate="print">
-                      <a:extLst>
-                        <a:ext uri="{28A0092B-C50C-407E-A947-70E740481C1C}">
-                          <a14:useLocalDpi xmlns:a14="http://schemas.microsoft.com/office/drawing/2010/main" val="0"/>
-                        </a:ext>
-                      </a:extLst>
-                    </a:blip>
-                    <a:srcRect/>
-                    <a:stretch>
-                      <a:fillRect/>
-                    </a:stretch>
-                  </pic:blipFill>
-                  <pic:spPr bwMode="auto">
-                    <a:xfrm>
-                      <a:off x="0" y="0"/>
-                      <a:ext cx="1828800" cy="1225296"/>
-                    </a:xfrm>
-                    <a:prstGeom prst="rect">
-                      <a:avLst/>
-                    </a:prstGeom>
-                    <a:noFill/>
-                    <a:ln>
-                      <a:noFill/>
-                    </a:ln>
-                  </pic:spPr>
-                </pic:pic>
-              </a:graphicData>
-            </a:graphic>
-            <wp14:sizeRelH relativeFrom="margin">
-              <wp14:pctWidth>0</wp14:pctWidth>
-            </wp14:sizeRelH>
-            <wp14:sizeRelV relativeFrom="margin">
-              <wp14:pctHeight>0</wp14:pctHeight>
-            </wp14:sizeRelV>
-          </wp:anchor>
-        </w:drawing>
-      </w:r>
+        <w:t>(id=</w:t>
+      </w:r>
+      <w:r>
+        <w:t>81</w:t>
+      </w:r>
+      <w:r>
+        <w:t>)</w:t>
+      </w:r>
+    </w:p>
+    <w:p>
       <w:r>
         <w:rPr>
           <w:b/>
@@ -4049,7 +3047,6 @@
           <w:b/>
           <w:bCs/>
         </w:rPr>
-        <w:lastRenderedPageBreak/>
         <w:t>WELLNESS</w:t>
       </w:r>
     </w:p>
@@ -4069,81 +3066,6 @@
       </w:r>
     </w:p>
     <w:p>
-      <w:r>
-        <w:rPr>
-          <w:noProof/>
-        </w:rPr>
-        <w:drawing>
-          <wp:anchor distT="0" distB="0" distL="114300" distR="114300" simplePos="0" relativeHeight="251677696" behindDoc="1" locked="0" layoutInCell="1" allowOverlap="1" wp14:anchorId="243B7BAA" wp14:editId="6366DFC1">
-            <wp:simplePos x="0" y="0"/>
-            <wp:positionH relativeFrom="column">
-              <wp:posOffset>4328160</wp:posOffset>
-            </wp:positionH>
-            <wp:positionV relativeFrom="paragraph">
-              <wp:posOffset>176530</wp:posOffset>
-            </wp:positionV>
-            <wp:extent cx="1828800" cy="1225296"/>
-            <wp:effectExtent l="0" t="0" r="0" b="0"/>
-            <wp:wrapTight wrapText="bothSides">
-              <wp:wrapPolygon edited="0">
-                <wp:start x="0" y="0"/>
-                <wp:lineTo x="0" y="21163"/>
-                <wp:lineTo x="21375" y="21163"/>
-                <wp:lineTo x="21375" y="0"/>
-                <wp:lineTo x="0" y="0"/>
-              </wp:wrapPolygon>
-            </wp:wrapTight>
-            <wp:docPr id="1201320072" name="Picture 24" descr="Woman practicing yoga and reading FREE Stock Photo, mindfulness, reading, wellbeing picture"/>
-            <wp:cNvGraphicFramePr>
-              <a:graphicFrameLocks xmlns:a="http://schemas.openxmlformats.org/drawingml/2006/main" noChangeAspect="1"/>
-            </wp:cNvGraphicFramePr>
-            <a:graphic xmlns:a="http://schemas.openxmlformats.org/drawingml/2006/main">
-              <a:graphicData uri="http://schemas.openxmlformats.org/drawingml/2006/picture">
-                <pic:pic xmlns:pic="http://schemas.openxmlformats.org/drawingml/2006/picture">
-                  <pic:nvPicPr>
-                    <pic:cNvPr id="0" name="Picture 58" descr="Woman practicing yoga and reading FREE Stock Photo, mindfulness, reading, wellbeing picture"/>
-                    <pic:cNvPicPr>
-                      <a:picLocks noChangeAspect="1" noChangeArrowheads="1"/>
-                    </pic:cNvPicPr>
-                  </pic:nvPicPr>
-                  <pic:blipFill>
-                    <a:blip r:embed="rId23" cstate="print">
-                      <a:extLst>
-                        <a:ext uri="{28A0092B-C50C-407E-A947-70E740481C1C}">
-                          <a14:useLocalDpi xmlns:a14="http://schemas.microsoft.com/office/drawing/2010/main" val="0"/>
-                        </a:ext>
-                      </a:extLst>
-                    </a:blip>
-                    <a:srcRect/>
-                    <a:stretch>
-                      <a:fillRect/>
-                    </a:stretch>
-                  </pic:blipFill>
-                  <pic:spPr bwMode="auto">
-                    <a:xfrm>
-                      <a:off x="0" y="0"/>
-                      <a:ext cx="1828800" cy="1225296"/>
-                    </a:xfrm>
-                    <a:prstGeom prst="rect">
-                      <a:avLst/>
-                    </a:prstGeom>
-                    <a:noFill/>
-                    <a:ln>
-                      <a:noFill/>
-                    </a:ln>
-                  </pic:spPr>
-                </pic:pic>
-              </a:graphicData>
-            </a:graphic>
-            <wp14:sizeRelH relativeFrom="margin">
-              <wp14:pctWidth>0</wp14:pctWidth>
-            </wp14:sizeRelH>
-            <wp14:sizeRelV relativeFrom="margin">
-              <wp14:pctHeight>0</wp14:pctHeight>
-            </wp14:sizeRelV>
-          </wp:anchor>
-        </w:drawing>
-      </w:r>
       <w:r>
         <w:rPr>
           <w:b/>
@@ -5179,6 +4101,29 @@
       <w:spacing w:val="5"/>
     </w:rPr>
   </w:style>
+  <w:style w:type="character" w:styleId="Hyperlink">
+    <w:name w:val="Hyperlink"/>
+    <w:basedOn w:val="DefaultParagraphFont"/>
+    <w:uiPriority w:val="99"/>
+    <w:unhideWhenUsed/>
+    <w:rsid w:val="003601DA"/>
+    <w:rPr>
+      <w:color w:val="467886" w:themeColor="hyperlink"/>
+      <w:u w:val="single"/>
+    </w:rPr>
+  </w:style>
+  <w:style w:type="character" w:styleId="UnresolvedMention">
+    <w:name w:val="Unresolved Mention"/>
+    <w:basedOn w:val="DefaultParagraphFont"/>
+    <w:uiPriority w:val="99"/>
+    <w:semiHidden/>
+    <w:unhideWhenUsed/>
+    <w:rsid w:val="003601DA"/>
+    <w:rPr>
+      <w:color w:val="605E5C"/>
+      <w:shd w:val="clear" w:color="auto" w:fill="E1DFDD"/>
+    </w:rPr>
+  </w:style>
 </w:styles>
 </file>
 

--- a/Doc/Catalog.docx
+++ b/Doc/Catalog.docx
@@ -209,8 +209,13 @@
           <w:bCs/>
         </w:rPr>
       </w:pPr>
-      <w:r>
-        <w:t xml:space="preserve">imageUrl: </w:t>
+      <w:proofErr w:type="spellStart"/>
+      <w:r>
+        <w:t>imageUrl</w:t>
+      </w:r>
+      <w:proofErr w:type="spellEnd"/>
+      <w:r>
+        <w:t xml:space="preserve">: </w:t>
       </w:r>
       <w:r>
         <w:t>http://localhost:5173/public/pictures/</w:t>
@@ -352,8 +357,13 @@
           <w:bCs/>
         </w:rPr>
       </w:pPr>
-      <w:r>
-        <w:t xml:space="preserve">imageUrl: </w:t>
+      <w:proofErr w:type="spellStart"/>
+      <w:r>
+        <w:t>imageUrl</w:t>
+      </w:r>
+      <w:proofErr w:type="spellEnd"/>
+      <w:r>
+        <w:t xml:space="preserve">: </w:t>
       </w:r>
       <w:r>
         <w:t>http://localhost:5173/public/pictures/volleyball.jpg</w:t>
@@ -517,8 +527,13 @@
           <w:bCs/>
         </w:rPr>
       </w:pPr>
-      <w:r>
-        <w:t xml:space="preserve">imageUrl: </w:t>
+      <w:proofErr w:type="spellStart"/>
+      <w:r>
+        <w:t>imageUrl</w:t>
+      </w:r>
+      <w:proofErr w:type="spellEnd"/>
+      <w:r>
+        <w:t xml:space="preserve">: </w:t>
       </w:r>
       <w:r>
         <w:t>http://localhost:5173/public/pictures/</w:t>
@@ -682,8 +697,13 @@
           <w:bCs/>
         </w:rPr>
       </w:pPr>
-      <w:r>
-        <w:t xml:space="preserve">imageUrl: </w:t>
+      <w:proofErr w:type="spellStart"/>
+      <w:r>
+        <w:t>imageUrl</w:t>
+      </w:r>
+      <w:proofErr w:type="spellEnd"/>
+      <w:r>
+        <w:t xml:space="preserve">: </w:t>
       </w:r>
       <w:r>
         <w:t>http://localhost:5173/public/pictures/</w:t>
@@ -827,17 +847,19 @@
           <w:bCs/>
         </w:rPr>
       </w:pPr>
-      <w:r>
-        <w:t xml:space="preserve">imageUrl: </w:t>
+      <w:proofErr w:type="spellStart"/>
+      <w:r>
+        <w:t>imageUrl</w:t>
+      </w:r>
+      <w:proofErr w:type="spellEnd"/>
+      <w:r>
+        <w:t xml:space="preserve">: </w:t>
       </w:r>
       <w:r>
         <w:t>http://localhost:5173/public/pictures/</w:t>
       </w:r>
       <w:r>
-        <w:t>teather</w:t>
-      </w:r>
-      <w:r>
-        <w:t>.png</w:t>
+        <w:t>teather.png</w:t>
       </w:r>
     </w:p>
     <w:p>
@@ -982,20 +1004,19 @@
           <w:bCs/>
         </w:rPr>
       </w:pPr>
-      <w:r>
-        <w:t xml:space="preserve">imageUrl: </w:t>
+      <w:proofErr w:type="spellStart"/>
+      <w:r>
+        <w:t>imageUrl</w:t>
+      </w:r>
+      <w:proofErr w:type="spellEnd"/>
+      <w:r>
+        <w:t xml:space="preserve">: </w:t>
       </w:r>
       <w:r>
         <w:t>http://localhost:5173/public/pictures/</w:t>
       </w:r>
       <w:r>
-        <w:t>p</w:t>
-      </w:r>
-      <w:r>
-        <w:t>hoto</w:t>
-      </w:r>
-      <w:r>
-        <w:t>.png</w:t>
+        <w:t>photo.png</w:t>
       </w:r>
     </w:p>
     <w:p>
@@ -1017,21 +1038,33 @@
         <w:t>Category:</w:t>
       </w:r>
       <w:r>
-        <w:t xml:space="preserve"> Arts </w:t>
-      </w:r>
-      <w:r>
-        <w:rPr>
-          <w:b/>
-          <w:bCs/>
-        </w:rPr>
         <w:t xml:space="preserve"> </w:t>
       </w:r>
-      <w:r>
-        <w:rPr>
-          <w:b/>
-          <w:bCs/>
-        </w:rPr>
-        <w:t>Description:</w:t>
+      <w:proofErr w:type="gramStart"/>
+      <w:r>
+        <w:t xml:space="preserve">Arts </w:t>
+      </w:r>
+      <w:r>
+        <w:rPr>
+          <w:b/>
+          <w:bCs/>
+        </w:rPr>
+        <w:t xml:space="preserve"> </w:t>
+      </w:r>
+      <w:r>
+        <w:rPr>
+          <w:b/>
+          <w:bCs/>
+        </w:rPr>
+        <w:t>Description</w:t>
+      </w:r>
+      <w:proofErr w:type="gramEnd"/>
+      <w:r>
+        <w:rPr>
+          <w:b/>
+          <w:bCs/>
+        </w:rPr>
+        <w:t>:</w:t>
       </w:r>
       <w:r>
         <w:t xml:space="preserve"> Students learn composition, lighting, and camera settings while exploring creative storytelling through photography. Each session includes hands</w:t>
@@ -1115,6 +1148,7 @@
       </w:pPr>
     </w:p>
     <w:p>
+      <w:proofErr w:type="gramStart"/>
       <w:r>
         <w:rPr>
           <w:b/>
@@ -1130,7 +1164,11 @@
         <w:t xml:space="preserve"> </w:t>
       </w:r>
       <w:r>
-        <w:t>(id=</w:t>
+        <w:t>(</w:t>
+      </w:r>
+      <w:proofErr w:type="gramEnd"/>
+      <w:r>
+        <w:t>id=</w:t>
       </w:r>
       <w:r>
         <w:t>34</w:t>
@@ -1146,17 +1184,19 @@
           <w:bCs/>
         </w:rPr>
       </w:pPr>
-      <w:r>
-        <w:t xml:space="preserve">imageUrl: </w:t>
+      <w:proofErr w:type="spellStart"/>
+      <w:r>
+        <w:t>imageUrl</w:t>
+      </w:r>
+      <w:proofErr w:type="spellEnd"/>
+      <w:r>
+        <w:t xml:space="preserve">: </w:t>
       </w:r>
       <w:r>
         <w:t>http://localhost:5173/public/pictures/</w:t>
       </w:r>
       <w:r>
-        <w:t>dance</w:t>
-      </w:r>
-      <w:r>
-        <w:t>.png</w:t>
+        <w:t>dance.png</w:t>
       </w:r>
     </w:p>
     <w:p>
@@ -1325,7 +1365,7 @@
           <w:noProof/>
         </w:rPr>
         <w:drawing>
-          <wp:anchor distT="0" distB="0" distL="114300" distR="114300" simplePos="0" relativeHeight="251667456" behindDoc="1" locked="0" layoutInCell="1" allowOverlap="1" wp14:anchorId="5704B2A4" wp14:editId="1EC35A13">
+          <wp:anchor distT="0" distB="0" distL="114300" distR="114300" simplePos="0" relativeHeight="251667456" behindDoc="1" locked="0" layoutInCell="1" allowOverlap="1" wp14:anchorId="5704B2A4" wp14:editId="65689DEB">
             <wp:simplePos x="0" y="0"/>
             <wp:positionH relativeFrom="column">
               <wp:posOffset>4076700</wp:posOffset>
@@ -1469,7 +1509,15 @@
         <w:t>September 14</w:t>
       </w:r>
       <w:r>
-        <w:t xml:space="preserve">, meeting every </w:t>
+        <w:t xml:space="preserve">, </w:t>
+      </w:r>
+      <w:proofErr w:type="gramStart"/>
+      <w:r>
+        <w:t>meeting</w:t>
+      </w:r>
+      <w:proofErr w:type="gramEnd"/>
+      <w:r>
+        <w:t xml:space="preserve"> every </w:t>
       </w:r>
       <w:r>
         <w:rPr>
@@ -2774,7 +2822,11 @@
         <w:t>Category:</w:t>
       </w:r>
       <w:r>
-        <w:t xml:space="preserve"> Life Skills </w:t>
+        <w:t xml:space="preserve"> Life </w:t>
+      </w:r>
+      <w:proofErr w:type="gramStart"/>
+      <w:r>
+        <w:t xml:space="preserve">Skills </w:t>
       </w:r>
       <w:r>
         <w:rPr>
@@ -2788,7 +2840,15 @@
           <w:b/>
           <w:bCs/>
         </w:rPr>
-        <w:t>Description:</w:t>
+        <w:t>Description</w:t>
+      </w:r>
+      <w:proofErr w:type="gramEnd"/>
+      <w:r>
+        <w:rPr>
+          <w:b/>
+          <w:bCs/>
+        </w:rPr>
+        <w:t>:</w:t>
       </w:r>
       <w:r>
         <w:t xml:space="preserve"> Students learn how to plant, care for, and harvest vegetables and herbs while exploring sustainability and ecology. The activity promotes responsibility and environmental awareness.</w:t>
@@ -3063,6 +3123,22 @@
           <w:bCs/>
         </w:rPr>
         <w:t>Yoga &amp; Mindfulness</w:t>
+      </w:r>
+      <w:r>
+        <w:rPr>
+          <w:b/>
+          <w:bCs/>
+        </w:rPr>
+        <w:t xml:space="preserve"> </w:t>
+      </w:r>
+      <w:r>
+        <w:t>(id</w:t>
+      </w:r>
+      <w:r>
+        <w:t>=91</w:t>
+      </w:r>
+      <w:r>
+        <w:t>)</w:t>
       </w:r>
     </w:p>
     <w:p>

--- a/Doc/Catalog.docx
+++ b/Doc/Catalog.docx
@@ -1,10 +1,42 @@
 
 <file path=word/document.xml><?xml version="1.0" encoding="utf-8"?>
-<w:document xmlns:wpc="http://schemas.microsoft.com/office/word/2010/wordprocessingCanvas" xmlns:cx="http://schemas.microsoft.com/office/drawing/2014/chartex" xmlns:cx1="http://schemas.microsoft.com/office/drawing/2015/9/8/chartex" xmlns:cx2="http://schemas.microsoft.com/office/drawing/2015/10/21/chartex" xmlns:cx3="http://schemas.microsoft.com/office/drawing/2016/5/9/chartex" xmlns:cx4="http://schemas.microsoft.com/office/drawing/2016/5/10/chartex" xmlns:cx5="http://schemas.microsoft.com/office/drawing/2016/5/11/chartex" xmlns:cx6="http://schemas.microsoft.com/office/drawing/2016/5/12/chartex" xmlns:cx7="http://schemas.microsoft.com/office/drawing/2016/5/13/chartex" xmlns:cx8="http://schemas.microsoft.com/office/drawing/2016/5/14/chartex" xmlns:mc="http://schemas.openxmlformats.org/markup-compatibility/2006" xmlns:aink="http://schemas.microsoft.com/office/drawing/2016/ink" xmlns:am3d="http://schemas.microsoft.com/office/drawing/2017/model3d" xmlns:o="urn:schemas-microsoft-com:office:office" xmlns:oel="http://schemas.microsoft.com/office/2019/extlst" xmlns:r="http://schemas.openxmlformats.org/officeDocument/2006/relationships" xmlns:m="http://schemas.openxmlformats.org/officeDocument/2006/math" xmlns:v="urn:schemas-microsoft-com:vml" xmlns:wp14="http://schemas.microsoft.com/office/word/2010/wordprocessingDrawing" xmlns:wp="http://schemas.openxmlformats.org/drawingml/2006/wordprocessingDrawing" xmlns:w10="urn:schemas-microsoft-com:office:word" xmlns:w="http://schemas.openxmlformats.org/wordprocessingml/2006/main" xmlns:w14="http://schemas.microsoft.com/office/word/2010/wordml" xmlns:w15="http://schemas.microsoft.com/office/word/2012/wordml" xmlns:w16cex="http://schemas.microsoft.com/office/word/2018/wordml/cex" xmlns:w16cid="http://schemas.microsoft.com/office/word/2016/wordml/cid" xmlns:w16="http://schemas.microsoft.com/office/word/2018/wordml" xmlns:w16du="http://schemas.microsoft.com/office/word/2023/wordml/word16du" xmlns:w16sdtdh="http://schemas.microsoft.com/office/word/2020/wordml/sdtdatahash" xmlns:w16sdtfl="http://schemas.microsoft.com/office/word/2024/wordml/sdtformatlock" xmlns:w16se="http://schemas.microsoft.com/office/word/2015/wordml/symex" xmlns:wpg="http://schemas.microsoft.com/office/word/2010/wordprocessingGroup" xmlns:wpi="http://schemas.microsoft.com/office/word/2010/wordprocessingInk" xmlns:wne="http://schemas.microsoft.com/office/word/2006/wordml" xmlns:wps="http://schemas.microsoft.com/office/word/2010/wordprocessingShape" mc:Ignorable="w14 w15 w16se w16cid w16 w16cex w16sdtdh w16sdtfl w16du wp14">
+<w:document xmlns:wpc="http://schemas.microsoft.com/office/word/2010/wordprocessingCanvas" xmlns:cx="http://schemas.microsoft.com/office/drawing/2014/chartex" xmlns:cx1="http://schemas.microsoft.com/office/drawing/2015/9/8/chartex" xmlns:cx2="http://schemas.microsoft.com/office/drawing/2015/10/21/chartex" xmlns:cx3="http://schemas.microsoft.com/office/drawing/2016/5/9/chartex" xmlns:cx4="http://schemas.microsoft.com/office/drawing/2016/5/10/chartex" xmlns:cx5="http://schemas.microsoft.com/office/drawing/2016/5/11/chartex" xmlns:cx6="http://schemas.microsoft.com/office/drawing/2016/5/12/chartex" xmlns:cx7="http://schemas.microsoft.com/office/drawing/2016/5/13/chartex" xmlns:cx8="http://schemas.microsoft.com/office/drawing/2016/5/14/chartex" xmlns:mc="http://schemas.openxmlformats.org/markup-compatibility/2006" xmlns:aink="http://schemas.microsoft.com/office/drawing/2016/ink" xmlns:am3d="http://schemas.microsoft.com/office/drawing/2017/model3d" xmlns:o="urn:schemas-microsoft-com:office:office" xmlns:oel="http://schemas.microsoft.com/office/2019/extlst" xmlns:r="http://schemas.openxmlformats.org/officeDocument/2006/relationships" xmlns:m="http://schemas.openxmlformats.org/officeDocument/2006/math" xmlns:v="urn:schemas-microsoft-com:vml" xmlns:wp14="http://schemas.microsoft.com/office/word/2010/wordprocessingDrawing" xmlns:wp="http://schemas.openxmlformats.org/drawingml/2006/wordprocessingDrawing" xmlns:w10="urn:schemas-microsoft-com:office:word" xmlns:w="http://schemas.openxmlformats.org/wordprocessingml/2006/main" xmlns:w14="http://schemas.microsoft.com/office/word/2010/wordml" xmlns:w15="http://schemas.microsoft.com/office/word/2012/wordml" xmlns:w16cei="http://schemas.microsoft.com/office/word/2026/wordml/cei" xmlns:w16cex="http://schemas.microsoft.com/office/word/2018/wordml/cex" xmlns:w16cid="http://schemas.microsoft.com/office/word/2016/wordml/cid" xmlns:w16="http://schemas.microsoft.com/office/word/2018/wordml" xmlns:w16du="http://schemas.microsoft.com/office/word/2023/wordml/word16du" xmlns:w16sdtdh="http://schemas.microsoft.com/office/word/2020/wordml/sdtdatahash" xmlns:w16sdtfl="http://schemas.microsoft.com/office/word/2024/wordml/sdtformatlock" xmlns:w16se="http://schemas.microsoft.com/office/word/2015/wordml/symex" xmlns:wpg="http://schemas.microsoft.com/office/word/2010/wordprocessingGroup" xmlns:wpi="http://schemas.microsoft.com/office/word/2010/wordprocessingInk" xmlns:wne="http://schemas.microsoft.com/office/word/2006/wordml" xmlns:wps="http://schemas.microsoft.com/office/word/2010/wordprocessingShape" mc:Ignorable="w14 w15 w16se w16cid w16 w16cex w16sdtdh w16sdtfl w16du wp14">
   <w:body>
     <w:p>
       <w:pPr>
         <w:pStyle w:val="Heading1"/>
+        <w:jc w:val="center"/>
+        <w:rPr>
+          <w:sz w:val="52"/>
+          <w:szCs w:val="52"/>
+        </w:rPr>
+      </w:pPr>
+      <w:r>
+        <w:rPr>
+          <w:sz w:val="52"/>
+          <w:szCs w:val="52"/>
+        </w:rPr>
+        <w:t>Sain</w:t>
+      </w:r>
+      <w:r>
+        <w:rPr>
+          <w:sz w:val="52"/>
+          <w:szCs w:val="52"/>
+        </w:rPr>
+        <w:t>t</w:t>
+      </w:r>
+      <w:r>
+        <w:rPr>
+          <w:sz w:val="52"/>
+          <w:szCs w:val="52"/>
+        </w:rPr>
+        <w:t xml:space="preserve"> David’s School</w:t>
+      </w:r>
+    </w:p>
+    <w:p>
+      <w:pPr>
+        <w:pStyle w:val="Heading1"/>
+        <w:jc w:val="center"/>
       </w:pPr>
       <w:r>
         <w:t>Fall 2026 Extracurricular Activities Catalog</w:t>
@@ -180,6 +212,7 @@
           <w:b/>
           <w:bCs/>
         </w:rPr>
+        <w:lastRenderedPageBreak/>
         <w:t>Girls’ Soccer Training</w:t>
       </w:r>
       <w:r>
@@ -209,13 +242,8 @@
           <w:bCs/>
         </w:rPr>
       </w:pPr>
-      <w:proofErr w:type="spellStart"/>
-      <w:r>
-        <w:t>imageUrl</w:t>
-      </w:r>
-      <w:proofErr w:type="spellEnd"/>
-      <w:r>
-        <w:t xml:space="preserve">: </w:t>
+      <w:r>
+        <w:t xml:space="preserve">imageUrl: </w:t>
       </w:r>
       <w:r>
         <w:t>http://localhost:5173/public/pictures/</w:t>
@@ -230,7 +258,6 @@
           <w:b/>
           <w:bCs/>
         </w:rPr>
-        <w:lastRenderedPageBreak/>
         <w:t>Levels Offered:</w:t>
       </w:r>
       <w:r>
@@ -357,13 +384,8 @@
           <w:bCs/>
         </w:rPr>
       </w:pPr>
-      <w:proofErr w:type="spellStart"/>
-      <w:r>
-        <w:t>imageUrl</w:t>
-      </w:r>
-      <w:proofErr w:type="spellEnd"/>
-      <w:r>
-        <w:t xml:space="preserve">: </w:t>
+      <w:r>
+        <w:t xml:space="preserve">imageUrl: </w:t>
       </w:r>
       <w:r>
         <w:t>http://localhost:5173/public/pictures/volleyball.jpg</w:t>
@@ -527,13 +549,8 @@
           <w:bCs/>
         </w:rPr>
       </w:pPr>
-      <w:proofErr w:type="spellStart"/>
-      <w:r>
-        <w:t>imageUrl</w:t>
-      </w:r>
-      <w:proofErr w:type="spellEnd"/>
-      <w:r>
-        <w:t xml:space="preserve">: </w:t>
+      <w:r>
+        <w:t xml:space="preserve">imageUrl: </w:t>
       </w:r>
       <w:r>
         <w:t>http://localhost:5173/public/pictures/</w:t>
@@ -570,6 +587,307 @@
       </w:r>
       <w:r>
         <w:t xml:space="preserve"> Music </w:t>
+      </w:r>
+    </w:p>
+    <w:p>
+      <w:r>
+        <w:rPr>
+          <w:b/>
+          <w:bCs/>
+        </w:rPr>
+        <w:t>Description:</w:t>
+      </w:r>
+      <w:r>
+        <w:t xml:space="preserve"> Piano Foundations offers young musicians a welcoming introduction to musical expression. Students explore rhythm, melody, and basic music theory while learning proper hand position and technique. Each lesson blends structured practice with creative activities that encourage students to experiment with sound.</w:t>
+      </w:r>
+    </w:p>
+    <w:p>
+      <w:r>
+        <w:rPr>
+          <w:b/>
+          <w:bCs/>
+        </w:rPr>
+        <w:t>Schedule:</w:t>
+      </w:r>
+      <w:r>
+        <w:t xml:space="preserve"> The course consists of </w:t>
+      </w:r>
+      <w:r>
+        <w:rPr>
+          <w:b/>
+          <w:bCs/>
+        </w:rPr>
+        <w:t>10 lessons</w:t>
+      </w:r>
+      <w:r>
+        <w:t xml:space="preserve">, starting </w:t>
+      </w:r>
+      <w:r>
+        <w:rPr>
+          <w:b/>
+          <w:bCs/>
+        </w:rPr>
+        <w:t>September 11</w:t>
+      </w:r>
+      <w:r>
+        <w:t xml:space="preserve">, held every </w:t>
+      </w:r>
+      <w:r>
+        <w:rPr>
+          <w:b/>
+          <w:bCs/>
+        </w:rPr>
+        <w:t>Wednesday from 2:30 p.m. to 3:30 p.m.</w:t>
+      </w:r>
+    </w:p>
+    <w:p>
+      <w:r>
+        <w:rPr>
+          <w:b/>
+          <w:bCs/>
+        </w:rPr>
+        <w:t>Cost:</w:t>
+      </w:r>
+      <w:r>
+        <w:t xml:space="preserve"> $250 </w:t>
+      </w:r>
+      <w:r>
+        <w:rPr>
+          <w:b/>
+          <w:bCs/>
+        </w:rPr>
+        <w:t>Optional Extras:</w:t>
+      </w:r>
+      <w:r>
+        <w:t xml:space="preserve"> Sheet</w:t>
+      </w:r>
+      <w:r>
+        <w:noBreakHyphen/>
+        <w:t>music pack ($15)</w:t>
+      </w:r>
+    </w:p>
+    <w:p>
+      <w:pPr>
+        <w:rPr>
+          <w:b/>
+          <w:bCs/>
+        </w:rPr>
+      </w:pPr>
+      <w:r>
+        <w:rPr>
+          <w:b/>
+          <w:bCs/>
+        </w:rPr>
+        <w:t>ARTS</w:t>
+      </w:r>
+    </w:p>
+    <w:p>
+      <w:r>
+        <w:rPr>
+          <w:b/>
+          <w:bCs/>
+        </w:rPr>
+        <w:t>Creative Painting Studio</w:t>
+      </w:r>
+      <w:r>
+        <w:rPr>
+          <w:b/>
+          <w:bCs/>
+        </w:rPr>
+        <w:t xml:space="preserve"> </w:t>
+      </w:r>
+      <w:r>
+        <w:t>(id=</w:t>
+      </w:r>
+      <w:r>
+        <w:t>3</w:t>
+      </w:r>
+      <w:r>
+        <w:t>1)</w:t>
+      </w:r>
+    </w:p>
+    <w:p>
+      <w:pPr>
+        <w:rPr>
+          <w:b/>
+          <w:bCs/>
+        </w:rPr>
+      </w:pPr>
+      <w:r>
+        <w:t xml:space="preserve">imageUrl: </w:t>
+      </w:r>
+      <w:r>
+        <w:t>http://localhost:5173/public/pictures/</w:t>
+      </w:r>
+      <w:r>
+        <w:t>painting.png</w:t>
+      </w:r>
+    </w:p>
+    <w:p>
+      <w:r>
+        <w:rPr>
+          <w:b/>
+          <w:bCs/>
+        </w:rPr>
+        <w:t>Levels Offered:</w:t>
+      </w:r>
+      <w:r>
+        <w:t xml:space="preserve"> Grades 2–6 </w:t>
+      </w:r>
+      <w:r>
+        <w:rPr>
+          <w:b/>
+          <w:bCs/>
+        </w:rPr>
+        <w:t>Category:</w:t>
+      </w:r>
+      <w:r>
+        <w:t xml:space="preserve"> Arts </w:t>
+      </w:r>
+    </w:p>
+    <w:p>
+      <w:r>
+        <w:rPr>
+          <w:b/>
+          <w:bCs/>
+        </w:rPr>
+        <w:t>Description:</w:t>
+      </w:r>
+      <w:r>
+        <w:t xml:space="preserve"> Creative Painting Studio encourages students to explore color, texture, and artistic expression. Each session introduces a new technique—watercolor, acrylic, or mixed media—while allowing students to develop their personal style.</w:t>
+      </w:r>
+    </w:p>
+    <w:p>
+      <w:r>
+        <w:rPr>
+          <w:b/>
+          <w:bCs/>
+        </w:rPr>
+        <w:t>Schedule:</w:t>
+      </w:r>
+      <w:r>
+        <w:t xml:space="preserve"> The studio runs for </w:t>
+      </w:r>
+      <w:r>
+        <w:rPr>
+          <w:b/>
+          <w:bCs/>
+        </w:rPr>
+        <w:t>7 lessons</w:t>
+      </w:r>
+      <w:r>
+        <w:t xml:space="preserve">, starting </w:t>
+      </w:r>
+      <w:r>
+        <w:rPr>
+          <w:b/>
+          <w:bCs/>
+        </w:rPr>
+        <w:t>September 14</w:t>
+      </w:r>
+      <w:r>
+        <w:t xml:space="preserve">, with classes every </w:t>
+      </w:r>
+      <w:r>
+        <w:rPr>
+          <w:b/>
+          <w:bCs/>
+        </w:rPr>
+        <w:t>Saturday from 10:00 a.m. to 11:30 a.m.</w:t>
+      </w:r>
+    </w:p>
+    <w:p>
+      <w:r>
+        <w:rPr>
+          <w:b/>
+          <w:bCs/>
+        </w:rPr>
+        <w:t>Cost:</w:t>
+      </w:r>
+      <w:r>
+        <w:t xml:space="preserve"> $220 </w:t>
+      </w:r>
+      <w:r>
+        <w:rPr>
+          <w:b/>
+          <w:bCs/>
+        </w:rPr>
+        <w:t>Optional Extras:</w:t>
+      </w:r>
+      <w:r>
+        <w:t xml:space="preserve"> Paintbrush set ($12)</w:t>
+      </w:r>
+    </w:p>
+    <w:p>
+      <w:pPr>
+        <w:rPr>
+          <w:b/>
+          <w:bCs/>
+        </w:rPr>
+      </w:pPr>
+    </w:p>
+    <w:p>
+      <w:r>
+        <w:rPr>
+          <w:b/>
+          <w:bCs/>
+        </w:rPr>
+        <w:t>Drama &amp; Theater Workshop</w:t>
+      </w:r>
+      <w:r>
+        <w:rPr>
+          <w:b/>
+          <w:bCs/>
+        </w:rPr>
+        <w:t xml:space="preserve"> </w:t>
+      </w:r>
+      <w:r>
+        <w:t>(id=</w:t>
+      </w:r>
+      <w:r>
+        <w:t>32</w:t>
+      </w:r>
+      <w:r>
+        <w:t>)</w:t>
+      </w:r>
+    </w:p>
+    <w:p>
+      <w:pPr>
+        <w:rPr>
+          <w:b/>
+          <w:bCs/>
+        </w:rPr>
+      </w:pPr>
+      <w:r>
+        <w:t xml:space="preserve">imageUrl: </w:t>
+      </w:r>
+      <w:r>
+        <w:t>http://localhost:5173/public/pictures/</w:t>
+      </w:r>
+      <w:r>
+        <w:t>teather.png</w:t>
+      </w:r>
+    </w:p>
+    <w:p>
+      <w:r>
+        <w:rPr>
+          <w:b/>
+          <w:bCs/>
+        </w:rPr>
+        <w:t>Levels Offered:</w:t>
+      </w:r>
+      <w:r>
+        <w:t xml:space="preserve"> Grades 4–12 </w:t>
+      </w:r>
+      <w:r>
+        <w:rPr>
+          <w:b/>
+          <w:bCs/>
+        </w:rPr>
+        <w:t>Category:</w:t>
+      </w:r>
+      <w:r>
+        <w:t xml:space="preserve"> Arts </w:t>
       </w:r>
     </w:p>
     <w:p>
@@ -582,7 +900,7 @@
         <w:t>Description:</w:t>
       </w:r>
       <w:r>
-        <w:t xml:space="preserve"> Piano Foundations offers young musicians a welcoming introduction to musical expression. Students explore rhythm, melody, and basic music theory while learning proper hand position and technique. Each lesson blends structured practice with creative activities that encourage students to experiment with sound.</w:t>
+        <w:t xml:space="preserve"> Drama &amp; Theater Workshop helps students build confidence through acting exercises, improvisation, and scene work. Participants learn voice projection, character development, and stage presence.</w:t>
       </w:r>
     </w:p>
     <w:p>
@@ -594,7 +912,618 @@
         <w:t>Schedule:</w:t>
       </w:r>
       <w:r>
-        <w:t xml:space="preserve"> The course consists of </w:t>
+        <w:t xml:space="preserve"> The workshop includes </w:t>
+      </w:r>
+      <w:r>
+        <w:rPr>
+          <w:b/>
+          <w:bCs/>
+        </w:rPr>
+        <w:t>9 lessons</w:t>
+      </w:r>
+      <w:r>
+        <w:t xml:space="preserve">, beginning </w:t>
+      </w:r>
+      <w:r>
+        <w:rPr>
+          <w:b/>
+          <w:bCs/>
+        </w:rPr>
+        <w:t>September 11</w:t>
+      </w:r>
+      <w:r>
+        <w:t xml:space="preserve">, meeting every </w:t>
+      </w:r>
+      <w:r>
+        <w:rPr>
+          <w:b/>
+          <w:bCs/>
+        </w:rPr>
+        <w:t>Wednesday from 2:30 p.m. to 3:30 p.m.</w:t>
+      </w:r>
+    </w:p>
+    <w:p>
+      <w:r>
+        <w:rPr>
+          <w:b/>
+          <w:bCs/>
+        </w:rPr>
+        <w:t>Cost:</w:t>
+      </w:r>
+      <w:r>
+        <w:t xml:space="preserve"> $240 </w:t>
+      </w:r>
+      <w:r>
+        <w:rPr>
+          <w:b/>
+          <w:bCs/>
+        </w:rPr>
+        <w:t>Optional Extras:</w:t>
+      </w:r>
+      <w:r>
+        <w:t xml:space="preserve"> Costume materials ($20)</w:t>
+      </w:r>
+    </w:p>
+    <w:p>
+      <w:pPr>
+        <w:rPr>
+          <w:b/>
+          <w:bCs/>
+        </w:rPr>
+      </w:pPr>
+    </w:p>
+    <w:p>
+      <w:pPr>
+        <w:rPr>
+          <w:b/>
+          <w:bCs/>
+        </w:rPr>
+      </w:pPr>
+      <w:r>
+        <w:rPr>
+          <w:b/>
+          <w:bCs/>
+        </w:rPr>
+        <w:t>Digital Photography Basics</w:t>
+      </w:r>
+      <w:r>
+        <w:rPr>
+          <w:b/>
+          <w:bCs/>
+        </w:rPr>
+        <w:t xml:space="preserve"> </w:t>
+      </w:r>
+      <w:r>
+        <w:t>(id=</w:t>
+      </w:r>
+      <w:r>
+        <w:t>33</w:t>
+      </w:r>
+      <w:r>
+        <w:t>)</w:t>
+      </w:r>
+    </w:p>
+    <w:p>
+      <w:pPr>
+        <w:rPr>
+          <w:b/>
+          <w:bCs/>
+        </w:rPr>
+      </w:pPr>
+      <w:r>
+        <w:t xml:space="preserve">imageUrl: </w:t>
+      </w:r>
+      <w:r>
+        <w:t>http://localhost:5173/public/pictures/</w:t>
+      </w:r>
+      <w:r>
+        <w:t>photo.png</w:t>
+      </w:r>
+    </w:p>
+    <w:p>
+      <w:r>
+        <w:rPr>
+          <w:b/>
+          <w:bCs/>
+        </w:rPr>
+        <w:t>Levels Offered:</w:t>
+      </w:r>
+      <w:r>
+        <w:t xml:space="preserve"> Grades 6–12 </w:t>
+      </w:r>
+      <w:r>
+        <w:rPr>
+          <w:b/>
+          <w:bCs/>
+        </w:rPr>
+        <w:t>Category:</w:t>
+      </w:r>
+      <w:r>
+        <w:t xml:space="preserve"> Arts </w:t>
+      </w:r>
+      <w:r>
+        <w:rPr>
+          <w:b/>
+          <w:bCs/>
+        </w:rPr>
+        <w:t xml:space="preserve"> </w:t>
+      </w:r>
+      <w:r>
+        <w:rPr>
+          <w:b/>
+          <w:bCs/>
+        </w:rPr>
+        <w:t>Description:</w:t>
+      </w:r>
+      <w:r>
+        <w:t xml:space="preserve"> Students learn composition, lighting, and camera settings while exploring creative storytelling through photography. Each session includes hands</w:t>
+      </w:r>
+      <w:r>
+        <w:noBreakHyphen/>
+        <w:t>on practice and mini</w:t>
+      </w:r>
+      <w:r>
+        <w:noBreakHyphen/>
+        <w:t>projects.</w:t>
+      </w:r>
+    </w:p>
+    <w:p>
+      <w:r>
+        <w:rPr>
+          <w:b/>
+          <w:bCs/>
+        </w:rPr>
+        <w:t>Schedule:</w:t>
+      </w:r>
+      <w:r>
+        <w:t xml:space="preserve"> The course includes </w:t>
+      </w:r>
+      <w:r>
+        <w:rPr>
+          <w:b/>
+          <w:bCs/>
+        </w:rPr>
+        <w:t>8 lessons</w:t>
+      </w:r>
+      <w:r>
+        <w:t xml:space="preserve">, beginning </w:t>
+      </w:r>
+      <w:r>
+        <w:rPr>
+          <w:b/>
+          <w:bCs/>
+        </w:rPr>
+        <w:t>September 14</w:t>
+      </w:r>
+      <w:r>
+        <w:t xml:space="preserve">, held every </w:t>
+      </w:r>
+      <w:r>
+        <w:rPr>
+          <w:b/>
+          <w:bCs/>
+        </w:rPr>
+        <w:t>Saturday from 10:00 a.m. to 11:30 a.m.</w:t>
+      </w:r>
+    </w:p>
+    <w:p>
+      <w:r>
+        <w:rPr>
+          <w:b/>
+          <w:bCs/>
+        </w:rPr>
+        <w:t>Cost:</w:t>
+      </w:r>
+      <w:r>
+        <w:t xml:space="preserve"> $260 </w:t>
+      </w:r>
+      <w:r>
+        <w:rPr>
+          <w:b/>
+          <w:bCs/>
+        </w:rPr>
+        <w:t>Optional Extras:</w:t>
+      </w:r>
+      <w:r>
+        <w:t xml:space="preserve"> Photo editing software license ($25)</w:t>
+      </w:r>
+    </w:p>
+    <w:p>
+      <w:pPr>
+        <w:rPr>
+          <w:b/>
+          <w:bCs/>
+        </w:rPr>
+      </w:pPr>
+    </w:p>
+    <w:p>
+      <w:r>
+        <w:rPr>
+          <w:b/>
+          <w:bCs/>
+        </w:rPr>
+        <w:t xml:space="preserve">Ballet </w:t>
+      </w:r>
+      <w:r>
+        <w:rPr>
+          <w:b/>
+          <w:bCs/>
+        </w:rPr>
+        <w:t xml:space="preserve"> </w:t>
+      </w:r>
+      <w:r>
+        <w:t>(id=</w:t>
+      </w:r>
+      <w:r>
+        <w:t>34</w:t>
+      </w:r>
+      <w:r>
+        <w:t>)</w:t>
+      </w:r>
+    </w:p>
+    <w:p>
+      <w:pPr>
+        <w:rPr>
+          <w:b/>
+          <w:bCs/>
+        </w:rPr>
+      </w:pPr>
+      <w:r>
+        <w:t xml:space="preserve">imageUrl: </w:t>
+      </w:r>
+      <w:r>
+        <w:t>http://localhost:5173/public/pictures/</w:t>
+      </w:r>
+      <w:r>
+        <w:t>dance.png</w:t>
+      </w:r>
+    </w:p>
+    <w:p>
+      <w:r>
+        <w:rPr>
+          <w:b/>
+          <w:bCs/>
+        </w:rPr>
+        <w:t>Levels Offered:</w:t>
+      </w:r>
+      <w:r>
+        <w:t xml:space="preserve"> Grades 2–8 </w:t>
+      </w:r>
+      <w:r>
+        <w:rPr>
+          <w:b/>
+          <w:bCs/>
+        </w:rPr>
+        <w:t>Category:</w:t>
+      </w:r>
+      <w:r>
+        <w:t xml:space="preserve"> Arts </w:t>
+      </w:r>
+    </w:p>
+    <w:p>
+      <w:r>
+        <w:rPr>
+          <w:b/>
+          <w:bCs/>
+        </w:rPr>
+        <w:t>Description:</w:t>
+      </w:r>
+      <w:r>
+        <w:t xml:space="preserve"> </w:t>
+      </w:r>
+      <w:r>
+        <w:t>A graceful and inspiring ballet program where girls learn foundational technique, musicality, and expressive movement in a supportive, confidence</w:t>
+      </w:r>
+      <w:r>
+        <w:noBreakHyphen/>
+        <w:t>building environment.</w:t>
+      </w:r>
+    </w:p>
+    <w:p>
+      <w:r>
+        <w:rPr>
+          <w:b/>
+          <w:bCs/>
+        </w:rPr>
+        <w:t>Schedule:</w:t>
+      </w:r>
+      <w:r>
+        <w:t xml:space="preserve"> The course includes </w:t>
+      </w:r>
+      <w:r>
+        <w:rPr>
+          <w:b/>
+          <w:bCs/>
+        </w:rPr>
+        <w:t>8 lessons</w:t>
+      </w:r>
+      <w:r>
+        <w:t xml:space="preserve">, starting </w:t>
+      </w:r>
+      <w:r>
+        <w:rPr>
+          <w:b/>
+          <w:bCs/>
+        </w:rPr>
+        <w:t>September 9</w:t>
+      </w:r>
+      <w:r>
+        <w:t xml:space="preserve">, held every </w:t>
+      </w:r>
+      <w:r>
+        <w:rPr>
+          <w:b/>
+          <w:bCs/>
+        </w:rPr>
+        <w:t>Monday from 2:30 p.m. to 3:30 p.m.</w:t>
+      </w:r>
+    </w:p>
+    <w:p>
+      <w:r>
+        <w:rPr>
+          <w:b/>
+          <w:bCs/>
+        </w:rPr>
+        <w:lastRenderedPageBreak/>
+        <w:t>Cost:</w:t>
+      </w:r>
+      <w:r>
+        <w:t xml:space="preserve"> $210 </w:t>
+      </w:r>
+      <w:r>
+        <w:rPr>
+          <w:b/>
+          <w:bCs/>
+        </w:rPr>
+        <w:t>Optional Extras:</w:t>
+      </w:r>
+      <w:r>
+        <w:t xml:space="preserve"> </w:t>
+      </w:r>
+      <w:r>
+        <w:t>Classical tutu</w:t>
+      </w:r>
+      <w:r>
+        <w:t xml:space="preserve"> ($12)</w:t>
+      </w:r>
+    </w:p>
+    <w:p>
+      <w:pPr>
+        <w:pStyle w:val="Heading2"/>
+        <w:rPr>
+          <w:b/>
+          <w:bCs/>
+        </w:rPr>
+      </w:pPr>
+      <w:r>
+        <w:rPr>
+          <w:b/>
+          <w:bCs/>
+        </w:rPr>
+        <w:t>IT &amp; TECHNOLOGY</w:t>
+      </w:r>
+    </w:p>
+    <w:p>
+      <w:pPr>
+        <w:rPr>
+          <w:b/>
+          <w:bCs/>
+        </w:rPr>
+      </w:pPr>
+      <w:r>
+        <w:rPr>
+          <w:b/>
+          <w:bCs/>
+        </w:rPr>
+        <w:t>Robotics Club</w:t>
+      </w:r>
+      <w:r>
+        <w:rPr>
+          <w:b/>
+          <w:bCs/>
+        </w:rPr>
+        <w:t xml:space="preserve"> </w:t>
+      </w:r>
+      <w:r>
+        <w:t>(id=</w:t>
+      </w:r>
+      <w:r>
+        <w:t>41</w:t>
+      </w:r>
+      <w:r>
+        <w:t>)</w:t>
+      </w:r>
+    </w:p>
+    <w:p>
+      <w:r>
+        <w:rPr>
+          <w:b/>
+          <w:bCs/>
+        </w:rPr>
+        <w:t>Levels Offered:</w:t>
+      </w:r>
+      <w:r>
+        <w:t xml:space="preserve"> Grades 4–8 </w:t>
+      </w:r>
+      <w:r>
+        <w:rPr>
+          <w:b/>
+          <w:bCs/>
+        </w:rPr>
+        <w:t>Category:</w:t>
+      </w:r>
+      <w:r>
+        <w:t xml:space="preserve"> IT </w:t>
+      </w:r>
+    </w:p>
+    <w:p>
+      <w:r>
+        <w:rPr>
+          <w:b/>
+          <w:bCs/>
+        </w:rPr>
+        <w:t>Description:</w:t>
+      </w:r>
+      <w:r>
+        <w:t xml:space="preserve"> Robotics Club introduces students to engineering, coding, and problem</w:t>
+      </w:r>
+      <w:r>
+        <w:noBreakHyphen/>
+        <w:t>solving through hands</w:t>
+      </w:r>
+      <w:r>
+        <w:noBreakHyphen/>
+        <w:t>on robot</w:t>
+      </w:r>
+      <w:r>
+        <w:noBreakHyphen/>
+        <w:t>building challenges. Participants design, assemble, and program robots to complete tasks, learning teamwork and critical thinking along the way.</w:t>
+      </w:r>
+    </w:p>
+    <w:p>
+      <w:r>
+        <w:rPr>
+          <w:b/>
+          <w:bCs/>
+        </w:rPr>
+        <w:t>Schedule:</w:t>
+      </w:r>
+      <w:r>
+        <w:t xml:space="preserve"> This club offers </w:t>
+      </w:r>
+      <w:r>
+        <w:rPr>
+          <w:b/>
+          <w:bCs/>
+        </w:rPr>
+        <w:t>9 lessons</w:t>
+      </w:r>
+      <w:r>
+        <w:t xml:space="preserve">, beginning </w:t>
+      </w:r>
+      <w:r>
+        <w:rPr>
+          <w:b/>
+          <w:bCs/>
+        </w:rPr>
+        <w:t>September 14</w:t>
+      </w:r>
+      <w:r>
+        <w:t xml:space="preserve">, meeting every </w:t>
+      </w:r>
+      <w:r>
+        <w:rPr>
+          <w:b/>
+          <w:bCs/>
+        </w:rPr>
+        <w:t>Saturday from 8:00 a.m. to 9:30 a.m.</w:t>
+      </w:r>
+    </w:p>
+    <w:p>
+      <w:r>
+        <w:rPr>
+          <w:b/>
+          <w:bCs/>
+        </w:rPr>
+        <w:t>Cost:</w:t>
+      </w:r>
+      <w:r>
+        <w:t xml:space="preserve"> $300 </w:t>
+      </w:r>
+      <w:r>
+        <w:rPr>
+          <w:b/>
+          <w:bCs/>
+        </w:rPr>
+        <w:t>Optional Extras:</w:t>
+      </w:r>
+      <w:r>
+        <w:t xml:space="preserve"> Robotics kit rental ($20)</w:t>
+      </w:r>
+    </w:p>
+    <w:p>
+      <w:pPr>
+        <w:rPr>
+          <w:b/>
+          <w:bCs/>
+        </w:rPr>
+      </w:pPr>
+    </w:p>
+    <w:p>
+      <w:pPr>
+        <w:rPr>
+          <w:b/>
+          <w:bCs/>
+        </w:rPr>
+      </w:pPr>
+      <w:r>
+        <w:rPr>
+          <w:b/>
+          <w:bCs/>
+        </w:rPr>
+        <w:t>Beginner Coding with Python</w:t>
+      </w:r>
+      <w:r>
+        <w:rPr>
+          <w:b/>
+          <w:bCs/>
+        </w:rPr>
+        <w:t xml:space="preserve"> </w:t>
+      </w:r>
+      <w:r>
+        <w:t>(id=</w:t>
+      </w:r>
+      <w:r>
+        <w:t>42</w:t>
+      </w:r>
+      <w:r>
+        <w:t>)</w:t>
+      </w:r>
+    </w:p>
+    <w:p>
+      <w:r>
+        <w:rPr>
+          <w:b/>
+          <w:bCs/>
+        </w:rPr>
+        <w:t>Levels Offered:</w:t>
+      </w:r>
+      <w:r>
+        <w:t xml:space="preserve"> Grades 6–12 </w:t>
+      </w:r>
+      <w:r>
+        <w:rPr>
+          <w:b/>
+          <w:bCs/>
+        </w:rPr>
+        <w:t>Category:</w:t>
+      </w:r>
+      <w:r>
+        <w:t xml:space="preserve"> IT </w:t>
+      </w:r>
+    </w:p>
+    <w:p>
+      <w:r>
+        <w:rPr>
+          <w:b/>
+          <w:bCs/>
+        </w:rPr>
+        <w:t>Description:</w:t>
+      </w:r>
+      <w:r>
+        <w:t xml:space="preserve"> This course introduces students to programming fundamentals using Python. They learn variables, loops, conditionals, and simple algorithms while building small projects such as games and calculators.</w:t>
+      </w:r>
+    </w:p>
+    <w:p>
+      <w:r>
+        <w:rPr>
+          <w:b/>
+          <w:bCs/>
+        </w:rPr>
+        <w:t>Schedule:</w:t>
+      </w:r>
+      <w:r>
+        <w:t xml:space="preserve"> The course includes </w:t>
       </w:r>
       <w:r>
         <w:rPr>
@@ -611,9 +1540,720 @@
           <w:b/>
           <w:bCs/>
         </w:rPr>
+        <w:t>September 14</w:t>
+      </w:r>
+      <w:r>
+        <w:t xml:space="preserve">, held every </w:t>
+      </w:r>
+      <w:r>
+        <w:rPr>
+          <w:b/>
+          <w:bCs/>
+        </w:rPr>
+        <w:t>Saturday from 8:00 a.m. to 9:30 a.m.</w:t>
+      </w:r>
+    </w:p>
+    <w:p>
+      <w:r>
+        <w:rPr>
+          <w:b/>
+          <w:bCs/>
+        </w:rPr>
+        <w:t>Cost:</w:t>
+      </w:r>
+      <w:r>
+        <w:t xml:space="preserve"> $280 </w:t>
+      </w:r>
+      <w:r>
+        <w:rPr>
+          <w:b/>
+          <w:bCs/>
+        </w:rPr>
+        <w:t>Optional Extras:</w:t>
+      </w:r>
+      <w:r>
+        <w:t xml:space="preserve"> USB drive ($10)</w:t>
+      </w:r>
+    </w:p>
+    <w:p>
+      <w:pPr>
+        <w:rPr>
+          <w:b/>
+          <w:bCs/>
+        </w:rPr>
+      </w:pPr>
+    </w:p>
+    <w:p>
+      <w:pPr>
+        <w:rPr>
+          <w:b/>
+          <w:bCs/>
+        </w:rPr>
+      </w:pPr>
+      <w:r>
+        <w:rPr>
+          <w:b/>
+          <w:bCs/>
+        </w:rPr>
+        <w:t>3D Printing &amp; Design</w:t>
+      </w:r>
+      <w:r>
+        <w:rPr>
+          <w:b/>
+          <w:bCs/>
+        </w:rPr>
+        <w:t xml:space="preserve"> </w:t>
+      </w:r>
+      <w:r>
+        <w:t>(id=</w:t>
+      </w:r>
+      <w:r>
+        <w:t>43</w:t>
+      </w:r>
+      <w:r>
+        <w:t>)</w:t>
+      </w:r>
+    </w:p>
+    <w:p>
+      <w:r>
+        <w:rPr>
+          <w:b/>
+          <w:bCs/>
+        </w:rPr>
+        <w:t>Levels Offered:</w:t>
+      </w:r>
+      <w:r>
+        <w:t xml:space="preserve"> Grades 5–12 </w:t>
+      </w:r>
+      <w:r>
+        <w:rPr>
+          <w:b/>
+          <w:bCs/>
+        </w:rPr>
+        <w:t>Category:</w:t>
+      </w:r>
+      <w:r>
+        <w:t xml:space="preserve"> IT </w:t>
+      </w:r>
+    </w:p>
+    <w:p>
+      <w:r>
+        <w:rPr>
+          <w:b/>
+          <w:bCs/>
+        </w:rPr>
+        <w:lastRenderedPageBreak/>
+        <w:t>Description:</w:t>
+      </w:r>
+      <w:r>
+        <w:t xml:space="preserve"> Students learn 3D modeling and printing fundamentals, creating their own small prototypes and designs. The activity encourages creativity, spatial reasoning, and hands</w:t>
+      </w:r>
+      <w:r>
+        <w:noBreakHyphen/>
+        <w:t>on experimentation.</w:t>
+      </w:r>
+    </w:p>
+    <w:p>
+      <w:r>
+        <w:rPr>
+          <w:b/>
+          <w:bCs/>
+        </w:rPr>
+        <w:t>Schedule:</w:t>
+      </w:r>
+      <w:r>
+        <w:t xml:space="preserve"> This course includes </w:t>
+      </w:r>
+      <w:r>
+        <w:rPr>
+          <w:b/>
+          <w:bCs/>
+        </w:rPr>
+        <w:t>9 lessons</w:t>
+      </w:r>
+      <w:r>
+        <w:t xml:space="preserve">, beginning </w:t>
+      </w:r>
+      <w:r>
+        <w:rPr>
+          <w:b/>
+          <w:bCs/>
+        </w:rPr>
+        <w:t>September 14</w:t>
+      </w:r>
+      <w:r>
+        <w:t xml:space="preserve">, held every </w:t>
+      </w:r>
+      <w:r>
+        <w:rPr>
+          <w:b/>
+          <w:bCs/>
+        </w:rPr>
+        <w:t>Saturday from 8:00 a.m. to 9:30 a.m.</w:t>
+      </w:r>
+    </w:p>
+    <w:p>
+      <w:r>
+        <w:rPr>
+          <w:b/>
+          <w:bCs/>
+        </w:rPr>
+        <w:t>Cost:</w:t>
+      </w:r>
+      <w:r>
+        <w:t xml:space="preserve"> $290 </w:t>
+      </w:r>
+      <w:r>
+        <w:rPr>
+          <w:b/>
+          <w:bCs/>
+        </w:rPr>
+        <w:t>Optional Extras:</w:t>
+      </w:r>
+      <w:r>
+        <w:t xml:space="preserve"> Filament pack ($18)</w:t>
+      </w:r>
+    </w:p>
+    <w:p>
+      <w:pPr>
+        <w:pStyle w:val="Heading2"/>
+        <w:rPr>
+          <w:b/>
+          <w:bCs/>
+        </w:rPr>
+      </w:pPr>
+      <w:r>
+        <w:rPr>
+          <w:b/>
+          <w:bCs/>
+        </w:rPr>
+        <w:t>ACADEMIC ENRICHMENT</w:t>
+      </w:r>
+    </w:p>
+    <w:p>
+      <w:pPr>
+        <w:rPr>
+          <w:b/>
+          <w:bCs/>
+        </w:rPr>
+      </w:pPr>
+      <w:r>
+        <w:rPr>
+          <w:b/>
+          <w:bCs/>
+        </w:rPr>
+        <w:t>Chess Strategy Lab</w:t>
+      </w:r>
+      <w:r>
+        <w:rPr>
+          <w:b/>
+          <w:bCs/>
+        </w:rPr>
+        <w:t xml:space="preserve"> </w:t>
+      </w:r>
+      <w:r>
+        <w:t>(id=</w:t>
+      </w:r>
+      <w:r>
+        <w:t>51</w:t>
+      </w:r>
+      <w:r>
+        <w:t>)</w:t>
+      </w:r>
+    </w:p>
+    <w:p>
+      <w:r>
+        <w:rPr>
+          <w:b/>
+          <w:bCs/>
+        </w:rPr>
+        <w:t>Levels Offered:</w:t>
+      </w:r>
+      <w:r>
+        <w:t xml:space="preserve"> Grades 3–12 </w:t>
+      </w:r>
+      <w:r>
+        <w:rPr>
+          <w:b/>
+          <w:bCs/>
+        </w:rPr>
+        <w:t>Category:</w:t>
+      </w:r>
+      <w:r>
+        <w:t xml:space="preserve"> Academic Enrichment </w:t>
+      </w:r>
+    </w:p>
+    <w:p>
+      <w:r>
+        <w:rPr>
+          <w:b/>
+          <w:bCs/>
+        </w:rPr>
+        <w:t>Description:</w:t>
+      </w:r>
+      <w:r>
+        <w:t xml:space="preserve"> Chess Strategy Lab teaches students how to think ahead, analyze patterns, and develop strategic reasoning. Through puzzles, guided matches, and tournaments, students strengthen concentration and problem</w:t>
+      </w:r>
+      <w:r>
+        <w:noBreakHyphen/>
+        <w:t>solving skills.</w:t>
+      </w:r>
+    </w:p>
+    <w:p>
+      <w:r>
+        <w:rPr>
+          <w:b/>
+          <w:bCs/>
+        </w:rPr>
+        <w:t>Schedule:</w:t>
+      </w:r>
+      <w:r>
+        <w:t xml:space="preserve"> The lab includes </w:t>
+      </w:r>
+      <w:r>
+        <w:rPr>
+          <w:b/>
+          <w:bCs/>
+        </w:rPr>
+        <w:t>8 lessons</w:t>
+      </w:r>
+      <w:r>
+        <w:t xml:space="preserve">, beginning </w:t>
+      </w:r>
+      <w:r>
+        <w:rPr>
+          <w:b/>
+          <w:bCs/>
+        </w:rPr>
         <w:t>September 11</w:t>
       </w:r>
       <w:r>
+        <w:t xml:space="preserve">, with sessions every </w:t>
+      </w:r>
+      <w:r>
+        <w:rPr>
+          <w:b/>
+          <w:bCs/>
+        </w:rPr>
+        <w:t>Wednesday from 2:30 p.m. to 3:30 p.m.</w:t>
+      </w:r>
+    </w:p>
+    <w:p>
+      <w:r>
+        <w:rPr>
+          <w:b/>
+          <w:bCs/>
+        </w:rPr>
+        <w:t>Cost:</w:t>
+      </w:r>
+      <w:r>
+        <w:t xml:space="preserve"> $160 </w:t>
+      </w:r>
+      <w:r>
+        <w:rPr>
+          <w:b/>
+          <w:bCs/>
+        </w:rPr>
+        <w:t>Optional Extras:</w:t>
+      </w:r>
+      <w:r>
+        <w:t xml:space="preserve"> Tournament set ($18)</w:t>
+      </w:r>
+    </w:p>
+    <w:p>
+      <w:pPr>
+        <w:rPr>
+          <w:b/>
+          <w:bCs/>
+        </w:rPr>
+      </w:pPr>
+    </w:p>
+    <w:p>
+      <w:pPr>
+        <w:rPr>
+          <w:b/>
+          <w:bCs/>
+        </w:rPr>
+      </w:pPr>
+      <w:r>
+        <w:rPr>
+          <w:b/>
+          <w:bCs/>
+        </w:rPr>
+        <w:t>Creative Writing Circle</w:t>
+      </w:r>
+      <w:r>
+        <w:rPr>
+          <w:b/>
+          <w:bCs/>
+        </w:rPr>
+        <w:t xml:space="preserve"> </w:t>
+      </w:r>
+      <w:r>
+        <w:t>(id=</w:t>
+      </w:r>
+      <w:r>
+        <w:t>52</w:t>
+      </w:r>
+      <w:r>
+        <w:t>)</w:t>
+      </w:r>
+    </w:p>
+    <w:p>
+      <w:r>
+        <w:rPr>
+          <w:b/>
+          <w:bCs/>
+        </w:rPr>
+        <w:t>Levels Offered:</w:t>
+      </w:r>
+      <w:r>
+        <w:t xml:space="preserve"> Grades 5–12 </w:t>
+      </w:r>
+      <w:r>
+        <w:rPr>
+          <w:b/>
+          <w:bCs/>
+        </w:rPr>
+        <w:t>Category:</w:t>
+      </w:r>
+      <w:r>
+        <w:t xml:space="preserve"> Academic Enrichment </w:t>
+      </w:r>
+    </w:p>
+    <w:p>
+      <w:r>
+        <w:rPr>
+          <w:b/>
+          <w:bCs/>
+        </w:rPr>
+        <w:t>Description:</w:t>
+      </w:r>
+      <w:r>
+        <w:t xml:space="preserve"> Creative Writing Circle helps students develop their voice through poetry, short stories, and narrative exercises. They learn structure, imagery, and revision techniques while exploring their imagination.</w:t>
+      </w:r>
+    </w:p>
+    <w:p>
+      <w:r>
+        <w:rPr>
+          <w:b/>
+          <w:bCs/>
+        </w:rPr>
+        <w:t>Schedule:</w:t>
+      </w:r>
+      <w:r>
+        <w:t xml:space="preserve"> The circle includes </w:t>
+      </w:r>
+      <w:r>
+        <w:rPr>
+          <w:b/>
+          <w:bCs/>
+        </w:rPr>
+        <w:t>6 lessons</w:t>
+      </w:r>
+      <w:r>
+        <w:t xml:space="preserve">, beginning </w:t>
+      </w:r>
+      <w:r>
+        <w:rPr>
+          <w:b/>
+          <w:bCs/>
+        </w:rPr>
+        <w:t>September 11</w:t>
+      </w:r>
+      <w:r>
+        <w:t xml:space="preserve">, meeting every </w:t>
+      </w:r>
+      <w:r>
+        <w:rPr>
+          <w:b/>
+          <w:bCs/>
+        </w:rPr>
+        <w:t>Wednesday from 2:30 p.m. to 3:30 p.m.</w:t>
+      </w:r>
+    </w:p>
+    <w:p>
+      <w:r>
+        <w:rPr>
+          <w:b/>
+          <w:bCs/>
+        </w:rPr>
+        <w:t>Cost:</w:t>
+      </w:r>
+      <w:r>
+        <w:t xml:space="preserve"> $150 </w:t>
+      </w:r>
+      <w:r>
+        <w:rPr>
+          <w:b/>
+          <w:bCs/>
+        </w:rPr>
+        <w:t>Optional Extras:</w:t>
+      </w:r>
+      <w:r>
+        <w:t xml:space="preserve"> Writing journal ($8)</w:t>
+      </w:r>
+    </w:p>
+    <w:p>
+      <w:pPr>
+        <w:rPr>
+          <w:b/>
+          <w:bCs/>
+        </w:rPr>
+      </w:pPr>
+    </w:p>
+    <w:p>
+      <w:pPr>
+        <w:rPr>
+          <w:b/>
+          <w:bCs/>
+        </w:rPr>
+      </w:pPr>
+      <w:r>
+        <w:rPr>
+          <w:b/>
+          <w:bCs/>
+        </w:rPr>
+        <w:t>Advanced Math Problem</w:t>
+      </w:r>
+      <w:r>
+        <w:rPr>
+          <w:b/>
+          <w:bCs/>
+        </w:rPr>
+        <w:noBreakHyphen/>
+        <w:t>Solving</w:t>
+      </w:r>
+      <w:r>
+        <w:rPr>
+          <w:b/>
+          <w:bCs/>
+        </w:rPr>
+        <w:t xml:space="preserve"> </w:t>
+      </w:r>
+      <w:r>
+        <w:t>(id=</w:t>
+      </w:r>
+      <w:r>
+        <w:t>53</w:t>
+      </w:r>
+      <w:r>
+        <w:t>)</w:t>
+      </w:r>
+    </w:p>
+    <w:p>
+      <w:r>
+        <w:rPr>
+          <w:b/>
+          <w:bCs/>
+        </w:rPr>
+        <w:t>Levels Offered:</w:t>
+      </w:r>
+      <w:r>
+        <w:t xml:space="preserve"> Grades 6–12 </w:t>
+      </w:r>
+      <w:r>
+        <w:rPr>
+          <w:b/>
+          <w:bCs/>
+        </w:rPr>
+        <w:t>Category:</w:t>
+      </w:r>
+      <w:r>
+        <w:t xml:space="preserve"> Academic Enrichment </w:t>
+      </w:r>
+    </w:p>
+    <w:p>
+      <w:r>
+        <w:rPr>
+          <w:b/>
+          <w:bCs/>
+        </w:rPr>
+        <w:t>Description:</w:t>
+      </w:r>
+      <w:r>
+        <w:t xml:space="preserve"> This course challenges students with logic puzzles, competition</w:t>
+      </w:r>
+      <w:r>
+        <w:noBreakHyphen/>
+        <w:t>style problems, and advanced reasoning tasks that strengthen analytical thinking and mathematical creativity.</w:t>
+      </w:r>
+    </w:p>
+    <w:p>
+      <w:r>
+        <w:rPr>
+          <w:b/>
+          <w:bCs/>
+        </w:rPr>
+        <w:t>Schedule:</w:t>
+      </w:r>
+      <w:r>
+        <w:t xml:space="preserve"> The course includes </w:t>
+      </w:r>
+      <w:r>
+        <w:rPr>
+          <w:b/>
+          <w:bCs/>
+        </w:rPr>
+        <w:t>10 lessons</w:t>
+      </w:r>
+      <w:r>
+        <w:t xml:space="preserve">, starting </w:t>
+      </w:r>
+      <w:r>
+        <w:rPr>
+          <w:b/>
+          <w:bCs/>
+        </w:rPr>
+        <w:t>September 11</w:t>
+      </w:r>
+      <w:r>
+        <w:t xml:space="preserve">, meeting every </w:t>
+      </w:r>
+      <w:r>
+        <w:rPr>
+          <w:b/>
+          <w:bCs/>
+        </w:rPr>
+        <w:t>Wednesday from 2:30 p.m. to 3:30 p.m.</w:t>
+      </w:r>
+    </w:p>
+    <w:p>
+      <w:r>
+        <w:rPr>
+          <w:b/>
+          <w:bCs/>
+        </w:rPr>
+        <w:t>Cost:</w:t>
+      </w:r>
+      <w:r>
+        <w:t xml:space="preserve"> $270 </w:t>
+      </w:r>
+      <w:r>
+        <w:rPr>
+          <w:b/>
+          <w:bCs/>
+        </w:rPr>
+        <w:t>Optional Extras:</w:t>
+      </w:r>
+      <w:r>
+        <w:t xml:space="preserve"> Workbook ($12)</w:t>
+      </w:r>
+    </w:p>
+    <w:p>
+      <w:pPr>
+        <w:pStyle w:val="Heading2"/>
+        <w:rPr>
+          <w:b/>
+          <w:bCs/>
+        </w:rPr>
+      </w:pPr>
+      <w:r>
+        <w:rPr>
+          <w:b/>
+          <w:bCs/>
+        </w:rPr>
+        <w:t>SCIENCE</w:t>
+      </w:r>
+    </w:p>
+    <w:p>
+      <w:pPr>
+        <w:rPr>
+          <w:b/>
+          <w:bCs/>
+        </w:rPr>
+      </w:pPr>
+      <w:r>
+        <w:rPr>
+          <w:b/>
+          <w:bCs/>
+        </w:rPr>
+        <w:t>Environmental Science Explorers</w:t>
+      </w:r>
+      <w:r>
+        <w:rPr>
+          <w:b/>
+          <w:bCs/>
+        </w:rPr>
+        <w:t xml:space="preserve"> </w:t>
+      </w:r>
+      <w:r>
+        <w:t>(id=</w:t>
+      </w:r>
+      <w:r>
+        <w:t>61</w:t>
+      </w:r>
+      <w:r>
+        <w:t>)</w:t>
+      </w:r>
+    </w:p>
+    <w:p>
+      <w:r>
+        <w:rPr>
+          <w:b/>
+          <w:bCs/>
+        </w:rPr>
+        <w:t>Levels Offered:</w:t>
+      </w:r>
+      <w:r>
+        <w:t xml:space="preserve"> Grades 3–8 </w:t>
+      </w:r>
+      <w:r>
+        <w:rPr>
+          <w:b/>
+          <w:bCs/>
+        </w:rPr>
+        <w:t>Category:</w:t>
+      </w:r>
+      <w:r>
+        <w:t xml:space="preserve"> Science </w:t>
+      </w:r>
+    </w:p>
+    <w:p>
+      <w:r>
+        <w:rPr>
+          <w:b/>
+          <w:bCs/>
+        </w:rPr>
+        <w:t>Description:</w:t>
+      </w:r>
+      <w:r>
+        <w:t xml:space="preserve"> Students explore ecosystems, sustainability, and environmental stewardship through hands</w:t>
+      </w:r>
+      <w:r>
+        <w:noBreakHyphen/>
+        <w:t>on experiments and outdoor observations. The activity encourages curiosity and responsibility toward the natural world.</w:t>
+      </w:r>
+    </w:p>
+    <w:p>
+      <w:r>
+        <w:rPr>
+          <w:b/>
+          <w:bCs/>
+        </w:rPr>
+        <w:t>Schedule:</w:t>
+      </w:r>
+      <w:r>
+        <w:t xml:space="preserve"> This program includes </w:t>
+      </w:r>
+      <w:r>
+        <w:rPr>
+          <w:b/>
+          <w:bCs/>
+        </w:rPr>
+        <w:t>6 lessons</w:t>
+      </w:r>
+      <w:r>
+        <w:t xml:space="preserve">, beginning </w:t>
+      </w:r>
+      <w:r>
+        <w:rPr>
+          <w:b/>
+          <w:bCs/>
+        </w:rPr>
+        <w:t>September 14</w:t>
+      </w:r>
+      <w:r>
         <w:t xml:space="preserve">, held every </w:t>
       </w:r>
       <w:r>
@@ -621,7 +2261,7 @@
           <w:b/>
           <w:bCs/>
         </w:rPr>
-        <w:t>Wednesday from 2:30 p.m. to 3:30 p.m.</w:t>
+        <w:t>Saturday from 10:00 a.m. to 11:30 a.m.</w:t>
       </w:r>
     </w:p>
     <w:p>
@@ -633,7 +2273,7 @@
         <w:t>Cost:</w:t>
       </w:r>
       <w:r>
-        <w:t xml:space="preserve"> $250 </w:t>
+        <w:t xml:space="preserve"> $200 </w:t>
       </w:r>
       <w:r>
         <w:rPr>
@@ -643,257 +2283,84 @@
         <w:t>Optional Extras:</w:t>
       </w:r>
       <w:r>
-        <w:t xml:space="preserve"> Sheet</w:t>
+        <w:t xml:space="preserve"> Field notebook ($6)</w:t>
+      </w:r>
+    </w:p>
+    <w:p>
+      <w:pPr>
+        <w:rPr>
+          <w:b/>
+          <w:bCs/>
+        </w:rPr>
+      </w:pPr>
+    </w:p>
+    <w:p>
+      <w:pPr>
+        <w:rPr>
+          <w:b/>
+          <w:bCs/>
+        </w:rPr>
+      </w:pPr>
+      <w:r>
+        <w:rPr>
+          <w:b/>
+          <w:bCs/>
+        </w:rPr>
+        <w:t>STEM Experiments Lab</w:t>
+      </w:r>
+      <w:r>
+        <w:rPr>
+          <w:b/>
+          <w:bCs/>
+        </w:rPr>
+        <w:t xml:space="preserve"> </w:t>
+      </w:r>
+      <w:r>
+        <w:t>(id=</w:t>
+      </w:r>
+      <w:r>
+        <w:t>62</w:t>
+      </w:r>
+      <w:r>
+        <w:t>)</w:t>
+      </w:r>
+    </w:p>
+    <w:p>
+      <w:r>
+        <w:rPr>
+          <w:b/>
+          <w:bCs/>
+        </w:rPr>
+        <w:t>Levels Offered:</w:t>
+      </w:r>
+      <w:r>
+        <w:t xml:space="preserve"> Grades 3–10 </w:t>
+      </w:r>
+      <w:r>
+        <w:rPr>
+          <w:b/>
+          <w:bCs/>
+        </w:rPr>
+        <w:t>Category:</w:t>
+      </w:r>
+      <w:r>
+        <w:t xml:space="preserve"> Science </w:t>
+      </w:r>
+    </w:p>
+    <w:p>
+      <w:r>
+        <w:rPr>
+          <w:b/>
+          <w:bCs/>
+        </w:rPr>
+        <w:t>Description:</w:t>
+      </w:r>
+      <w:r>
+        <w:t xml:space="preserve"> STEM Lab engages students in hands</w:t>
       </w:r>
       <w:r>
         <w:noBreakHyphen/>
-        <w:t>music pack ($15)</w:t>
-      </w:r>
-    </w:p>
-    <w:p>
-      <w:pPr>
-        <w:rPr>
-          <w:b/>
-          <w:bCs/>
-        </w:rPr>
-      </w:pPr>
-      <w:r>
-        <w:rPr>
-          <w:b/>
-          <w:bCs/>
-        </w:rPr>
-        <w:t>ARTS</w:t>
-      </w:r>
-    </w:p>
-    <w:p>
-      <w:r>
-        <w:rPr>
-          <w:b/>
-          <w:bCs/>
-        </w:rPr>
-        <w:t>Creative Painting Studio</w:t>
-      </w:r>
-      <w:r>
-        <w:rPr>
-          <w:b/>
-          <w:bCs/>
-        </w:rPr>
-        <w:t xml:space="preserve"> </w:t>
-      </w:r>
-      <w:r>
-        <w:t>(id=</w:t>
-      </w:r>
-      <w:r>
-        <w:t>3</w:t>
-      </w:r>
-      <w:r>
-        <w:t>1)</w:t>
-      </w:r>
-    </w:p>
-    <w:p>
-      <w:pPr>
-        <w:rPr>
-          <w:b/>
-          <w:bCs/>
-        </w:rPr>
-      </w:pPr>
-      <w:proofErr w:type="spellStart"/>
-      <w:r>
-        <w:t>imageUrl</w:t>
-      </w:r>
-      <w:proofErr w:type="spellEnd"/>
-      <w:r>
-        <w:t xml:space="preserve">: </w:t>
-      </w:r>
-      <w:r>
-        <w:t>http://localhost:5173/public/pictures/</w:t>
-      </w:r>
-      <w:r>
-        <w:t>painting.png</w:t>
-      </w:r>
-    </w:p>
-    <w:p>
-      <w:r>
-        <w:rPr>
-          <w:b/>
-          <w:bCs/>
-        </w:rPr>
-        <w:t>Levels Offered:</w:t>
-      </w:r>
-      <w:r>
-        <w:t xml:space="preserve"> Grades 2–6 </w:t>
-      </w:r>
-      <w:r>
-        <w:rPr>
-          <w:b/>
-          <w:bCs/>
-        </w:rPr>
-        <w:t>Category:</w:t>
-      </w:r>
-      <w:r>
-        <w:t xml:space="preserve"> Arts </w:t>
-      </w:r>
-    </w:p>
-    <w:p>
-      <w:r>
-        <w:rPr>
-          <w:b/>
-          <w:bCs/>
-        </w:rPr>
-        <w:t>Description:</w:t>
-      </w:r>
-      <w:r>
-        <w:t xml:space="preserve"> Creative Painting Studio encourages students to explore color, texture, and artistic expression. Each session introduces a new technique—watercolor, acrylic, or mixed media—while allowing students to develop their personal style.</w:t>
-      </w:r>
-    </w:p>
-    <w:p>
-      <w:r>
-        <w:rPr>
-          <w:b/>
-          <w:bCs/>
-        </w:rPr>
-        <w:t>Schedule:</w:t>
-      </w:r>
-      <w:r>
-        <w:t xml:space="preserve"> The studio runs for </w:t>
-      </w:r>
-      <w:r>
-        <w:rPr>
-          <w:b/>
-          <w:bCs/>
-        </w:rPr>
-        <w:t>7 lessons</w:t>
-      </w:r>
-      <w:r>
-        <w:t xml:space="preserve">, starting </w:t>
-      </w:r>
-      <w:r>
-        <w:rPr>
-          <w:b/>
-          <w:bCs/>
-        </w:rPr>
-        <w:t>September 14</w:t>
-      </w:r>
-      <w:r>
-        <w:t xml:space="preserve">, with classes every </w:t>
-      </w:r>
-      <w:r>
-        <w:rPr>
-          <w:b/>
-          <w:bCs/>
-        </w:rPr>
-        <w:t>Saturday from 10:00 a.m. to 11:30 a.m.</w:t>
-      </w:r>
-    </w:p>
-    <w:p>
-      <w:r>
-        <w:rPr>
-          <w:b/>
-          <w:bCs/>
-        </w:rPr>
-        <w:t>Cost:</w:t>
-      </w:r>
-      <w:r>
-        <w:t xml:space="preserve"> $220 </w:t>
-      </w:r>
-      <w:r>
-        <w:rPr>
-          <w:b/>
-          <w:bCs/>
-        </w:rPr>
-        <w:t>Optional Extras:</w:t>
-      </w:r>
-      <w:r>
-        <w:t xml:space="preserve"> Paintbrush set ($12)</w:t>
-      </w:r>
-    </w:p>
-    <w:p>
-      <w:pPr>
-        <w:rPr>
-          <w:b/>
-          <w:bCs/>
-        </w:rPr>
-      </w:pPr>
-    </w:p>
-    <w:p>
-      <w:r>
-        <w:rPr>
-          <w:b/>
-          <w:bCs/>
-        </w:rPr>
-        <w:t>Drama &amp; Theater Workshop</w:t>
-      </w:r>
-      <w:r>
-        <w:rPr>
-          <w:b/>
-          <w:bCs/>
-        </w:rPr>
-        <w:t xml:space="preserve"> </w:t>
-      </w:r>
-      <w:r>
-        <w:t>(id=</w:t>
-      </w:r>
-      <w:r>
-        <w:t>32</w:t>
-      </w:r>
-      <w:r>
-        <w:t>)</w:t>
-      </w:r>
-    </w:p>
-    <w:p>
-      <w:pPr>
-        <w:rPr>
-          <w:b/>
-          <w:bCs/>
-        </w:rPr>
-      </w:pPr>
-      <w:proofErr w:type="spellStart"/>
-      <w:r>
-        <w:t>imageUrl</w:t>
-      </w:r>
-      <w:proofErr w:type="spellEnd"/>
-      <w:r>
-        <w:t xml:space="preserve">: </w:t>
-      </w:r>
-      <w:r>
-        <w:t>http://localhost:5173/public/pictures/</w:t>
-      </w:r>
-      <w:r>
-        <w:t>teather.png</w:t>
-      </w:r>
-    </w:p>
-    <w:p>
-      <w:r>
-        <w:rPr>
-          <w:b/>
-          <w:bCs/>
-        </w:rPr>
-        <w:t>Levels Offered:</w:t>
-      </w:r>
-      <w:r>
-        <w:t xml:space="preserve"> Grades 4–12 </w:t>
-      </w:r>
-      <w:r>
-        <w:rPr>
-          <w:b/>
-          <w:bCs/>
-        </w:rPr>
-        <w:t>Category:</w:t>
-      </w:r>
-      <w:r>
-        <w:t xml:space="preserve"> Arts </w:t>
-      </w:r>
-    </w:p>
-    <w:p>
-      <w:r>
-        <w:rPr>
-          <w:b/>
-          <w:bCs/>
-        </w:rPr>
-        <w:t>Description:</w:t>
-      </w:r>
-      <w:r>
-        <w:t xml:space="preserve"> Drama &amp; Theater Workshop helps students build confidence through acting exercises, improvisation, and scene work. Participants learn voice projection, character development, and stage presence.</w:t>
+        <w:t>on experiments involving physics, chemistry, and engineering concepts. Each session includes a guided experiment and reflection to deepen understanding.</w:t>
       </w:r>
     </w:p>
     <w:p>
@@ -906,1657 +2373,6 @@
         <w:t>Schedule:</w:t>
       </w:r>
       <w:r>
-        <w:t xml:space="preserve"> The workshop includes </w:t>
-      </w:r>
-      <w:r>
-        <w:rPr>
-          <w:b/>
-          <w:bCs/>
-        </w:rPr>
-        <w:t>9 lessons</w:t>
-      </w:r>
-      <w:r>
-        <w:t xml:space="preserve">, beginning </w:t>
-      </w:r>
-      <w:r>
-        <w:rPr>
-          <w:b/>
-          <w:bCs/>
-        </w:rPr>
-        <w:t>September 11</w:t>
-      </w:r>
-      <w:r>
-        <w:t xml:space="preserve">, meeting every </w:t>
-      </w:r>
-      <w:r>
-        <w:rPr>
-          <w:b/>
-          <w:bCs/>
-        </w:rPr>
-        <w:t>Wednesday from 2:30 p.m. to 3:30 p.m.</w:t>
-      </w:r>
-    </w:p>
-    <w:p>
-      <w:r>
-        <w:rPr>
-          <w:b/>
-          <w:bCs/>
-        </w:rPr>
-        <w:t>Cost:</w:t>
-      </w:r>
-      <w:r>
-        <w:t xml:space="preserve"> $240 </w:t>
-      </w:r>
-      <w:r>
-        <w:rPr>
-          <w:b/>
-          <w:bCs/>
-        </w:rPr>
-        <w:t>Optional Extras:</w:t>
-      </w:r>
-      <w:r>
-        <w:t xml:space="preserve"> Costume materials ($20)</w:t>
-      </w:r>
-    </w:p>
-    <w:p>
-      <w:pPr>
-        <w:rPr>
-          <w:b/>
-          <w:bCs/>
-        </w:rPr>
-      </w:pPr>
-    </w:p>
-    <w:p>
-      <w:pPr>
-        <w:rPr>
-          <w:b/>
-          <w:bCs/>
-        </w:rPr>
-      </w:pPr>
-      <w:r>
-        <w:rPr>
-          <w:b/>
-          <w:bCs/>
-        </w:rPr>
-        <w:t>Digital Photography Basics</w:t>
-      </w:r>
-      <w:r>
-        <w:rPr>
-          <w:b/>
-          <w:bCs/>
-        </w:rPr>
-        <w:t xml:space="preserve"> </w:t>
-      </w:r>
-      <w:r>
-        <w:t>(id=</w:t>
-      </w:r>
-      <w:r>
-        <w:t>33</w:t>
-      </w:r>
-      <w:r>
-        <w:t>)</w:t>
-      </w:r>
-    </w:p>
-    <w:p>
-      <w:pPr>
-        <w:rPr>
-          <w:b/>
-          <w:bCs/>
-        </w:rPr>
-      </w:pPr>
-      <w:proofErr w:type="spellStart"/>
-      <w:r>
-        <w:t>imageUrl</w:t>
-      </w:r>
-      <w:proofErr w:type="spellEnd"/>
-      <w:r>
-        <w:t xml:space="preserve">: </w:t>
-      </w:r>
-      <w:r>
-        <w:t>http://localhost:5173/public/pictures/</w:t>
-      </w:r>
-      <w:r>
-        <w:t>photo.png</w:t>
-      </w:r>
-    </w:p>
-    <w:p>
-      <w:r>
-        <w:rPr>
-          <w:b/>
-          <w:bCs/>
-        </w:rPr>
-        <w:t>Levels Offered:</w:t>
-      </w:r>
-      <w:r>
-        <w:t xml:space="preserve"> Grades 6–12 </w:t>
-      </w:r>
-      <w:r>
-        <w:rPr>
-          <w:b/>
-          <w:bCs/>
-        </w:rPr>
-        <w:t>Category:</w:t>
-      </w:r>
-      <w:r>
-        <w:t xml:space="preserve"> </w:t>
-      </w:r>
-      <w:proofErr w:type="gramStart"/>
-      <w:r>
-        <w:t xml:space="preserve">Arts </w:t>
-      </w:r>
-      <w:r>
-        <w:rPr>
-          <w:b/>
-          <w:bCs/>
-        </w:rPr>
-        <w:t xml:space="preserve"> </w:t>
-      </w:r>
-      <w:r>
-        <w:rPr>
-          <w:b/>
-          <w:bCs/>
-        </w:rPr>
-        <w:t>Description</w:t>
-      </w:r>
-      <w:proofErr w:type="gramEnd"/>
-      <w:r>
-        <w:rPr>
-          <w:b/>
-          <w:bCs/>
-        </w:rPr>
-        <w:t>:</w:t>
-      </w:r>
-      <w:r>
-        <w:t xml:space="preserve"> Students learn composition, lighting, and camera settings while exploring creative storytelling through photography. Each session includes hands</w:t>
-      </w:r>
-      <w:r>
-        <w:noBreakHyphen/>
-        <w:t>on practice and mini</w:t>
-      </w:r>
-      <w:r>
-        <w:noBreakHyphen/>
-        <w:t>projects.</w:t>
-      </w:r>
-    </w:p>
-    <w:p>
-      <w:r>
-        <w:rPr>
-          <w:b/>
-          <w:bCs/>
-        </w:rPr>
-        <w:t>Schedule:</w:t>
-      </w:r>
-      <w:r>
-        <w:t xml:space="preserve"> The course includes </w:t>
-      </w:r>
-      <w:r>
-        <w:rPr>
-          <w:b/>
-          <w:bCs/>
-        </w:rPr>
-        <w:t>8 lessons</w:t>
-      </w:r>
-      <w:r>
-        <w:t xml:space="preserve">, beginning </w:t>
-      </w:r>
-      <w:r>
-        <w:rPr>
-          <w:b/>
-          <w:bCs/>
-        </w:rPr>
-        <w:t>September 14</w:t>
-      </w:r>
-      <w:r>
-        <w:t xml:space="preserve">, held every </w:t>
-      </w:r>
-      <w:r>
-        <w:rPr>
-          <w:b/>
-          <w:bCs/>
-        </w:rPr>
-        <w:t>Saturday from 10:00 a.m. to 11:30 a.m.</w:t>
-      </w:r>
-    </w:p>
-    <w:p>
-      <w:r>
-        <w:rPr>
-          <w:b/>
-          <w:bCs/>
-        </w:rPr>
-        <w:t>Cost:</w:t>
-      </w:r>
-      <w:r>
-        <w:t xml:space="preserve"> $260 </w:t>
-      </w:r>
-      <w:r>
-        <w:rPr>
-          <w:b/>
-          <w:bCs/>
-        </w:rPr>
-        <w:t>Optional Extras:</w:t>
-      </w:r>
-      <w:r>
-        <w:t xml:space="preserve"> Photo editing software license ($25)</w:t>
-      </w:r>
-    </w:p>
-    <w:p>
-      <w:pPr>
-        <w:rPr>
-          <w:b/>
-          <w:bCs/>
-        </w:rPr>
-      </w:pPr>
-    </w:p>
-    <w:p>
-      <w:proofErr w:type="gramStart"/>
-      <w:r>
-        <w:rPr>
-          <w:b/>
-          <w:bCs/>
-        </w:rPr>
-        <w:t xml:space="preserve">Ballet </w:t>
-      </w:r>
-      <w:r>
-        <w:rPr>
-          <w:b/>
-          <w:bCs/>
-        </w:rPr>
-        <w:t xml:space="preserve"> </w:t>
-      </w:r>
-      <w:r>
-        <w:t>(</w:t>
-      </w:r>
-      <w:proofErr w:type="gramEnd"/>
-      <w:r>
-        <w:t>id=</w:t>
-      </w:r>
-      <w:r>
-        <w:t>34</w:t>
-      </w:r>
-      <w:r>
-        <w:t>)</w:t>
-      </w:r>
-    </w:p>
-    <w:p>
-      <w:pPr>
-        <w:rPr>
-          <w:b/>
-          <w:bCs/>
-        </w:rPr>
-      </w:pPr>
-      <w:proofErr w:type="spellStart"/>
-      <w:r>
-        <w:t>imageUrl</w:t>
-      </w:r>
-      <w:proofErr w:type="spellEnd"/>
-      <w:r>
-        <w:t xml:space="preserve">: </w:t>
-      </w:r>
-      <w:r>
-        <w:t>http://localhost:5173/public/pictures/</w:t>
-      </w:r>
-      <w:r>
-        <w:t>dance.png</w:t>
-      </w:r>
-    </w:p>
-    <w:p>
-      <w:r>
-        <w:rPr>
-          <w:b/>
-          <w:bCs/>
-        </w:rPr>
-        <w:t>Levels Offered:</w:t>
-      </w:r>
-      <w:r>
-        <w:t xml:space="preserve"> Grades 2–8 </w:t>
-      </w:r>
-      <w:r>
-        <w:rPr>
-          <w:b/>
-          <w:bCs/>
-        </w:rPr>
-        <w:t>Category:</w:t>
-      </w:r>
-      <w:r>
-        <w:t xml:space="preserve"> Arts </w:t>
-      </w:r>
-    </w:p>
-    <w:p>
-      <w:r>
-        <w:rPr>
-          <w:b/>
-          <w:bCs/>
-        </w:rPr>
-        <w:t>Description:</w:t>
-      </w:r>
-      <w:r>
-        <w:t xml:space="preserve"> </w:t>
-      </w:r>
-      <w:r>
-        <w:t>Ballet</w:t>
-      </w:r>
-      <w:r>
-        <w:t xml:space="preserve"> Dance Basics teaches rhythm, coordination, and expressive movement through beginner</w:t>
-      </w:r>
-      <w:r>
-        <w:noBreakHyphen/>
-        <w:t>friendly choreography. Students build confidence while learning to move with energy and style.</w:t>
-      </w:r>
-      <w:r>
-        <w:t xml:space="preserve"> Only for girls</w:t>
-      </w:r>
-    </w:p>
-    <w:p>
-      <w:r>
-        <w:rPr>
-          <w:b/>
-          <w:bCs/>
-        </w:rPr>
-        <w:t>Schedule:</w:t>
-      </w:r>
-      <w:r>
-        <w:t xml:space="preserve"> The course includes </w:t>
-      </w:r>
-      <w:r>
-        <w:rPr>
-          <w:b/>
-          <w:bCs/>
-        </w:rPr>
-        <w:t>8 lessons</w:t>
-      </w:r>
-      <w:r>
-        <w:t xml:space="preserve">, starting </w:t>
-      </w:r>
-      <w:r>
-        <w:rPr>
-          <w:b/>
-          <w:bCs/>
-        </w:rPr>
-        <w:t>September 9</w:t>
-      </w:r>
-      <w:r>
-        <w:t xml:space="preserve">, held every </w:t>
-      </w:r>
-      <w:r>
-        <w:rPr>
-          <w:b/>
-          <w:bCs/>
-        </w:rPr>
-        <w:t>Monday from 2:30 p.m. to 3:30 p.m.</w:t>
-      </w:r>
-    </w:p>
-    <w:p>
-      <w:r>
-        <w:rPr>
-          <w:b/>
-          <w:bCs/>
-        </w:rPr>
-        <w:t>Cost:</w:t>
-      </w:r>
-      <w:r>
-        <w:t xml:space="preserve"> $210 </w:t>
-      </w:r>
-      <w:r>
-        <w:rPr>
-          <w:b/>
-          <w:bCs/>
-        </w:rPr>
-        <w:t>Optional Extras:</w:t>
-      </w:r>
-      <w:r>
-        <w:t xml:space="preserve"> Dance T</w:t>
-      </w:r>
-      <w:r>
-        <w:noBreakHyphen/>
-        <w:t>shirt ($12)</w:t>
-      </w:r>
-    </w:p>
-    <w:p>
-      <w:pPr>
-        <w:pStyle w:val="Heading2"/>
-        <w:rPr>
-          <w:b/>
-          <w:bCs/>
-        </w:rPr>
-      </w:pPr>
-      <w:r>
-        <w:rPr>
-          <w:b/>
-          <w:bCs/>
-        </w:rPr>
-        <w:lastRenderedPageBreak/>
-        <w:t>IT &amp; TECHNOLOGY</w:t>
-      </w:r>
-    </w:p>
-    <w:p>
-      <w:pPr>
-        <w:rPr>
-          <w:b/>
-          <w:bCs/>
-        </w:rPr>
-      </w:pPr>
-      <w:r>
-        <w:rPr>
-          <w:b/>
-          <w:bCs/>
-        </w:rPr>
-        <w:t>Robotics Club</w:t>
-      </w:r>
-      <w:r>
-        <w:rPr>
-          <w:b/>
-          <w:bCs/>
-        </w:rPr>
-        <w:t xml:space="preserve"> </w:t>
-      </w:r>
-      <w:r>
-        <w:t>(id=</w:t>
-      </w:r>
-      <w:r>
-        <w:t>41</w:t>
-      </w:r>
-      <w:r>
-        <w:t>)</w:t>
-      </w:r>
-    </w:p>
-    <w:p>
-      <w:r>
-        <w:rPr>
-          <w:noProof/>
-        </w:rPr>
-        <w:drawing>
-          <wp:anchor distT="0" distB="0" distL="114300" distR="114300" simplePos="0" relativeHeight="251667456" behindDoc="1" locked="0" layoutInCell="1" allowOverlap="1" wp14:anchorId="5704B2A4" wp14:editId="65689DEB">
-            <wp:simplePos x="0" y="0"/>
-            <wp:positionH relativeFrom="column">
-              <wp:posOffset>4076700</wp:posOffset>
-            </wp:positionH>
-            <wp:positionV relativeFrom="paragraph">
-              <wp:posOffset>365760</wp:posOffset>
-            </wp:positionV>
-            <wp:extent cx="1828800" cy="960120"/>
-            <wp:effectExtent l="0" t="0" r="0" b="0"/>
-            <wp:wrapTight wrapText="bothSides">
-              <wp:wrapPolygon edited="0">
-                <wp:start x="0" y="0"/>
-                <wp:lineTo x="0" y="21000"/>
-                <wp:lineTo x="21375" y="21000"/>
-                <wp:lineTo x="21375" y="0"/>
-                <wp:lineTo x="0" y="0"/>
-              </wp:wrapPolygon>
-            </wp:wrapTight>
-            <wp:docPr id="1365963175" name="Picture 12" descr="Solar-powered robotic devices FREE Stock Photo, robot,  technology,  innovation picture"/>
-            <wp:cNvGraphicFramePr>
-              <a:graphicFrameLocks xmlns:a="http://schemas.openxmlformats.org/drawingml/2006/main" noChangeAspect="1"/>
-            </wp:cNvGraphicFramePr>
-            <a:graphic xmlns:a="http://schemas.openxmlformats.org/drawingml/2006/main">
-              <a:graphicData uri="http://schemas.openxmlformats.org/drawingml/2006/picture">
-                <pic:pic xmlns:pic="http://schemas.openxmlformats.org/drawingml/2006/picture">
-                  <pic:nvPicPr>
-                    <pic:cNvPr id="0" name="Picture 28" descr="Solar-powered robotic devices FREE Stock Photo, robot,  technology,  innovation picture"/>
-                    <pic:cNvPicPr>
-                      <a:picLocks noChangeAspect="1" noChangeArrowheads="1"/>
-                    </pic:cNvPicPr>
-                  </pic:nvPicPr>
-                  <pic:blipFill>
-                    <a:blip r:embed="rId4" cstate="print">
-                      <a:extLst>
-                        <a:ext uri="{28A0092B-C50C-407E-A947-70E740481C1C}">
-                          <a14:useLocalDpi xmlns:a14="http://schemas.microsoft.com/office/drawing/2010/main" val="0"/>
-                        </a:ext>
-                      </a:extLst>
-                    </a:blip>
-                    <a:srcRect/>
-                    <a:stretch>
-                      <a:fillRect/>
-                    </a:stretch>
-                  </pic:blipFill>
-                  <pic:spPr bwMode="auto">
-                    <a:xfrm>
-                      <a:off x="0" y="0"/>
-                      <a:ext cx="1828800" cy="960120"/>
-                    </a:xfrm>
-                    <a:prstGeom prst="rect">
-                      <a:avLst/>
-                    </a:prstGeom>
-                    <a:noFill/>
-                    <a:ln>
-                      <a:noFill/>
-                    </a:ln>
-                  </pic:spPr>
-                </pic:pic>
-              </a:graphicData>
-            </a:graphic>
-            <wp14:sizeRelH relativeFrom="margin">
-              <wp14:pctWidth>0</wp14:pctWidth>
-            </wp14:sizeRelH>
-            <wp14:sizeRelV relativeFrom="margin">
-              <wp14:pctHeight>0</wp14:pctHeight>
-            </wp14:sizeRelV>
-          </wp:anchor>
-        </w:drawing>
-      </w:r>
-      <w:r>
-        <w:rPr>
-          <w:b/>
-          <w:bCs/>
-        </w:rPr>
-        <w:t>Levels Offered:</w:t>
-      </w:r>
-      <w:r>
-        <w:t xml:space="preserve"> Grades 4–8 </w:t>
-      </w:r>
-      <w:r>
-        <w:rPr>
-          <w:b/>
-          <w:bCs/>
-        </w:rPr>
-        <w:t>Category:</w:t>
-      </w:r>
-      <w:r>
-        <w:t xml:space="preserve"> IT </w:t>
-      </w:r>
-    </w:p>
-    <w:p>
-      <w:r>
-        <w:rPr>
-          <w:b/>
-          <w:bCs/>
-        </w:rPr>
-        <w:t>Description:</w:t>
-      </w:r>
-      <w:r>
-        <w:t xml:space="preserve"> Robotics Club introduces students to engineering, coding, and problem</w:t>
-      </w:r>
-      <w:r>
-        <w:noBreakHyphen/>
-        <w:t>solving through hands</w:t>
-      </w:r>
-      <w:r>
-        <w:noBreakHyphen/>
-        <w:t>on robot</w:t>
-      </w:r>
-      <w:r>
-        <w:noBreakHyphen/>
-        <w:t>building challenges. Participants design, assemble, and program robots to complete tasks, learning teamwork and critical thinking along the way.</w:t>
-      </w:r>
-    </w:p>
-    <w:p>
-      <w:r>
-        <w:rPr>
-          <w:b/>
-          <w:bCs/>
-        </w:rPr>
-        <w:t>Schedule:</w:t>
-      </w:r>
-      <w:r>
-        <w:t xml:space="preserve"> This club offers </w:t>
-      </w:r>
-      <w:r>
-        <w:rPr>
-          <w:b/>
-          <w:bCs/>
-        </w:rPr>
-        <w:t>9 lessons</w:t>
-      </w:r>
-      <w:r>
-        <w:t xml:space="preserve">, beginning </w:t>
-      </w:r>
-      <w:r>
-        <w:rPr>
-          <w:b/>
-          <w:bCs/>
-        </w:rPr>
-        <w:t>September 14</w:t>
-      </w:r>
-      <w:r>
-        <w:t xml:space="preserve">, </w:t>
-      </w:r>
-      <w:proofErr w:type="gramStart"/>
-      <w:r>
-        <w:t>meeting</w:t>
-      </w:r>
-      <w:proofErr w:type="gramEnd"/>
-      <w:r>
-        <w:t xml:space="preserve"> every </w:t>
-      </w:r>
-      <w:r>
-        <w:rPr>
-          <w:b/>
-          <w:bCs/>
-        </w:rPr>
-        <w:t>Saturday from 8:00 a.m. to 9:30 a.m.</w:t>
-      </w:r>
-    </w:p>
-    <w:p>
-      <w:r>
-        <w:rPr>
-          <w:b/>
-          <w:bCs/>
-        </w:rPr>
-        <w:t>Cost:</w:t>
-      </w:r>
-      <w:r>
-        <w:t xml:space="preserve"> $300 </w:t>
-      </w:r>
-      <w:r>
-        <w:rPr>
-          <w:b/>
-          <w:bCs/>
-        </w:rPr>
-        <w:t>Optional Extras:</w:t>
-      </w:r>
-      <w:r>
-        <w:t xml:space="preserve"> Robotics kit rental ($20)</w:t>
-      </w:r>
-    </w:p>
-    <w:p>
-      <w:pPr>
-        <w:rPr>
-          <w:b/>
-          <w:bCs/>
-        </w:rPr>
-      </w:pPr>
-    </w:p>
-    <w:p>
-      <w:pPr>
-        <w:rPr>
-          <w:b/>
-          <w:bCs/>
-        </w:rPr>
-      </w:pPr>
-      <w:r>
-        <w:rPr>
-          <w:noProof/>
-        </w:rPr>
-        <w:drawing>
-          <wp:anchor distT="0" distB="0" distL="114300" distR="114300" simplePos="0" relativeHeight="251668480" behindDoc="1" locked="0" layoutInCell="1" allowOverlap="1" wp14:anchorId="16F8348F" wp14:editId="79A596D7">
-            <wp:simplePos x="0" y="0"/>
-            <wp:positionH relativeFrom="column">
-              <wp:posOffset>4160520</wp:posOffset>
-            </wp:positionH>
-            <wp:positionV relativeFrom="paragraph">
-              <wp:posOffset>378460</wp:posOffset>
-            </wp:positionV>
-            <wp:extent cx="1828800" cy="1828800"/>
-            <wp:effectExtent l="0" t="0" r="0" b="0"/>
-            <wp:wrapTight wrapText="bothSides">
-              <wp:wrapPolygon edited="0">
-                <wp:start x="4050" y="1575"/>
-                <wp:lineTo x="3150" y="2250"/>
-                <wp:lineTo x="3150" y="12825"/>
-                <wp:lineTo x="3600" y="17550"/>
-                <wp:lineTo x="3825" y="19800"/>
-                <wp:lineTo x="4050" y="20250"/>
-                <wp:lineTo x="18000" y="20250"/>
-                <wp:lineTo x="19125" y="8775"/>
-                <wp:lineTo x="16200" y="4950"/>
-                <wp:lineTo x="12150" y="2250"/>
-                <wp:lineTo x="10575" y="1575"/>
-                <wp:lineTo x="4050" y="1575"/>
-              </wp:wrapPolygon>
-            </wp:wrapTight>
-            <wp:docPr id="703285562" name="Picture 13" descr="page_python FREE Stock Icon, page, python picture"/>
-            <wp:cNvGraphicFramePr>
-              <a:graphicFrameLocks xmlns:a="http://schemas.openxmlformats.org/drawingml/2006/main" noChangeAspect="1"/>
-            </wp:cNvGraphicFramePr>
-            <a:graphic xmlns:a="http://schemas.openxmlformats.org/drawingml/2006/main">
-              <a:graphicData uri="http://schemas.openxmlformats.org/drawingml/2006/picture">
-                <pic:pic xmlns:pic="http://schemas.openxmlformats.org/drawingml/2006/picture">
-                  <pic:nvPicPr>
-                    <pic:cNvPr id="0" name="Picture 30" descr="page_python FREE Stock Icon, page, python picture"/>
-                    <pic:cNvPicPr>
-                      <a:picLocks noChangeAspect="1" noChangeArrowheads="1"/>
-                    </pic:cNvPicPr>
-                  </pic:nvPicPr>
-                  <pic:blipFill>
-                    <a:blip r:embed="rId5" cstate="print">
-                      <a:extLst>
-                        <a:ext uri="{28A0092B-C50C-407E-A947-70E740481C1C}">
-                          <a14:useLocalDpi xmlns:a14="http://schemas.microsoft.com/office/drawing/2010/main" val="0"/>
-                        </a:ext>
-                      </a:extLst>
-                    </a:blip>
-                    <a:srcRect/>
-                    <a:stretch>
-                      <a:fillRect/>
-                    </a:stretch>
-                  </pic:blipFill>
-                  <pic:spPr bwMode="auto">
-                    <a:xfrm>
-                      <a:off x="0" y="0"/>
-                      <a:ext cx="1828800" cy="1828800"/>
-                    </a:xfrm>
-                    <a:prstGeom prst="rect">
-                      <a:avLst/>
-                    </a:prstGeom>
-                    <a:noFill/>
-                    <a:ln>
-                      <a:noFill/>
-                    </a:ln>
-                  </pic:spPr>
-                </pic:pic>
-              </a:graphicData>
-            </a:graphic>
-          </wp:anchor>
-        </w:drawing>
-      </w:r>
-      <w:r>
-        <w:rPr>
-          <w:b/>
-          <w:bCs/>
-        </w:rPr>
-        <w:t>Beginner Coding with Python</w:t>
-      </w:r>
-      <w:r>
-        <w:rPr>
-          <w:b/>
-          <w:bCs/>
-        </w:rPr>
-        <w:t xml:space="preserve"> </w:t>
-      </w:r>
-      <w:r>
-        <w:t>(id=</w:t>
-      </w:r>
-      <w:r>
-        <w:t>42</w:t>
-      </w:r>
-      <w:r>
-        <w:t>)</w:t>
-      </w:r>
-    </w:p>
-    <w:p>
-      <w:r>
-        <w:rPr>
-          <w:b/>
-          <w:bCs/>
-        </w:rPr>
-        <w:t>Levels Offered:</w:t>
-      </w:r>
-      <w:r>
-        <w:t xml:space="preserve"> Grades 6–12 </w:t>
-      </w:r>
-      <w:r>
-        <w:rPr>
-          <w:b/>
-          <w:bCs/>
-        </w:rPr>
-        <w:t>Category:</w:t>
-      </w:r>
-      <w:r>
-        <w:t xml:space="preserve"> IT </w:t>
-      </w:r>
-    </w:p>
-    <w:p>
-      <w:r>
-        <w:rPr>
-          <w:b/>
-          <w:bCs/>
-        </w:rPr>
-        <w:t>Description:</w:t>
-      </w:r>
-      <w:r>
-        <w:t xml:space="preserve"> This course introduces students to programming fundamentals using Python. They learn variables, loops, conditionals, and simple algorithms while building small projects such as games and calculators.</w:t>
-      </w:r>
-    </w:p>
-    <w:p>
-      <w:r>
-        <w:rPr>
-          <w:b/>
-          <w:bCs/>
-        </w:rPr>
-        <w:t>Schedule:</w:t>
-      </w:r>
-      <w:r>
-        <w:t xml:space="preserve"> The course includes </w:t>
-      </w:r>
-      <w:r>
-        <w:rPr>
-          <w:b/>
-          <w:bCs/>
-        </w:rPr>
-        <w:t>10 lessons</w:t>
-      </w:r>
-      <w:r>
-        <w:t xml:space="preserve">, starting </w:t>
-      </w:r>
-      <w:r>
-        <w:rPr>
-          <w:b/>
-          <w:bCs/>
-        </w:rPr>
-        <w:t>September 14</w:t>
-      </w:r>
-      <w:r>
-        <w:t xml:space="preserve">, held every </w:t>
-      </w:r>
-      <w:r>
-        <w:rPr>
-          <w:b/>
-          <w:bCs/>
-        </w:rPr>
-        <w:t>Saturday from 8:00 a.m. to 9:30 a.m.</w:t>
-      </w:r>
-    </w:p>
-    <w:p>
-      <w:r>
-        <w:rPr>
-          <w:b/>
-          <w:bCs/>
-        </w:rPr>
-        <w:t>Cost:</w:t>
-      </w:r>
-      <w:r>
-        <w:t xml:space="preserve"> $280 </w:t>
-      </w:r>
-      <w:r>
-        <w:rPr>
-          <w:b/>
-          <w:bCs/>
-        </w:rPr>
-        <w:t>Optional Extras:</w:t>
-      </w:r>
-      <w:r>
-        <w:t xml:space="preserve"> USB drive ($10)</w:t>
-      </w:r>
-    </w:p>
-    <w:p>
-      <w:pPr>
-        <w:rPr>
-          <w:b/>
-          <w:bCs/>
-        </w:rPr>
-      </w:pPr>
-    </w:p>
-    <w:p>
-      <w:pPr>
-        <w:rPr>
-          <w:b/>
-          <w:bCs/>
-        </w:rPr>
-      </w:pPr>
-      <w:r>
-        <w:rPr>
-          <w:b/>
-          <w:bCs/>
-        </w:rPr>
-        <w:t>3D Printing &amp; Design</w:t>
-      </w:r>
-      <w:r>
-        <w:rPr>
-          <w:b/>
-          <w:bCs/>
-        </w:rPr>
-        <w:t xml:space="preserve"> </w:t>
-      </w:r>
-      <w:r>
-        <w:t>(id=</w:t>
-      </w:r>
-      <w:r>
-        <w:t>43</w:t>
-      </w:r>
-      <w:r>
-        <w:t>)</w:t>
-      </w:r>
-    </w:p>
-    <w:p>
-      <w:r>
-        <w:rPr>
-          <w:b/>
-          <w:bCs/>
-        </w:rPr>
-        <w:t>Levels Offered:</w:t>
-      </w:r>
-      <w:r>
-        <w:t xml:space="preserve"> Grades 5–12 </w:t>
-      </w:r>
-      <w:r>
-        <w:rPr>
-          <w:b/>
-          <w:bCs/>
-        </w:rPr>
-        <w:t>Category:</w:t>
-      </w:r>
-      <w:r>
-        <w:t xml:space="preserve"> IT </w:t>
-      </w:r>
-    </w:p>
-    <w:p>
-      <w:r>
-        <w:rPr>
-          <w:b/>
-          <w:bCs/>
-        </w:rPr>
-        <w:lastRenderedPageBreak/>
-        <w:t>Description:</w:t>
-      </w:r>
-      <w:r>
-        <w:t xml:space="preserve"> Students learn 3D modeling and printing fundamentals, creating their own small prototypes and designs. The activity encourages creativity, spatial reasoning, and hands</w:t>
-      </w:r>
-      <w:r>
-        <w:noBreakHyphen/>
-        <w:t>on experimentation.</w:t>
-      </w:r>
-    </w:p>
-    <w:p>
-      <w:r>
-        <w:rPr>
-          <w:b/>
-          <w:bCs/>
-        </w:rPr>
-        <w:t>Schedule:</w:t>
-      </w:r>
-      <w:r>
-        <w:t xml:space="preserve"> This course includes </w:t>
-      </w:r>
-      <w:r>
-        <w:rPr>
-          <w:b/>
-          <w:bCs/>
-        </w:rPr>
-        <w:t>9 lessons</w:t>
-      </w:r>
-      <w:r>
-        <w:t xml:space="preserve">, beginning </w:t>
-      </w:r>
-      <w:r>
-        <w:rPr>
-          <w:b/>
-          <w:bCs/>
-        </w:rPr>
-        <w:t>September 14</w:t>
-      </w:r>
-      <w:r>
-        <w:t xml:space="preserve">, held every </w:t>
-      </w:r>
-      <w:r>
-        <w:rPr>
-          <w:b/>
-          <w:bCs/>
-        </w:rPr>
-        <w:t>Saturday from 8:00 a.m. to 9:30 a.m.</w:t>
-      </w:r>
-    </w:p>
-    <w:p>
-      <w:r>
-        <w:rPr>
-          <w:b/>
-          <w:bCs/>
-        </w:rPr>
-        <w:t>Cost:</w:t>
-      </w:r>
-      <w:r>
-        <w:t xml:space="preserve"> $290 </w:t>
-      </w:r>
-      <w:r>
-        <w:rPr>
-          <w:b/>
-          <w:bCs/>
-        </w:rPr>
-        <w:t>Optional Extras:</w:t>
-      </w:r>
-      <w:r>
-        <w:t xml:space="preserve"> Filament pack ($18)</w:t>
-      </w:r>
-    </w:p>
-    <w:p>
-      <w:pPr>
-        <w:pStyle w:val="Heading2"/>
-        <w:rPr>
-          <w:b/>
-          <w:bCs/>
-        </w:rPr>
-      </w:pPr>
-      <w:r>
-        <w:rPr>
-          <w:b/>
-          <w:bCs/>
-        </w:rPr>
-        <w:t>ACADEMIC ENRICHMENT</w:t>
-      </w:r>
-    </w:p>
-    <w:p>
-      <w:pPr>
-        <w:rPr>
-          <w:b/>
-          <w:bCs/>
-        </w:rPr>
-      </w:pPr>
-      <w:r>
-        <w:rPr>
-          <w:b/>
-          <w:bCs/>
-        </w:rPr>
-        <w:t>Chess Strategy Lab</w:t>
-      </w:r>
-      <w:r>
-        <w:rPr>
-          <w:b/>
-          <w:bCs/>
-        </w:rPr>
-        <w:t xml:space="preserve"> </w:t>
-      </w:r>
-      <w:r>
-        <w:t>(id=</w:t>
-      </w:r>
-      <w:r>
-        <w:t>51</w:t>
-      </w:r>
-      <w:r>
-        <w:t>)</w:t>
-      </w:r>
-    </w:p>
-    <w:p>
-      <w:r>
-        <w:rPr>
-          <w:b/>
-          <w:bCs/>
-        </w:rPr>
-        <w:t>Levels Offered:</w:t>
-      </w:r>
-      <w:r>
-        <w:t xml:space="preserve"> Grades 3–12 </w:t>
-      </w:r>
-      <w:r>
-        <w:rPr>
-          <w:b/>
-          <w:bCs/>
-        </w:rPr>
-        <w:t>Category:</w:t>
-      </w:r>
-      <w:r>
-        <w:t xml:space="preserve"> Academic Enrichment </w:t>
-      </w:r>
-    </w:p>
-    <w:p>
-      <w:r>
-        <w:rPr>
-          <w:b/>
-          <w:bCs/>
-        </w:rPr>
-        <w:t>Description:</w:t>
-      </w:r>
-      <w:r>
-        <w:t xml:space="preserve"> Chess Strategy Lab teaches students how to think ahead, analyze patterns, and develop strategic reasoning. Through puzzles, guided matches, and tournaments, students strengthen concentration and problem</w:t>
-      </w:r>
-      <w:r>
-        <w:noBreakHyphen/>
-        <w:t>solving skills.</w:t>
-      </w:r>
-    </w:p>
-    <w:p>
-      <w:r>
-        <w:rPr>
-          <w:b/>
-          <w:bCs/>
-        </w:rPr>
-        <w:t>Schedule:</w:t>
-      </w:r>
-      <w:r>
-        <w:t xml:space="preserve"> The lab includes </w:t>
-      </w:r>
-      <w:r>
-        <w:rPr>
-          <w:b/>
-          <w:bCs/>
-        </w:rPr>
-        <w:t>8 lessons</w:t>
-      </w:r>
-      <w:r>
-        <w:t xml:space="preserve">, beginning </w:t>
-      </w:r>
-      <w:r>
-        <w:rPr>
-          <w:b/>
-          <w:bCs/>
-        </w:rPr>
-        <w:t>September 11</w:t>
-      </w:r>
-      <w:r>
-        <w:t xml:space="preserve">, with sessions every </w:t>
-      </w:r>
-      <w:r>
-        <w:rPr>
-          <w:b/>
-          <w:bCs/>
-        </w:rPr>
-        <w:t>Wednesday from 2:30 p.m. to 3:30 p.m.</w:t>
-      </w:r>
-    </w:p>
-    <w:p>
-      <w:r>
-        <w:rPr>
-          <w:b/>
-          <w:bCs/>
-        </w:rPr>
-        <w:t>Cost:</w:t>
-      </w:r>
-      <w:r>
-        <w:t xml:space="preserve"> $160 </w:t>
-      </w:r>
-      <w:r>
-        <w:rPr>
-          <w:b/>
-          <w:bCs/>
-        </w:rPr>
-        <w:t>Optional Extras:</w:t>
-      </w:r>
-      <w:r>
-        <w:t xml:space="preserve"> Tournament set ($18)</w:t>
-      </w:r>
-    </w:p>
-    <w:p>
-      <w:pPr>
-        <w:rPr>
-          <w:b/>
-          <w:bCs/>
-        </w:rPr>
-      </w:pPr>
-    </w:p>
-    <w:p>
-      <w:pPr>
-        <w:rPr>
-          <w:b/>
-          <w:bCs/>
-        </w:rPr>
-      </w:pPr>
-      <w:r>
-        <w:rPr>
-          <w:b/>
-          <w:bCs/>
-        </w:rPr>
-        <w:t>Creative Writing Circle</w:t>
-      </w:r>
-      <w:r>
-        <w:rPr>
-          <w:b/>
-          <w:bCs/>
-        </w:rPr>
-        <w:t xml:space="preserve"> </w:t>
-      </w:r>
-      <w:r>
-        <w:t>(id=</w:t>
-      </w:r>
-      <w:r>
-        <w:t>52</w:t>
-      </w:r>
-      <w:r>
-        <w:t>)</w:t>
-      </w:r>
-    </w:p>
-    <w:p>
-      <w:r>
-        <w:rPr>
-          <w:b/>
-          <w:bCs/>
-        </w:rPr>
-        <w:t>Levels Offered:</w:t>
-      </w:r>
-      <w:r>
-        <w:t xml:space="preserve"> Grades 5–12 </w:t>
-      </w:r>
-      <w:r>
-        <w:rPr>
-          <w:b/>
-          <w:bCs/>
-        </w:rPr>
-        <w:t>Category:</w:t>
-      </w:r>
-      <w:r>
-        <w:t xml:space="preserve"> Academic Enrichment </w:t>
-      </w:r>
-    </w:p>
-    <w:p>
-      <w:r>
-        <w:rPr>
-          <w:b/>
-          <w:bCs/>
-        </w:rPr>
-        <w:t>Description:</w:t>
-      </w:r>
-      <w:r>
-        <w:t xml:space="preserve"> Creative Writing Circle helps students develop their voice through poetry, short stories, and narrative exercises. They learn structure, imagery, and revision techniques while exploring their imagination.</w:t>
-      </w:r>
-    </w:p>
-    <w:p>
-      <w:r>
-        <w:rPr>
-          <w:b/>
-          <w:bCs/>
-        </w:rPr>
-        <w:t>Schedule:</w:t>
-      </w:r>
-      <w:r>
-        <w:t xml:space="preserve"> The circle includes </w:t>
-      </w:r>
-      <w:r>
-        <w:rPr>
-          <w:b/>
-          <w:bCs/>
-        </w:rPr>
-        <w:t>6 lessons</w:t>
-      </w:r>
-      <w:r>
-        <w:t xml:space="preserve">, beginning </w:t>
-      </w:r>
-      <w:r>
-        <w:rPr>
-          <w:b/>
-          <w:bCs/>
-        </w:rPr>
-        <w:t>September 11</w:t>
-      </w:r>
-      <w:r>
-        <w:t xml:space="preserve">, meeting every </w:t>
-      </w:r>
-      <w:r>
-        <w:rPr>
-          <w:b/>
-          <w:bCs/>
-        </w:rPr>
-        <w:t>Wednesday from 2:30 p.m. to 3:30 p.m.</w:t>
-      </w:r>
-    </w:p>
-    <w:p>
-      <w:r>
-        <w:rPr>
-          <w:b/>
-          <w:bCs/>
-        </w:rPr>
-        <w:t>Cost:</w:t>
-      </w:r>
-      <w:r>
-        <w:t xml:space="preserve"> $150 </w:t>
-      </w:r>
-      <w:r>
-        <w:rPr>
-          <w:b/>
-          <w:bCs/>
-        </w:rPr>
-        <w:t>Optional Extras:</w:t>
-      </w:r>
-      <w:r>
-        <w:t xml:space="preserve"> Writing journal ($8)</w:t>
-      </w:r>
-    </w:p>
-    <w:p>
-      <w:pPr>
-        <w:rPr>
-          <w:b/>
-          <w:bCs/>
-        </w:rPr>
-      </w:pPr>
-    </w:p>
-    <w:p>
-      <w:pPr>
-        <w:rPr>
-          <w:b/>
-          <w:bCs/>
-        </w:rPr>
-      </w:pPr>
-      <w:r>
-        <w:rPr>
-          <w:b/>
-          <w:bCs/>
-        </w:rPr>
-        <w:t>Advanced Math Problem</w:t>
-      </w:r>
-      <w:r>
-        <w:rPr>
-          <w:b/>
-          <w:bCs/>
-        </w:rPr>
-        <w:noBreakHyphen/>
-        <w:t>Solving</w:t>
-      </w:r>
-      <w:r>
-        <w:rPr>
-          <w:b/>
-          <w:bCs/>
-        </w:rPr>
-        <w:t xml:space="preserve"> </w:t>
-      </w:r>
-      <w:r>
-        <w:t>(id=</w:t>
-      </w:r>
-      <w:r>
-        <w:t>53</w:t>
-      </w:r>
-      <w:r>
-        <w:t>)</w:t>
-      </w:r>
-    </w:p>
-    <w:p>
-      <w:r>
-        <w:rPr>
-          <w:b/>
-          <w:bCs/>
-        </w:rPr>
-        <w:t>Levels Offered:</w:t>
-      </w:r>
-      <w:r>
-        <w:t xml:space="preserve"> Grades 6–12 </w:t>
-      </w:r>
-      <w:r>
-        <w:rPr>
-          <w:b/>
-          <w:bCs/>
-        </w:rPr>
-        <w:t>Category:</w:t>
-      </w:r>
-      <w:r>
-        <w:t xml:space="preserve"> Academic Enrichment </w:t>
-      </w:r>
-    </w:p>
-    <w:p>
-      <w:r>
-        <w:rPr>
-          <w:b/>
-          <w:bCs/>
-        </w:rPr>
-        <w:t>Description:</w:t>
-      </w:r>
-      <w:r>
-        <w:t xml:space="preserve"> This course challenges students with logic puzzles, competition</w:t>
-      </w:r>
-      <w:r>
-        <w:noBreakHyphen/>
-        <w:t>style problems, and advanced reasoning tasks that strengthen analytical thinking and mathematical creativity.</w:t>
-      </w:r>
-    </w:p>
-    <w:p>
-      <w:r>
-        <w:rPr>
-          <w:b/>
-          <w:bCs/>
-        </w:rPr>
-        <w:t>Schedule:</w:t>
-      </w:r>
-      <w:r>
-        <w:t xml:space="preserve"> The course includes </w:t>
-      </w:r>
-      <w:r>
-        <w:rPr>
-          <w:b/>
-          <w:bCs/>
-        </w:rPr>
-        <w:t>10 lessons</w:t>
-      </w:r>
-      <w:r>
-        <w:t xml:space="preserve">, starting </w:t>
-      </w:r>
-      <w:r>
-        <w:rPr>
-          <w:b/>
-          <w:bCs/>
-        </w:rPr>
-        <w:t>September 11</w:t>
-      </w:r>
-      <w:r>
-        <w:t xml:space="preserve">, meeting every </w:t>
-      </w:r>
-      <w:r>
-        <w:rPr>
-          <w:b/>
-          <w:bCs/>
-        </w:rPr>
-        <w:t>Wednesday from 2:30 p.m. to 3:30 p.m.</w:t>
-      </w:r>
-    </w:p>
-    <w:p>
-      <w:r>
-        <w:rPr>
-          <w:b/>
-          <w:bCs/>
-        </w:rPr>
-        <w:t>Cost:</w:t>
-      </w:r>
-      <w:r>
-        <w:t xml:space="preserve"> $270 </w:t>
-      </w:r>
-      <w:r>
-        <w:rPr>
-          <w:b/>
-          <w:bCs/>
-        </w:rPr>
-        <w:t>Optional Extras:</w:t>
-      </w:r>
-      <w:r>
-        <w:t xml:space="preserve"> Workbook ($12)</w:t>
-      </w:r>
-    </w:p>
-    <w:p>
-      <w:pPr>
-        <w:pStyle w:val="Heading2"/>
-        <w:rPr>
-          <w:b/>
-          <w:bCs/>
-        </w:rPr>
-      </w:pPr>
-      <w:r>
-        <w:rPr>
-          <w:b/>
-          <w:bCs/>
-        </w:rPr>
-        <w:t>SCIENCE</w:t>
-      </w:r>
-    </w:p>
-    <w:p>
-      <w:pPr>
-        <w:rPr>
-          <w:b/>
-          <w:bCs/>
-        </w:rPr>
-      </w:pPr>
-      <w:r>
-        <w:rPr>
-          <w:b/>
-          <w:bCs/>
-        </w:rPr>
-        <w:t>Environmental Science Explorers</w:t>
-      </w:r>
-      <w:r>
-        <w:rPr>
-          <w:b/>
-          <w:bCs/>
-        </w:rPr>
-        <w:t xml:space="preserve"> </w:t>
-      </w:r>
-      <w:r>
-        <w:t>(id=</w:t>
-      </w:r>
-      <w:r>
-        <w:t>61</w:t>
-      </w:r>
-      <w:r>
-        <w:t>)</w:t>
-      </w:r>
-    </w:p>
-    <w:p>
-      <w:r>
-        <w:rPr>
-          <w:b/>
-          <w:bCs/>
-        </w:rPr>
-        <w:t>Levels Offered:</w:t>
-      </w:r>
-      <w:r>
-        <w:t xml:space="preserve"> Grades 3–8 </w:t>
-      </w:r>
-      <w:r>
-        <w:rPr>
-          <w:b/>
-          <w:bCs/>
-        </w:rPr>
-        <w:t>Category:</w:t>
-      </w:r>
-      <w:r>
-        <w:t xml:space="preserve"> Science </w:t>
-      </w:r>
-    </w:p>
-    <w:p>
-      <w:r>
-        <w:rPr>
-          <w:b/>
-          <w:bCs/>
-        </w:rPr>
-        <w:t>Description:</w:t>
-      </w:r>
-      <w:r>
-        <w:t xml:space="preserve"> Students explore ecosystems, sustainability, and environmental stewardship through hands</w:t>
-      </w:r>
-      <w:r>
-        <w:noBreakHyphen/>
-        <w:t>on experiments and outdoor observations. The activity encourages curiosity and responsibility toward the natural world.</w:t>
-      </w:r>
-    </w:p>
-    <w:p>
-      <w:r>
-        <w:rPr>
-          <w:b/>
-          <w:bCs/>
-        </w:rPr>
-        <w:t>Schedule:</w:t>
-      </w:r>
-      <w:r>
-        <w:t xml:space="preserve"> This program includes </w:t>
-      </w:r>
-      <w:r>
-        <w:rPr>
-          <w:b/>
-          <w:bCs/>
-        </w:rPr>
-        <w:t>6 lessons</w:t>
-      </w:r>
-      <w:r>
-        <w:t xml:space="preserve">, beginning </w:t>
-      </w:r>
-      <w:r>
-        <w:rPr>
-          <w:b/>
-          <w:bCs/>
-        </w:rPr>
-        <w:t>September 14</w:t>
-      </w:r>
-      <w:r>
-        <w:t xml:space="preserve">, held every </w:t>
-      </w:r>
-      <w:r>
-        <w:rPr>
-          <w:b/>
-          <w:bCs/>
-        </w:rPr>
-        <w:t>Saturday from 10:00 a.m. to 11:30 a.m.</w:t>
-      </w:r>
-    </w:p>
-    <w:p>
-      <w:r>
-        <w:rPr>
-          <w:b/>
-          <w:bCs/>
-        </w:rPr>
-        <w:t>Cost:</w:t>
-      </w:r>
-      <w:r>
-        <w:t xml:space="preserve"> $200 </w:t>
-      </w:r>
-      <w:r>
-        <w:rPr>
-          <w:b/>
-          <w:bCs/>
-        </w:rPr>
-        <w:t>Optional Extras:</w:t>
-      </w:r>
-      <w:r>
-        <w:t xml:space="preserve"> Field notebook ($6)</w:t>
-      </w:r>
-    </w:p>
-    <w:p>
-      <w:pPr>
-        <w:rPr>
-          <w:b/>
-          <w:bCs/>
-        </w:rPr>
-      </w:pPr>
-    </w:p>
-    <w:p>
-      <w:pPr>
-        <w:rPr>
-          <w:b/>
-          <w:bCs/>
-        </w:rPr>
-      </w:pPr>
-      <w:r>
-        <w:rPr>
-          <w:b/>
-          <w:bCs/>
-        </w:rPr>
-        <w:t>STEM Experiments Lab</w:t>
-      </w:r>
-      <w:r>
-        <w:rPr>
-          <w:b/>
-          <w:bCs/>
-        </w:rPr>
-        <w:t xml:space="preserve"> </w:t>
-      </w:r>
-      <w:r>
-        <w:t>(id=</w:t>
-      </w:r>
-      <w:r>
-        <w:t>62</w:t>
-      </w:r>
-      <w:r>
-        <w:t>)</w:t>
-      </w:r>
-    </w:p>
-    <w:p>
-      <w:r>
-        <w:rPr>
-          <w:b/>
-          <w:bCs/>
-        </w:rPr>
-        <w:t>Levels Offered:</w:t>
-      </w:r>
-      <w:r>
-        <w:t xml:space="preserve"> Grades 3–10 </w:t>
-      </w:r>
-      <w:r>
-        <w:rPr>
-          <w:b/>
-          <w:bCs/>
-        </w:rPr>
-        <w:t>Category:</w:t>
-      </w:r>
-      <w:r>
-        <w:t xml:space="preserve"> Science </w:t>
-      </w:r>
-    </w:p>
-    <w:p>
-      <w:r>
-        <w:rPr>
-          <w:b/>
-          <w:bCs/>
-        </w:rPr>
-        <w:t>Description:</w:t>
-      </w:r>
-      <w:r>
-        <w:t xml:space="preserve"> STEM Lab engages students in hands</w:t>
-      </w:r>
-      <w:r>
-        <w:noBreakHyphen/>
-        <w:t>on experiments involving physics, chemistry, and engineering concepts. Each session includes a guided experiment and reflection to deepen understanding.</w:t>
-      </w:r>
-    </w:p>
-    <w:p>
-      <w:r>
-        <w:rPr>
-          <w:b/>
-          <w:bCs/>
-        </w:rPr>
-        <w:lastRenderedPageBreak/>
-        <w:t>Schedule:</w:t>
-      </w:r>
-      <w:r>
         <w:t xml:space="preserve"> The lab includes </w:t>
       </w:r>
       <w:r>
@@ -2822,11 +2638,7 @@
         <w:t>Category:</w:t>
       </w:r>
       <w:r>
-        <w:t xml:space="preserve"> Life </w:t>
-      </w:r>
-      <w:proofErr w:type="gramStart"/>
-      <w:r>
-        <w:t xml:space="preserve">Skills </w:t>
+        <w:t xml:space="preserve"> Life Skills </w:t>
       </w:r>
       <w:r>
         <w:rPr>
@@ -2840,15 +2652,7 @@
           <w:b/>
           <w:bCs/>
         </w:rPr>
-        <w:t>Description</w:t>
-      </w:r>
-      <w:proofErr w:type="gramEnd"/>
-      <w:r>
-        <w:rPr>
-          <w:b/>
-          <w:bCs/>
-        </w:rPr>
-        <w:t>:</w:t>
+        <w:t>Description:</w:t>
       </w:r>
       <w:r>
         <w:t xml:space="preserve"> Students learn how to plant, care for, and harvest vegetables and herbs while exploring sustainability and ecology. The activity promotes responsibility and environmental awareness.</w:t>
@@ -3864,7 +3668,6 @@
   <w:style w:type="character" w:default="1" w:styleId="DefaultParagraphFont">
     <w:name w:val="Default Paragraph Font"/>
     <w:uiPriority w:val="1"/>
-    <w:semiHidden/>
     <w:unhideWhenUsed/>
   </w:style>
   <w:style w:type="table" w:default="1" w:styleId="TableNormal">
